--- a/source/primary_document/AVCDL.docx
+++ b/source/primary_document/AVCDL.docx
@@ -83,7 +83,7 @@
           <w:rFonts w:cs="Arial"/>
           <w:szCs w:val="22"/>
         </w:rPr>
-        <w:t>7</w:t>
+        <w:t>8</w:t>
       </w:r>
     </w:p>
     <w:p>
@@ -120,7 +120,7 @@
           <w:noProof/>
           <w:szCs w:val="22"/>
         </w:rPr>
-        <w:t>5/7/26 11:40 AM</w:t>
+        <w:t>5/8/26 8:17 AM</w:t>
       </w:r>
       <w:r>
         <w:rPr>
@@ -18267,7 +18267,7 @@
     </w:p>
     <w:p>
       <w:r>
-        <w:pict w14:anchorId="1E426236">
+        <w:pict w14:anchorId="46CD391F">
           <v:rect id="Horizontal Line 1" o:spid="_x0000_s1034" alt="" style="width:468pt;height:.05pt;visibility:visible;mso-wrap-style:square;mso-width-percent:0;mso-height-percent:0;mso-left-percent:-10001;mso-top-percent:-10001;mso-position-horizontal:absolute;mso-position-horizontal-relative:char;mso-position-vertical:absolute;mso-position-vertical-relative:line;mso-width-percent:0;mso-height-percent:0;mso-left-percent:-10001;mso-top-percent:-10001;v-text-anchor:top" filled="f">
             <o:lock v:ext="edit" rotation="t" aspectratio="t" verticies="t" text="t" shapetype="t"/>
             <w10:anchorlock/>
@@ -19141,7 +19141,7 @@
               <w:jc w:val="center"/>
             </w:pPr>
             <w:r>
-              <w:t>R</w:t>
+              <w:t>A</w:t>
             </w:r>
           </w:p>
         </w:tc>
@@ -19866,7 +19866,7 @@
               <w:jc w:val="center"/>
             </w:pPr>
             <w:r>
-              <w:t>R</w:t>
+              <w:t>A</w:t>
             </w:r>
           </w:p>
         </w:tc>
@@ -20394,7 +20394,7 @@
               <w:jc w:val="center"/>
             </w:pPr>
             <w:r>
-              <w:t>R</w:t>
+              <w:t>A</w:t>
             </w:r>
           </w:p>
         </w:tc>
@@ -21088,7 +21088,7 @@
               <w:jc w:val="center"/>
             </w:pPr>
             <w:r>
-              <w:t>R</w:t>
+              <w:t>A</w:t>
             </w:r>
           </w:p>
         </w:tc>
@@ -21587,7 +21587,7 @@
               <w:jc w:val="center"/>
             </w:pPr>
             <w:r>
-              <w:t>R</w:t>
+              <w:t>A</w:t>
             </w:r>
           </w:p>
         </w:tc>
@@ -22171,7 +22171,7 @@
               <w:jc w:val="center"/>
             </w:pPr>
             <w:r>
-              <w:t>R</w:t>
+              <w:t>A</w:t>
             </w:r>
           </w:p>
         </w:tc>
@@ -22744,7 +22744,7 @@
               <w:jc w:val="center"/>
             </w:pPr>
             <w:r>
-              <w:t>R</w:t>
+              <w:t>A</w:t>
             </w:r>
           </w:p>
         </w:tc>
@@ -23486,7 +23486,7 @@
               <w:jc w:val="center"/>
             </w:pPr>
             <w:r>
-              <w:t>R</w:t>
+              <w:t>A</w:t>
             </w:r>
           </w:p>
         </w:tc>
@@ -24055,7 +24055,7 @@
               <w:jc w:val="center"/>
             </w:pPr>
             <w:r>
-              <w:t>R</w:t>
+              <w:t>A</w:t>
             </w:r>
           </w:p>
         </w:tc>
@@ -24524,7 +24524,7 @@
               <w:jc w:val="center"/>
             </w:pPr>
             <w:r>
-              <w:t>R</w:t>
+              <w:t>A</w:t>
             </w:r>
           </w:p>
         </w:tc>
@@ -24969,7 +24969,7 @@
     </w:p>
     <w:p>
       <w:r>
-        <w:pict w14:anchorId="6120EB9C">
+        <w:pict w14:anchorId="2E2784BE">
           <v:rect id="Horizontal Line 2" o:spid="_x0000_s1033" alt="" style="width:468pt;height:.05pt;visibility:visible;mso-wrap-style:square;mso-width-percent:0;mso-height-percent:0;mso-left-percent:-10001;mso-top-percent:-10001;mso-position-horizontal:absolute;mso-position-horizontal-relative:char;mso-position-vertical:absolute;mso-position-vertical-relative:line;mso-width-percent:0;mso-height-percent:0;mso-left-percent:-10001;mso-top-percent:-10001;v-text-anchor:top" filled="f">
             <o:lock v:ext="edit" rotation="t" aspectratio="t" verticies="t" text="t" shapetype="t"/>
             <w10:anchorlock/>
@@ -25398,7 +25398,7 @@
               <w:jc w:val="center"/>
             </w:pPr>
             <w:r>
-              <w:t>R</w:t>
+              <w:t>A</w:t>
             </w:r>
           </w:p>
         </w:tc>
@@ -26039,7 +26039,7 @@
               <w:jc w:val="center"/>
             </w:pPr>
             <w:r>
-              <w:t>R</w:t>
+              <w:t>A</w:t>
             </w:r>
           </w:p>
         </w:tc>
@@ -26250,7 +26250,7 @@
     </w:p>
     <w:p>
       <w:r>
-        <w:pict w14:anchorId="15DEC18C">
+        <w:pict w14:anchorId="75816764">
           <v:rect id="Horizontal Line 3" o:spid="_x0000_s1032" alt="" style="width:468pt;height:.05pt;visibility:visible;mso-wrap-style:square;mso-width-percent:0;mso-height-percent:0;mso-left-percent:-10001;mso-top-percent:-10001;mso-position-horizontal:absolute;mso-position-horizontal-relative:char;mso-position-vertical:absolute;mso-position-vertical-relative:line;mso-width-percent:0;mso-height-percent:0;mso-left-percent:-10001;mso-top-percent:-10001;v-text-anchor:top" filled="f">
             <o:lock v:ext="edit" rotation="t" aspectratio="t" verticies="t" text="t" shapetype="t"/>
             <w10:anchorlock/>
@@ -26835,7 +26835,7 @@
               <w:jc w:val="center"/>
             </w:pPr>
             <w:r>
-              <w:t>R</w:t>
+              <w:t>A</w:t>
             </w:r>
           </w:p>
         </w:tc>
@@ -27314,7 +27314,7 @@
               <w:jc w:val="center"/>
             </w:pPr>
             <w:r>
-              <w:t>R</w:t>
+              <w:t>A</w:t>
             </w:r>
           </w:p>
         </w:tc>
@@ -27850,7 +27850,7 @@
               <w:jc w:val="center"/>
             </w:pPr>
             <w:r>
-              <w:t>R</w:t>
+              <w:t>A</w:t>
             </w:r>
           </w:p>
         </w:tc>
@@ -28579,7 +28579,7 @@
               <w:jc w:val="center"/>
             </w:pPr>
             <w:r>
-              <w:t>R</w:t>
+              <w:t>A</w:t>
             </w:r>
           </w:p>
         </w:tc>
@@ -29347,7 +29347,7 @@
               <w:jc w:val="center"/>
             </w:pPr>
             <w:r>
-              <w:t>R</w:t>
+              <w:t>A</w:t>
             </w:r>
           </w:p>
         </w:tc>
@@ -29614,7 +29614,7 @@
     </w:p>
     <w:p>
       <w:r>
-        <w:pict w14:anchorId="0C46728C">
+        <w:pict w14:anchorId="2B27354F">
           <v:rect id="Horizontal Line 4" o:spid="_x0000_s1031" alt="" style="width:468pt;height:.05pt;visibility:visible;mso-wrap-style:square;mso-width-percent:0;mso-height-percent:0;mso-left-percent:-10001;mso-top-percent:-10001;mso-position-horizontal:absolute;mso-position-horizontal-relative:char;mso-position-vertical:absolute;mso-position-vertical-relative:line;mso-width-percent:0;mso-height-percent:0;mso-left-percent:-10001;mso-top-percent:-10001;v-text-anchor:top" filled="f">
             <o:lock v:ext="edit" rotation="t" aspectratio="t" verticies="t" text="t" shapetype="t"/>
             <w10:anchorlock/>
@@ -30552,7 +30552,7 @@
               <w:jc w:val="center"/>
             </w:pPr>
             <w:r>
-              <w:t>R</w:t>
+              <w:t>A</w:t>
             </w:r>
           </w:p>
         </w:tc>
@@ -31163,7 +31163,7 @@
               <w:jc w:val="center"/>
             </w:pPr>
             <w:r>
-              <w:t>R</w:t>
+              <w:t>A</w:t>
             </w:r>
           </w:p>
         </w:tc>
@@ -31682,7 +31682,7 @@
               <w:jc w:val="center"/>
             </w:pPr>
             <w:r>
-              <w:t>R</w:t>
+              <w:t>A</w:t>
             </w:r>
           </w:p>
         </w:tc>
@@ -32215,7 +32215,7 @@
               <w:jc w:val="center"/>
             </w:pPr>
             <w:r>
-              <w:t>R</w:t>
+              <w:t>A</w:t>
             </w:r>
           </w:p>
         </w:tc>
@@ -32748,7 +32748,7 @@
               <w:jc w:val="center"/>
             </w:pPr>
             <w:r>
-              <w:t>R</w:t>
+              <w:t>A</w:t>
             </w:r>
           </w:p>
         </w:tc>
@@ -33250,7 +33250,7 @@
               <w:jc w:val="center"/>
             </w:pPr>
             <w:r>
-              <w:t>R</w:t>
+              <w:t>A</w:t>
             </w:r>
           </w:p>
         </w:tc>
@@ -33776,7 +33776,7 @@
               <w:jc w:val="center"/>
             </w:pPr>
             <w:r>
-              <w:t>R</w:t>
+              <w:t>A</w:t>
             </w:r>
           </w:p>
         </w:tc>
@@ -34351,7 +34351,7 @@
               <w:jc w:val="center"/>
             </w:pPr>
             <w:r>
-              <w:t>R</w:t>
+              <w:t>A</w:t>
             </w:r>
           </w:p>
         </w:tc>
@@ -34856,7 +34856,7 @@
               <w:jc w:val="center"/>
             </w:pPr>
             <w:r>
-              <w:t>R</w:t>
+              <w:t>A</w:t>
             </w:r>
           </w:p>
         </w:tc>
@@ -35184,8 +35184,8 @@
       <w:bookmarkStart w:id="221" w:name="_9.5_Verification_Phase"/>
       <w:bookmarkStart w:id="222" w:name="_9.4.11_Fuzz_Testing"/>
       <w:bookmarkStart w:id="223" w:name="avcdl-fuzz-testing-avcdl-verification-1"/>
-      <w:bookmarkStart w:id="224" w:name="avcdl-verification-phase"/>
-      <w:bookmarkStart w:id="225" w:name="_Toc229046592"/>
+      <w:bookmarkStart w:id="224" w:name="_Toc229046592"/>
+      <w:bookmarkStart w:id="225" w:name="avcdl-verification-phase"/>
       <w:bookmarkEnd w:id="218"/>
       <w:bookmarkEnd w:id="219"/>
       <w:bookmarkEnd w:id="220"/>
@@ -35211,7 +35211,7 @@
         <w:t>]</w:t>
       </w:r>
       <w:bookmarkEnd w:id="223"/>
-      <w:bookmarkEnd w:id="225"/>
+      <w:bookmarkEnd w:id="224"/>
     </w:p>
     <w:p>
       <w:pPr>
@@ -35410,7 +35410,7 @@
               <w:jc w:val="center"/>
             </w:pPr>
             <w:r>
-              <w:t>R</w:t>
+              <w:t>A</w:t>
             </w:r>
           </w:p>
         </w:tc>
@@ -36012,7 +36012,7 @@
               <w:jc w:val="center"/>
             </w:pPr>
             <w:r>
-              <w:t>R</w:t>
+              <w:t>A</w:t>
             </w:r>
           </w:p>
         </w:tc>
@@ -36368,7 +36368,7 @@
       <w:r>
         <w:t>Verification Phase</w:t>
       </w:r>
-      <w:bookmarkEnd w:id="224"/>
+      <w:bookmarkEnd w:id="225"/>
       <w:bookmarkEnd w:id="230"/>
     </w:p>
     <w:p>
@@ -36407,7 +36407,7 @@
     </w:p>
     <w:p>
       <w:r>
-        <w:pict w14:anchorId="748E4650">
+        <w:pict w14:anchorId="0C4C8241">
           <v:rect id="Horizontal Line 5" o:spid="_x0000_s1030" alt="" style="width:468pt;height:.05pt;visibility:visible;mso-wrap-style:square;mso-width-percent:0;mso-height-percent:0;mso-left-percent:-10001;mso-top-percent:-10001;mso-position-horizontal:absolute;mso-position-horizontal-relative:char;mso-position-vertical:absolute;mso-position-vertical-relative:line;mso-width-percent:0;mso-height-percent:0;mso-left-percent:-10001;mso-top-percent:-10001;v-text-anchor:top" filled="f">
             <o:lock v:ext="edit" rotation="t" aspectratio="t" verticies="t" text="t" shapetype="t"/>
             <w10:anchorlock/>
@@ -37055,7 +37055,7 @@
               <w:jc w:val="center"/>
             </w:pPr>
             <w:r>
-              <w:t>R</w:t>
+              <w:t>A</w:t>
             </w:r>
           </w:p>
         </w:tc>
@@ -37725,7 +37725,7 @@
               <w:jc w:val="center"/>
             </w:pPr>
             <w:r>
-              <w:t>R</w:t>
+              <w:t>A</w:t>
             </w:r>
           </w:p>
         </w:tc>
@@ -38273,7 +38273,7 @@
               <w:jc w:val="center"/>
             </w:pPr>
             <w:r>
-              <w:t>R</w:t>
+              <w:t>A</w:t>
             </w:r>
           </w:p>
         </w:tc>
@@ -38872,7 +38872,7 @@
               <w:jc w:val="center"/>
             </w:pPr>
             <w:r>
-              <w:t>R</w:t>
+              <w:t>A</w:t>
             </w:r>
           </w:p>
         </w:tc>
@@ -39224,7 +39224,7 @@
     </w:p>
     <w:p>
       <w:r>
-        <w:pict w14:anchorId="53BCFD82">
+        <w:pict w14:anchorId="155541E2">
           <v:rect id="Horizontal Line 6" o:spid="_x0000_s1029" alt="" style="width:468pt;height:.05pt;visibility:visible;mso-wrap-style:square;mso-width-percent:0;mso-height-percent:0;mso-left-percent:-10001;mso-top-percent:-10001;mso-position-horizontal:absolute;mso-position-horizontal-relative:char;mso-position-vertical:absolute;mso-position-vertical-relative:line;mso-width-percent:0;mso-height-percent:0;mso-left-percent:-10001;mso-top-percent:-10001;v-text-anchor:top" filled="f">
             <o:lock v:ext="edit" rotation="t" aspectratio="t" verticies="t" text="t" shapetype="t"/>
             <w10:anchorlock/>
@@ -39691,7 +39691,7 @@
               <w:jc w:val="center"/>
             </w:pPr>
             <w:r>
-              <w:t>R</w:t>
+              <w:t>A</w:t>
             </w:r>
           </w:p>
         </w:tc>
@@ -40298,7 +40298,7 @@
               <w:jc w:val="center"/>
             </w:pPr>
             <w:r>
-              <w:t>R</w:t>
+              <w:t>A</w:t>
             </w:r>
           </w:p>
         </w:tc>
@@ -41002,7 +41002,7 @@
               <w:jc w:val="center"/>
             </w:pPr>
             <w:r>
-              <w:t>R</w:t>
+              <w:t>A</w:t>
             </w:r>
           </w:p>
         </w:tc>
@@ -41215,7 +41215,7 @@
     </w:p>
     <w:p>
       <w:r>
-        <w:pict w14:anchorId="4A1FA217">
+        <w:pict w14:anchorId="1C4976BC">
           <v:rect id="Horizontal Line 7" o:spid="_x0000_s1028" alt="" style="width:468pt;height:.05pt;visibility:visible;mso-wrap-style:square;mso-width-percent:0;mso-height-percent:0;mso-left-percent:-10001;mso-top-percent:-10001;mso-position-horizontal:absolute;mso-position-horizontal-relative:char;mso-position-vertical:absolute;mso-position-vertical-relative:line;mso-width-percent:0;mso-height-percent:0;mso-left-percent:-10001;mso-top-percent:-10001;v-text-anchor:top" filled="f">
             <o:lock v:ext="edit" rotation="t" aspectratio="t" verticies="t" text="t" shapetype="t"/>
             <w10:anchorlock/>
@@ -41735,7 +41735,7 @@
               <w:jc w:val="center"/>
             </w:pPr>
             <w:r>
-              <w:t>R</w:t>
+              <w:t>A</w:t>
             </w:r>
           </w:p>
         </w:tc>
@@ -42310,7 +42310,7 @@
               <w:jc w:val="center"/>
             </w:pPr>
             <w:r>
-              <w:t>R</w:t>
+              <w:t>A</w:t>
             </w:r>
           </w:p>
         </w:tc>
@@ -42774,7 +42774,7 @@
               <w:jc w:val="center"/>
             </w:pPr>
             <w:r>
-              <w:t>R</w:t>
+              <w:t>A</w:t>
             </w:r>
           </w:p>
         </w:tc>
@@ -43310,7 +43310,7 @@
               <w:jc w:val="center"/>
             </w:pPr>
             <w:r>
-              <w:t>R</w:t>
+              <w:t>A</w:t>
             </w:r>
           </w:p>
         </w:tc>
@@ -43694,7 +43694,7 @@
     </w:p>
     <w:p>
       <w:r>
-        <w:pict w14:anchorId="69B30BEB">
+        <w:pict w14:anchorId="11F2654A">
           <v:rect id="Horizontal Line 8" o:spid="_x0000_s1027" alt="" style="width:468pt;height:.05pt;visibility:visible;mso-wrap-style:square;mso-width-percent:0;mso-height-percent:0;mso-left-percent:-10001;mso-top-percent:-10001;mso-position-horizontal:absolute;mso-position-horizontal-relative:char;mso-position-vertical:absolute;mso-position-vertical-relative:line;mso-width-percent:0;mso-height-percent:0;mso-left-percent:-10001;mso-top-percent:-10001;v-text-anchor:top" filled="f">
             <o:lock v:ext="edit" rotation="t" aspectratio="t" verticies="t" text="t" shapetype="t"/>
             <w10:anchorlock/>
@@ -44062,7 +44062,7 @@
               <w:jc w:val="center"/>
             </w:pPr>
             <w:r>
-              <w:t>R</w:t>
+              <w:t>A</w:t>
             </w:r>
           </w:p>
         </w:tc>
@@ -44378,7 +44378,7 @@
     </w:p>
     <w:p>
       <w:r>
-        <w:pict w14:anchorId="4CC75008">
+        <w:pict w14:anchorId="314D51DB">
           <v:rect id="Horizontal Line 9" o:spid="_x0000_s1026" alt="" style="width:468pt;height:.05pt;visibility:visible;mso-wrap-style:square;mso-width-percent:0;mso-height-percent:0;mso-left-percent:-10001;mso-top-percent:-10001;mso-position-horizontal:absolute;mso-position-horizontal-relative:char;mso-position-vertical:absolute;mso-position-vertical-relative:line;mso-width-percent:0;mso-height-percent:0;mso-left-percent:-10001;mso-top-percent:-10001;v-text-anchor:top" filled="f">
             <o:lock v:ext="edit" rotation="t" aspectratio="t" verticies="t" text="t" shapetype="t"/>
             <w10:anchorlock/>
@@ -44793,7 +44793,7 @@
               <w:jc w:val="center"/>
             </w:pPr>
             <w:r>
-              <w:t>R</w:t>
+              <w:t>A</w:t>
             </w:r>
           </w:p>
         </w:tc>
@@ -45240,7 +45240,7 @@
               <w:jc w:val="center"/>
             </w:pPr>
             <w:r>
-              <w:t>R</w:t>
+              <w:t>A</w:t>
             </w:r>
           </w:p>
         </w:tc>
@@ -45730,7 +45730,7 @@
               <w:jc w:val="center"/>
             </w:pPr>
             <w:r>
-              <w:t>R</w:t>
+              <w:t>A</w:t>
             </w:r>
           </w:p>
         </w:tc>

--- a/source/primary_document/AVCDL.docx
+++ b/source/primary_document/AVCDL.docx
@@ -83,7 +83,7 @@
           <w:rFonts w:cs="Arial"/>
           <w:szCs w:val="22"/>
         </w:rPr>
-        <w:t>8</w:t>
+        <w:t>9</w:t>
       </w:r>
     </w:p>
     <w:p>
@@ -120,7 +120,7 @@
           <w:noProof/>
           <w:szCs w:val="22"/>
         </w:rPr>
-        <w:t>5/8/26 8:17 AM</w:t>
+        <w:t>7/2/26 12:10 PM</w:t>
       </w:r>
       <w:r>
         <w:rPr>
@@ -18267,7 +18267,7 @@
     </w:p>
     <w:p>
       <w:r>
-        <w:pict w14:anchorId="46CD391F">
+        <w:pict w14:anchorId="6E105C1E">
           <v:rect id="Horizontal Line 1" o:spid="_x0000_s1034" alt="" style="width:468pt;height:.05pt;visibility:visible;mso-wrap-style:square;mso-width-percent:0;mso-height-percent:0;mso-left-percent:-10001;mso-top-percent:-10001;mso-position-horizontal:absolute;mso-position-horizontal-relative:char;mso-position-vertical:absolute;mso-position-vertical-relative:line;mso-width-percent:0;mso-height-percent:0;mso-left-percent:-10001;mso-top-percent:-10001;v-text-anchor:top" filled="f">
             <o:lock v:ext="edit" rotation="t" aspectratio="t" verticies="t" text="t" shapetype="t"/>
             <w10:anchorlock/>
@@ -22786,7 +22786,7 @@
               <w:jc w:val="center"/>
             </w:pPr>
             <w:r>
-              <w:t>-</w:t>
+              <w:t>R</w:t>
             </w:r>
           </w:p>
         </w:tc>
@@ -24969,7 +24969,7 @@
     </w:p>
     <w:p>
       <w:r>
-        <w:pict w14:anchorId="2E2784BE">
+        <w:pict w14:anchorId="158EDDF9">
           <v:rect id="Horizontal Line 2" o:spid="_x0000_s1033" alt="" style="width:468pt;height:.05pt;visibility:visible;mso-wrap-style:square;mso-width-percent:0;mso-height-percent:0;mso-left-percent:-10001;mso-top-percent:-10001;mso-position-horizontal:absolute;mso-position-horizontal-relative:char;mso-position-vertical:absolute;mso-position-vertical-relative:line;mso-width-percent:0;mso-height-percent:0;mso-left-percent:-10001;mso-top-percent:-10001;v-text-anchor:top" filled="f">
             <o:lock v:ext="edit" rotation="t" aspectratio="t" verticies="t" text="t" shapetype="t"/>
             <w10:anchorlock/>
@@ -25426,7 +25426,7 @@
               <w:jc w:val="center"/>
             </w:pPr>
             <w:r>
-              <w:t>I</w:t>
+              <w:t>C</w:t>
             </w:r>
           </w:p>
         </w:tc>
@@ -26250,7 +26250,7 @@
     </w:p>
     <w:p>
       <w:r>
-        <w:pict w14:anchorId="75816764">
+        <w:pict w14:anchorId="06D75BE1">
           <v:rect id="Horizontal Line 3" o:spid="_x0000_s1032" alt="" style="width:468pt;height:.05pt;visibility:visible;mso-wrap-style:square;mso-width-percent:0;mso-height-percent:0;mso-left-percent:-10001;mso-top-percent:-10001;mso-position-horizontal:absolute;mso-position-horizontal-relative:char;mso-position-vertical:absolute;mso-position-vertical-relative:line;mso-width-percent:0;mso-height-percent:0;mso-left-percent:-10001;mso-top-percent:-10001;v-text-anchor:top" filled="f">
             <o:lock v:ext="edit" rotation="t" aspectratio="t" verticies="t" text="t" shapetype="t"/>
             <w10:anchorlock/>
@@ -29614,7 +29614,7 @@
     </w:p>
     <w:p>
       <w:r>
-        <w:pict w14:anchorId="2B27354F">
+        <w:pict w14:anchorId="6291EE0D">
           <v:rect id="Horizontal Line 4" o:spid="_x0000_s1031" alt="" style="width:468pt;height:.05pt;visibility:visible;mso-wrap-style:square;mso-width-percent:0;mso-height-percent:0;mso-left-percent:-10001;mso-top-percent:-10001;mso-position-horizontal:absolute;mso-position-horizontal-relative:char;mso-position-vertical:absolute;mso-position-vertical-relative:line;mso-width-percent:0;mso-height-percent:0;mso-left-percent:-10001;mso-top-percent:-10001;v-text-anchor:top" filled="f">
             <o:lock v:ext="edit" rotation="t" aspectratio="t" verticies="t" text="t" shapetype="t"/>
             <w10:anchorlock/>
@@ -33236,7 +33236,7 @@
               <w:jc w:val="center"/>
             </w:pPr>
             <w:r>
-              <w:t>-</w:t>
+              <w:t>R</w:t>
             </w:r>
           </w:p>
         </w:tc>
@@ -34337,7 +34337,7 @@
               <w:jc w:val="center"/>
             </w:pPr>
             <w:r>
-              <w:t>-</w:t>
+              <w:t>R</w:t>
             </w:r>
           </w:p>
         </w:tc>
@@ -35424,7 +35424,7 @@
               <w:jc w:val="center"/>
             </w:pPr>
             <w:r>
-              <w:t>C</w:t>
+              <w:t>R</w:t>
             </w:r>
           </w:p>
         </w:tc>
@@ -36407,7 +36407,7 @@
     </w:p>
     <w:p>
       <w:r>
-        <w:pict w14:anchorId="0C4C8241">
+        <w:pict w14:anchorId="20244062">
           <v:rect id="Horizontal Line 5" o:spid="_x0000_s1030" alt="" style="width:468pt;height:.05pt;visibility:visible;mso-wrap-style:square;mso-width-percent:0;mso-height-percent:0;mso-left-percent:-10001;mso-top-percent:-10001;mso-position-horizontal:absolute;mso-position-horizontal-relative:char;mso-position-vertical:absolute;mso-position-vertical-relative:line;mso-width-percent:0;mso-height-percent:0;mso-left-percent:-10001;mso-top-percent:-10001;v-text-anchor:top" filled="f">
             <o:lock v:ext="edit" rotation="t" aspectratio="t" verticies="t" text="t" shapetype="t"/>
             <w10:anchorlock/>
@@ -39224,7 +39224,7 @@
     </w:p>
     <w:p>
       <w:r>
-        <w:pict w14:anchorId="155541E2">
+        <w:pict w14:anchorId="3DEC9661">
           <v:rect id="Horizontal Line 6" o:spid="_x0000_s1029" alt="" style="width:468pt;height:.05pt;visibility:visible;mso-wrap-style:square;mso-width-percent:0;mso-height-percent:0;mso-left-percent:-10001;mso-top-percent:-10001;mso-position-horizontal:absolute;mso-position-horizontal-relative:char;mso-position-vertical:absolute;mso-position-vertical-relative:line;mso-width-percent:0;mso-height-percent:0;mso-left-percent:-10001;mso-top-percent:-10001;v-text-anchor:top" filled="f">
             <o:lock v:ext="edit" rotation="t" aspectratio="t" verticies="t" text="t" shapetype="t"/>
             <w10:anchorlock/>
@@ -41215,7 +41215,7 @@
     </w:p>
     <w:p>
       <w:r>
-        <w:pict w14:anchorId="1C4976BC">
+        <w:pict w14:anchorId="15119335">
           <v:rect id="Horizontal Line 7" o:spid="_x0000_s1028" alt="" style="width:468pt;height:.05pt;visibility:visible;mso-wrap-style:square;mso-width-percent:0;mso-height-percent:0;mso-left-percent:-10001;mso-top-percent:-10001;mso-position-horizontal:absolute;mso-position-horizontal-relative:char;mso-position-vertical:absolute;mso-position-vertical-relative:line;mso-width-percent:0;mso-height-percent:0;mso-left-percent:-10001;mso-top-percent:-10001;v-text-anchor:top" filled="f">
             <o:lock v:ext="edit" rotation="t" aspectratio="t" verticies="t" text="t" shapetype="t"/>
             <w10:anchorlock/>
@@ -43694,7 +43694,7 @@
     </w:p>
     <w:p>
       <w:r>
-        <w:pict w14:anchorId="11F2654A">
+        <w:pict w14:anchorId="4A8067B3">
           <v:rect id="Horizontal Line 8" o:spid="_x0000_s1027" alt="" style="width:468pt;height:.05pt;visibility:visible;mso-wrap-style:square;mso-width-percent:0;mso-height-percent:0;mso-left-percent:-10001;mso-top-percent:-10001;mso-position-horizontal:absolute;mso-position-horizontal-relative:char;mso-position-vertical:absolute;mso-position-vertical-relative:line;mso-width-percent:0;mso-height-percent:0;mso-left-percent:-10001;mso-top-percent:-10001;v-text-anchor:top" filled="f">
             <o:lock v:ext="edit" rotation="t" aspectratio="t" verticies="t" text="t" shapetype="t"/>
             <w10:anchorlock/>
@@ -44378,7 +44378,7 @@
     </w:p>
     <w:p>
       <w:r>
-        <w:pict w14:anchorId="314D51DB">
+        <w:pict w14:anchorId="36E1DF7E">
           <v:rect id="Horizontal Line 9" o:spid="_x0000_s1026" alt="" style="width:468pt;height:.05pt;visibility:visible;mso-wrap-style:square;mso-width-percent:0;mso-height-percent:0;mso-left-percent:-10001;mso-top-percent:-10001;mso-position-horizontal:absolute;mso-position-horizontal-relative:char;mso-position-vertical:absolute;mso-position-vertical-relative:line;mso-width-percent:0;mso-height-percent:0;mso-left-percent:-10001;mso-top-percent:-10001;v-text-anchor:top" filled="f">
             <o:lock v:ext="edit" rotation="t" aspectratio="t" verticies="t" text="t" shapetype="t"/>
             <w10:anchorlock/>

--- a/source/primary_document/AVCDL.docx
+++ b/source/primary_document/AVCDL.docx
@@ -76,14 +76,7 @@
           <w:rFonts w:cs="Arial"/>
           <w:szCs w:val="22"/>
         </w:rPr>
-        <w:t>6</w:t>
-      </w:r>
-      <w:r>
-        <w:rPr>
-          <w:rFonts w:cs="Arial"/>
-          <w:szCs w:val="22"/>
-        </w:rPr>
-        <w:t>9</w:t>
+        <w:t>70</w:t>
       </w:r>
     </w:p>
     <w:p>
@@ -120,7 +113,7 @@
           <w:noProof/>
           <w:szCs w:val="22"/>
         </w:rPr>
-        <w:t>7/2/26 12:10 PM</w:t>
+        <w:t>7/2/26 12:50 PM</w:t>
       </w:r>
       <w:r>
         <w:rPr>
@@ -331,7 +324,7 @@
         </w:rPr>
         <w:fldChar w:fldCharType="separate"/>
       </w:r>
-      <w:hyperlink w:anchor="_Toc229046545" w:history="1">
+      <w:hyperlink w:anchor="_Toc233888937" w:history="1">
         <w:r>
           <w:rPr>
             <w:rStyle w:val="Hyperlink"/>
@@ -375,7 +368,7 @@
             <w:noProof/>
             <w:webHidden/>
           </w:rPr>
-          <w:instrText xml:space="preserve"> PAGEREF _Toc229046545 \h </w:instrText>
+          <w:instrText xml:space="preserve"> PAGEREF _Toc233888937 \h </w:instrText>
         </w:r>
         <w:r>
           <w:rPr>
@@ -395,7 +388,7 @@
             <w:noProof/>
             <w:webHidden/>
           </w:rPr>
-          <w:t>5</w:t>
+          <w:t>6</w:t>
         </w:r>
         <w:r>
           <w:rPr>
@@ -417,7 +410,7 @@
           <w14:ligatures w14:val="standardContextual"/>
         </w:rPr>
       </w:pPr>
-      <w:hyperlink w:anchor="_Toc229046546" w:history="1">
+      <w:hyperlink w:anchor="_Toc233888938" w:history="1">
         <w:r>
           <w:rPr>
             <w:rStyle w:val="Hyperlink"/>
@@ -461,7 +454,7 @@
             <w:noProof/>
             <w:webHidden/>
           </w:rPr>
-          <w:instrText xml:space="preserve"> PAGEREF _Toc229046546 \h </w:instrText>
+          <w:instrText xml:space="preserve"> PAGEREF _Toc233888938 \h </w:instrText>
         </w:r>
         <w:r>
           <w:rPr>
@@ -481,7 +474,7 @@
             <w:noProof/>
             <w:webHidden/>
           </w:rPr>
-          <w:t>8</w:t>
+          <w:t>9</w:t>
         </w:r>
         <w:r>
           <w:rPr>
@@ -503,7 +496,7 @@
           <w14:ligatures w14:val="standardContextual"/>
         </w:rPr>
       </w:pPr>
-      <w:hyperlink w:anchor="_Toc229046547" w:history="1">
+      <w:hyperlink w:anchor="_Toc233888939" w:history="1">
         <w:r>
           <w:rPr>
             <w:rStyle w:val="Hyperlink"/>
@@ -547,7 +540,7 @@
             <w:noProof/>
             <w:webHidden/>
           </w:rPr>
-          <w:instrText xml:space="preserve"> PAGEREF _Toc229046547 \h </w:instrText>
+          <w:instrText xml:space="preserve"> PAGEREF _Toc233888939 \h </w:instrText>
         </w:r>
         <w:r>
           <w:rPr>
@@ -567,7 +560,7 @@
             <w:noProof/>
             <w:webHidden/>
           </w:rPr>
-          <w:t>10</w:t>
+          <w:t>11</w:t>
         </w:r>
         <w:r>
           <w:rPr>
@@ -589,7 +582,7 @@
           <w14:ligatures w14:val="standardContextual"/>
         </w:rPr>
       </w:pPr>
-      <w:hyperlink w:anchor="_Toc229046548" w:history="1">
+      <w:hyperlink w:anchor="_Toc233888940" w:history="1">
         <w:r>
           <w:rPr>
             <w:rStyle w:val="Hyperlink"/>
@@ -633,7 +626,7 @@
             <w:noProof/>
             <w:webHidden/>
           </w:rPr>
-          <w:instrText xml:space="preserve"> PAGEREF _Toc229046548 \h </w:instrText>
+          <w:instrText xml:space="preserve"> PAGEREF _Toc233888940 \h </w:instrText>
         </w:r>
         <w:r>
           <w:rPr>
@@ -653,7 +646,7 @@
             <w:noProof/>
             <w:webHidden/>
           </w:rPr>
-          <w:t>13</w:t>
+          <w:t>14</w:t>
         </w:r>
         <w:r>
           <w:rPr>
@@ -675,7 +668,7 @@
           <w14:ligatures w14:val="standardContextual"/>
         </w:rPr>
       </w:pPr>
-      <w:hyperlink w:anchor="_Toc229046549" w:history="1">
+      <w:hyperlink w:anchor="_Toc233888941" w:history="1">
         <w:r>
           <w:rPr>
             <w:rStyle w:val="Hyperlink"/>
@@ -719,7 +712,7 @@
             <w:noProof/>
             <w:webHidden/>
           </w:rPr>
-          <w:instrText xml:space="preserve"> PAGEREF _Toc229046549 \h </w:instrText>
+          <w:instrText xml:space="preserve"> PAGEREF _Toc233888941 \h </w:instrText>
         </w:r>
         <w:r>
           <w:rPr>
@@ -739,7 +732,7 @@
             <w:noProof/>
             <w:webHidden/>
           </w:rPr>
-          <w:t>17</w:t>
+          <w:t>18</w:t>
         </w:r>
         <w:r>
           <w:rPr>
@@ -761,7 +754,7 @@
           <w14:ligatures w14:val="standardContextual"/>
         </w:rPr>
       </w:pPr>
-      <w:hyperlink w:anchor="_Toc229046550" w:history="1">
+      <w:hyperlink w:anchor="_Toc233888942" w:history="1">
         <w:r>
           <w:rPr>
             <w:rStyle w:val="Hyperlink"/>
@@ -805,7 +798,7 @@
             <w:noProof/>
             <w:webHidden/>
           </w:rPr>
-          <w:instrText xml:space="preserve"> PAGEREF _Toc229046550 \h </w:instrText>
+          <w:instrText xml:space="preserve"> PAGEREF _Toc233888942 \h </w:instrText>
         </w:r>
         <w:r>
           <w:rPr>
@@ -825,7 +818,7 @@
             <w:noProof/>
             <w:webHidden/>
           </w:rPr>
-          <w:t>18</w:t>
+          <w:t>19</w:t>
         </w:r>
         <w:r>
           <w:rPr>
@@ -847,7 +840,7 @@
           <w14:ligatures w14:val="standardContextual"/>
         </w:rPr>
       </w:pPr>
-      <w:hyperlink w:anchor="_Toc229046551" w:history="1">
+      <w:hyperlink w:anchor="_Toc233888943" w:history="1">
         <w:r>
           <w:rPr>
             <w:rStyle w:val="Hyperlink"/>
@@ -891,7 +884,7 @@
             <w:noProof/>
             <w:webHidden/>
           </w:rPr>
-          <w:instrText xml:space="preserve"> PAGEREF _Toc229046551 \h </w:instrText>
+          <w:instrText xml:space="preserve"> PAGEREF _Toc233888943 \h </w:instrText>
         </w:r>
         <w:r>
           <w:rPr>
@@ -911,7 +904,7 @@
             <w:noProof/>
             <w:webHidden/>
           </w:rPr>
-          <w:t>20</w:t>
+          <w:t>21</w:t>
         </w:r>
         <w:r>
           <w:rPr>
@@ -933,7 +926,7 @@
           <w14:ligatures w14:val="standardContextual"/>
         </w:rPr>
       </w:pPr>
-      <w:hyperlink w:anchor="_Toc229046552" w:history="1">
+      <w:hyperlink w:anchor="_Toc233888944" w:history="1">
         <w:r>
           <w:rPr>
             <w:rStyle w:val="Hyperlink"/>
@@ -977,7 +970,7 @@
             <w:noProof/>
             <w:webHidden/>
           </w:rPr>
-          <w:instrText xml:space="preserve"> PAGEREF _Toc229046552 \h </w:instrText>
+          <w:instrText xml:space="preserve"> PAGEREF _Toc233888944 \h </w:instrText>
         </w:r>
         <w:r>
           <w:rPr>
@@ -997,7 +990,7 @@
             <w:noProof/>
             <w:webHidden/>
           </w:rPr>
-          <w:t>21</w:t>
+          <w:t>22</w:t>
         </w:r>
         <w:r>
           <w:rPr>
@@ -1019,7 +1012,7 @@
           <w14:ligatures w14:val="standardContextual"/>
         </w:rPr>
       </w:pPr>
-      <w:hyperlink w:anchor="_Toc229046553" w:history="1">
+      <w:hyperlink w:anchor="_Toc233888945" w:history="1">
         <w:r>
           <w:rPr>
             <w:rStyle w:val="Hyperlink"/>
@@ -1063,7 +1056,7 @@
             <w:noProof/>
             <w:webHidden/>
           </w:rPr>
-          <w:instrText xml:space="preserve"> PAGEREF _Toc229046553 \h </w:instrText>
+          <w:instrText xml:space="preserve"> PAGEREF _Toc233888945 \h </w:instrText>
         </w:r>
         <w:r>
           <w:rPr>
@@ -1083,7 +1076,7 @@
             <w:noProof/>
             <w:webHidden/>
           </w:rPr>
-          <w:t>21</w:t>
+          <w:t>22</w:t>
         </w:r>
         <w:r>
           <w:rPr>
@@ -1105,7 +1098,7 @@
           <w14:ligatures w14:val="standardContextual"/>
         </w:rPr>
       </w:pPr>
-      <w:hyperlink w:anchor="_Toc229046554" w:history="1">
+      <w:hyperlink w:anchor="_Toc233888946" w:history="1">
         <w:r>
           <w:rPr>
             <w:rStyle w:val="Hyperlink"/>
@@ -1149,7 +1142,7 @@
             <w:noProof/>
             <w:webHidden/>
           </w:rPr>
-          <w:instrText xml:space="preserve"> PAGEREF _Toc229046554 \h </w:instrText>
+          <w:instrText xml:space="preserve"> PAGEREF _Toc233888946 \h </w:instrText>
         </w:r>
         <w:r>
           <w:rPr>
@@ -1169,7 +1162,7 @@
             <w:noProof/>
             <w:webHidden/>
           </w:rPr>
-          <w:t>22</w:t>
+          <w:t>23</w:t>
         </w:r>
         <w:r>
           <w:rPr>
@@ -1191,7 +1184,7 @@
           <w14:ligatures w14:val="standardContextual"/>
         </w:rPr>
       </w:pPr>
-      <w:hyperlink w:anchor="_Toc229046555" w:history="1">
+      <w:hyperlink w:anchor="_Toc233888947" w:history="1">
         <w:r>
           <w:rPr>
             <w:rStyle w:val="Hyperlink"/>
@@ -1235,7 +1228,7 @@
             <w:noProof/>
             <w:webHidden/>
           </w:rPr>
-          <w:instrText xml:space="preserve"> PAGEREF _Toc229046555 \h </w:instrText>
+          <w:instrText xml:space="preserve"> PAGEREF _Toc233888947 \h </w:instrText>
         </w:r>
         <w:r>
           <w:rPr>
@@ -1255,7 +1248,7 @@
             <w:noProof/>
             <w:webHidden/>
           </w:rPr>
-          <w:t>23</w:t>
+          <w:t>24</w:t>
         </w:r>
         <w:r>
           <w:rPr>
@@ -1277,7 +1270,7 @@
           <w14:ligatures w14:val="standardContextual"/>
         </w:rPr>
       </w:pPr>
-      <w:hyperlink w:anchor="_Toc229046556" w:history="1">
+      <w:hyperlink w:anchor="_Toc233888948" w:history="1">
         <w:r>
           <w:rPr>
             <w:rStyle w:val="Hyperlink"/>
@@ -1321,7 +1314,7 @@
             <w:noProof/>
             <w:webHidden/>
           </w:rPr>
-          <w:instrText xml:space="preserve"> PAGEREF _Toc229046556 \h </w:instrText>
+          <w:instrText xml:space="preserve"> PAGEREF _Toc233888948 \h </w:instrText>
         </w:r>
         <w:r>
           <w:rPr>
@@ -1341,7 +1334,7 @@
             <w:noProof/>
             <w:webHidden/>
           </w:rPr>
-          <w:t>24</w:t>
+          <w:t>25</w:t>
         </w:r>
         <w:r>
           <w:rPr>
@@ -1363,7 +1356,7 @@
           <w14:ligatures w14:val="standardContextual"/>
         </w:rPr>
       </w:pPr>
-      <w:hyperlink w:anchor="_Toc229046557" w:history="1">
+      <w:hyperlink w:anchor="_Toc233888949" w:history="1">
         <w:r>
           <w:rPr>
             <w:rStyle w:val="Hyperlink"/>
@@ -1407,7 +1400,7 @@
             <w:noProof/>
             <w:webHidden/>
           </w:rPr>
-          <w:instrText xml:space="preserve"> PAGEREF _Toc229046557 \h </w:instrText>
+          <w:instrText xml:space="preserve"> PAGEREF _Toc233888949 \h </w:instrText>
         </w:r>
         <w:r>
           <w:rPr>
@@ -1427,7 +1420,7 @@
             <w:noProof/>
             <w:webHidden/>
           </w:rPr>
-          <w:t>26</w:t>
+          <w:t>27</w:t>
         </w:r>
         <w:r>
           <w:rPr>
@@ -1449,7 +1442,7 @@
           <w14:ligatures w14:val="standardContextual"/>
         </w:rPr>
       </w:pPr>
-      <w:hyperlink w:anchor="_Toc229046558" w:history="1">
+      <w:hyperlink w:anchor="_Toc233888950" w:history="1">
         <w:r>
           <w:rPr>
             <w:rStyle w:val="Hyperlink"/>
@@ -1493,7 +1486,7 @@
             <w:noProof/>
             <w:webHidden/>
           </w:rPr>
-          <w:instrText xml:space="preserve"> PAGEREF _Toc229046558 \h </w:instrText>
+          <w:instrText xml:space="preserve"> PAGEREF _Toc233888950 \h </w:instrText>
         </w:r>
         <w:r>
           <w:rPr>
@@ -1513,7 +1506,7 @@
             <w:noProof/>
             <w:webHidden/>
           </w:rPr>
-          <w:t>27</w:t>
+          <w:t>28</w:t>
         </w:r>
         <w:r>
           <w:rPr>
@@ -1535,7 +1528,7 @@
           <w14:ligatures w14:val="standardContextual"/>
         </w:rPr>
       </w:pPr>
-      <w:hyperlink w:anchor="_Toc229046559" w:history="1">
+      <w:hyperlink w:anchor="_Toc233888951" w:history="1">
         <w:r>
           <w:rPr>
             <w:rStyle w:val="Hyperlink"/>
@@ -1579,7 +1572,7 @@
             <w:noProof/>
             <w:webHidden/>
           </w:rPr>
-          <w:instrText xml:space="preserve"> PAGEREF _Toc229046559 \h </w:instrText>
+          <w:instrText xml:space="preserve"> PAGEREF _Toc233888951 \h </w:instrText>
         </w:r>
         <w:r>
           <w:rPr>
@@ -1599,7 +1592,7 @@
             <w:noProof/>
             <w:webHidden/>
           </w:rPr>
-          <w:t>28</w:t>
+          <w:t>29</w:t>
         </w:r>
         <w:r>
           <w:rPr>
@@ -1621,7 +1614,7 @@
           <w14:ligatures w14:val="standardContextual"/>
         </w:rPr>
       </w:pPr>
-      <w:hyperlink w:anchor="_Toc229046560" w:history="1">
+      <w:hyperlink w:anchor="_Toc233888952" w:history="1">
         <w:r>
           <w:rPr>
             <w:rStyle w:val="Hyperlink"/>
@@ -1665,7 +1658,7 @@
             <w:noProof/>
             <w:webHidden/>
           </w:rPr>
-          <w:instrText xml:space="preserve"> PAGEREF _Toc229046560 \h </w:instrText>
+          <w:instrText xml:space="preserve"> PAGEREF _Toc233888952 \h </w:instrText>
         </w:r>
         <w:r>
           <w:rPr>
@@ -1685,7 +1678,7 @@
             <w:noProof/>
             <w:webHidden/>
           </w:rPr>
-          <w:t>29</w:t>
+          <w:t>30</w:t>
         </w:r>
         <w:r>
           <w:rPr>
@@ -1707,7 +1700,7 @@
           <w14:ligatures w14:val="standardContextual"/>
         </w:rPr>
       </w:pPr>
-      <w:hyperlink w:anchor="_Toc229046561" w:history="1">
+      <w:hyperlink w:anchor="_Toc233888953" w:history="1">
         <w:r>
           <w:rPr>
             <w:rStyle w:val="Hyperlink"/>
@@ -1751,7 +1744,7 @@
             <w:noProof/>
             <w:webHidden/>
           </w:rPr>
-          <w:instrText xml:space="preserve"> PAGEREF _Toc229046561 \h </w:instrText>
+          <w:instrText xml:space="preserve"> PAGEREF _Toc233888953 \h </w:instrText>
         </w:r>
         <w:r>
           <w:rPr>
@@ -1771,7 +1764,7 @@
             <w:noProof/>
             <w:webHidden/>
           </w:rPr>
-          <w:t>30</w:t>
+          <w:t>31</w:t>
         </w:r>
         <w:r>
           <w:rPr>
@@ -1793,7 +1786,7 @@
           <w14:ligatures w14:val="standardContextual"/>
         </w:rPr>
       </w:pPr>
-      <w:hyperlink w:anchor="_Toc229046562" w:history="1">
+      <w:hyperlink w:anchor="_Toc233888954" w:history="1">
         <w:r>
           <w:rPr>
             <w:rStyle w:val="Hyperlink"/>
@@ -1837,7 +1830,7 @@
             <w:noProof/>
             <w:webHidden/>
           </w:rPr>
-          <w:instrText xml:space="preserve"> PAGEREF _Toc229046562 \h </w:instrText>
+          <w:instrText xml:space="preserve"> PAGEREF _Toc233888954 \h </w:instrText>
         </w:r>
         <w:r>
           <w:rPr>
@@ -1857,7 +1850,7 @@
             <w:noProof/>
             <w:webHidden/>
           </w:rPr>
-          <w:t>32</w:t>
+          <w:t>33</w:t>
         </w:r>
         <w:r>
           <w:rPr>
@@ -1879,7 +1872,7 @@
           <w14:ligatures w14:val="standardContextual"/>
         </w:rPr>
       </w:pPr>
-      <w:hyperlink w:anchor="_Toc229046563" w:history="1">
+      <w:hyperlink w:anchor="_Toc233888955" w:history="1">
         <w:r>
           <w:rPr>
             <w:rStyle w:val="Hyperlink"/>
@@ -1906,7 +1899,7 @@
             <w:noProof/>
             <w:webHidden/>
           </w:rPr>
-          <w:instrText xml:space="preserve"> PAGEREF _Toc229046563 \h </w:instrText>
+          <w:instrText xml:space="preserve"> PAGEREF _Toc233888955 \h </w:instrText>
         </w:r>
         <w:r>
           <w:rPr>
@@ -1926,7 +1919,7 @@
             <w:noProof/>
             <w:webHidden/>
           </w:rPr>
-          <w:t>34</w:t>
+          <w:t>35</w:t>
         </w:r>
         <w:r>
           <w:rPr>
@@ -1948,7 +1941,7 @@
           <w14:ligatures w14:val="standardContextual"/>
         </w:rPr>
       </w:pPr>
-      <w:hyperlink w:anchor="_Toc229046564" w:history="1">
+      <w:hyperlink w:anchor="_Toc233888956" w:history="1">
         <w:r>
           <w:rPr>
             <w:rStyle w:val="Hyperlink"/>
@@ -1975,7 +1968,7 @@
             <w:noProof/>
             <w:webHidden/>
           </w:rPr>
-          <w:instrText xml:space="preserve"> PAGEREF _Toc229046564 \h </w:instrText>
+          <w:instrText xml:space="preserve"> PAGEREF _Toc233888956 \h </w:instrText>
         </w:r>
         <w:r>
           <w:rPr>
@@ -1995,7 +1988,7 @@
             <w:noProof/>
             <w:webHidden/>
           </w:rPr>
-          <w:t>36</w:t>
+          <w:t>37</w:t>
         </w:r>
         <w:r>
           <w:rPr>
@@ -2017,7 +2010,7 @@
           <w14:ligatures w14:val="standardContextual"/>
         </w:rPr>
       </w:pPr>
-      <w:hyperlink w:anchor="_Toc229046565" w:history="1">
+      <w:hyperlink w:anchor="_Toc233888957" w:history="1">
         <w:r>
           <w:rPr>
             <w:rStyle w:val="Hyperlink"/>
@@ -2044,7 +2037,7 @@
             <w:noProof/>
             <w:webHidden/>
           </w:rPr>
-          <w:instrText xml:space="preserve"> PAGEREF _Toc229046565 \h </w:instrText>
+          <w:instrText xml:space="preserve"> PAGEREF _Toc233888957 \h </w:instrText>
         </w:r>
         <w:r>
           <w:rPr>
@@ -2064,7 +2057,7 @@
             <w:noProof/>
             <w:webHidden/>
           </w:rPr>
-          <w:t>37</w:t>
+          <w:t>38</w:t>
         </w:r>
         <w:r>
           <w:rPr>
@@ -2086,7 +2079,7 @@
           <w14:ligatures w14:val="standardContextual"/>
         </w:rPr>
       </w:pPr>
-      <w:hyperlink w:anchor="_Toc229046566" w:history="1">
+      <w:hyperlink w:anchor="_Toc233888958" w:history="1">
         <w:r>
           <w:rPr>
             <w:rStyle w:val="Hyperlink"/>
@@ -2113,7 +2106,7 @@
             <w:noProof/>
             <w:webHidden/>
           </w:rPr>
-          <w:instrText xml:space="preserve"> PAGEREF _Toc229046566 \h </w:instrText>
+          <w:instrText xml:space="preserve"> PAGEREF _Toc233888958 \h </w:instrText>
         </w:r>
         <w:r>
           <w:rPr>
@@ -2133,7 +2126,7 @@
             <w:noProof/>
             <w:webHidden/>
           </w:rPr>
-          <w:t>39</w:t>
+          <w:t>40</w:t>
         </w:r>
         <w:r>
           <w:rPr>
@@ -2155,7 +2148,7 @@
           <w14:ligatures w14:val="standardContextual"/>
         </w:rPr>
       </w:pPr>
-      <w:hyperlink w:anchor="_Toc229046567" w:history="1">
+      <w:hyperlink w:anchor="_Toc233888959" w:history="1">
         <w:r>
           <w:rPr>
             <w:rStyle w:val="Hyperlink"/>
@@ -2182,7 +2175,7 @@
             <w:noProof/>
             <w:webHidden/>
           </w:rPr>
-          <w:instrText xml:space="preserve"> PAGEREF _Toc229046567 \h </w:instrText>
+          <w:instrText xml:space="preserve"> PAGEREF _Toc233888959 \h </w:instrText>
         </w:r>
         <w:r>
           <w:rPr>
@@ -2202,7 +2195,7 @@
             <w:noProof/>
             <w:webHidden/>
           </w:rPr>
-          <w:t>40</w:t>
+          <w:t>41</w:t>
         </w:r>
         <w:r>
           <w:rPr>
@@ -2224,7 +2217,7 @@
           <w14:ligatures w14:val="standardContextual"/>
         </w:rPr>
       </w:pPr>
-      <w:hyperlink w:anchor="_Toc229046568" w:history="1">
+      <w:hyperlink w:anchor="_Toc233888960" w:history="1">
         <w:r>
           <w:rPr>
             <w:rStyle w:val="Hyperlink"/>
@@ -2251,7 +2244,7 @@
             <w:noProof/>
             <w:webHidden/>
           </w:rPr>
-          <w:instrText xml:space="preserve"> PAGEREF _Toc229046568 \h </w:instrText>
+          <w:instrText xml:space="preserve"> PAGEREF _Toc233888960 \h </w:instrText>
         </w:r>
         <w:r>
           <w:rPr>
@@ -2271,7 +2264,7 @@
             <w:noProof/>
             <w:webHidden/>
           </w:rPr>
-          <w:t>41</w:t>
+          <w:t>42</w:t>
         </w:r>
         <w:r>
           <w:rPr>
@@ -2293,7 +2286,7 @@
           <w14:ligatures w14:val="standardContextual"/>
         </w:rPr>
       </w:pPr>
-      <w:hyperlink w:anchor="_Toc229046569" w:history="1">
+      <w:hyperlink w:anchor="_Toc233888961" w:history="1">
         <w:r>
           <w:rPr>
             <w:rStyle w:val="Hyperlink"/>
@@ -2320,7 +2313,7 @@
             <w:noProof/>
             <w:webHidden/>
           </w:rPr>
-          <w:instrText xml:space="preserve"> PAGEREF _Toc229046569 \h </w:instrText>
+          <w:instrText xml:space="preserve"> PAGEREF _Toc233888961 \h </w:instrText>
         </w:r>
         <w:r>
           <w:rPr>
@@ -2340,7 +2333,7 @@
             <w:noProof/>
             <w:webHidden/>
           </w:rPr>
-          <w:t>42</w:t>
+          <w:t>43</w:t>
         </w:r>
         <w:r>
           <w:rPr>
@@ -2362,7 +2355,7 @@
           <w14:ligatures w14:val="standardContextual"/>
         </w:rPr>
       </w:pPr>
-      <w:hyperlink w:anchor="_Toc229046570" w:history="1">
+      <w:hyperlink w:anchor="_Toc233888962" w:history="1">
         <w:r>
           <w:rPr>
             <w:rStyle w:val="Hyperlink"/>
@@ -2389,7 +2382,7 @@
             <w:noProof/>
             <w:webHidden/>
           </w:rPr>
-          <w:instrText xml:space="preserve"> PAGEREF _Toc229046570 \h </w:instrText>
+          <w:instrText xml:space="preserve"> PAGEREF _Toc233888962 \h </w:instrText>
         </w:r>
         <w:r>
           <w:rPr>
@@ -2409,7 +2402,7 @@
             <w:noProof/>
             <w:webHidden/>
           </w:rPr>
-          <w:t>44</w:t>
+          <w:t>45</w:t>
         </w:r>
         <w:r>
           <w:rPr>
@@ -2431,7 +2424,7 @@
           <w14:ligatures w14:val="standardContextual"/>
         </w:rPr>
       </w:pPr>
-      <w:hyperlink w:anchor="_Toc229046571" w:history="1">
+      <w:hyperlink w:anchor="_Toc233888963" w:history="1">
         <w:r>
           <w:rPr>
             <w:rStyle w:val="Hyperlink"/>
@@ -2458,7 +2451,7 @@
             <w:noProof/>
             <w:webHidden/>
           </w:rPr>
-          <w:instrText xml:space="preserve"> PAGEREF _Toc229046571 \h </w:instrText>
+          <w:instrText xml:space="preserve"> PAGEREF _Toc233888963 \h </w:instrText>
         </w:r>
         <w:r>
           <w:rPr>
@@ -2478,7 +2471,7 @@
             <w:noProof/>
             <w:webHidden/>
           </w:rPr>
-          <w:t>45</w:t>
+          <w:t>46</w:t>
         </w:r>
         <w:r>
           <w:rPr>
@@ -2500,7 +2493,7 @@
           <w14:ligatures w14:val="standardContextual"/>
         </w:rPr>
       </w:pPr>
-      <w:hyperlink w:anchor="_Toc229046572" w:history="1">
+      <w:hyperlink w:anchor="_Toc233888964" w:history="1">
         <w:r>
           <w:rPr>
             <w:rStyle w:val="Hyperlink"/>
@@ -2527,7 +2520,7 @@
             <w:noProof/>
             <w:webHidden/>
           </w:rPr>
-          <w:instrText xml:space="preserve"> PAGEREF _Toc229046572 \h </w:instrText>
+          <w:instrText xml:space="preserve"> PAGEREF _Toc233888964 \h </w:instrText>
         </w:r>
         <w:r>
           <w:rPr>
@@ -2547,7 +2540,7 @@
             <w:noProof/>
             <w:webHidden/>
           </w:rPr>
-          <w:t>46</w:t>
+          <w:t>48</w:t>
         </w:r>
         <w:r>
           <w:rPr>
@@ -2569,7 +2562,7 @@
           <w14:ligatures w14:val="standardContextual"/>
         </w:rPr>
       </w:pPr>
-      <w:hyperlink w:anchor="_Toc229046573" w:history="1">
+      <w:hyperlink w:anchor="_Toc233888965" w:history="1">
         <w:r>
           <w:rPr>
             <w:rStyle w:val="Hyperlink"/>
@@ -2596,7 +2589,7 @@
             <w:noProof/>
             <w:webHidden/>
           </w:rPr>
-          <w:instrText xml:space="preserve"> PAGEREF _Toc229046573 \h </w:instrText>
+          <w:instrText xml:space="preserve"> PAGEREF _Toc233888965 \h </w:instrText>
         </w:r>
         <w:r>
           <w:rPr>
@@ -2616,7 +2609,7 @@
             <w:noProof/>
             <w:webHidden/>
           </w:rPr>
-          <w:t>48</w:t>
+          <w:t>50</w:t>
         </w:r>
         <w:r>
           <w:rPr>
@@ -2638,7 +2631,7 @@
           <w14:ligatures w14:val="standardContextual"/>
         </w:rPr>
       </w:pPr>
-      <w:hyperlink w:anchor="_Toc229046574" w:history="1">
+      <w:hyperlink w:anchor="_Toc233888966" w:history="1">
         <w:r>
           <w:rPr>
             <w:rStyle w:val="Hyperlink"/>
@@ -2665,7 +2658,7 @@
             <w:noProof/>
             <w:webHidden/>
           </w:rPr>
-          <w:instrText xml:space="preserve"> PAGEREF _Toc229046574 \h </w:instrText>
+          <w:instrText xml:space="preserve"> PAGEREF _Toc233888966 \h </w:instrText>
         </w:r>
         <w:r>
           <w:rPr>
@@ -2685,7 +2678,7 @@
             <w:noProof/>
             <w:webHidden/>
           </w:rPr>
-          <w:t>49</w:t>
+          <w:t>51</w:t>
         </w:r>
         <w:r>
           <w:rPr>
@@ -2707,7 +2700,7 @@
           <w14:ligatures w14:val="standardContextual"/>
         </w:rPr>
       </w:pPr>
-      <w:hyperlink w:anchor="_Toc229046575" w:history="1">
+      <w:hyperlink w:anchor="_Toc233888967" w:history="1">
         <w:r>
           <w:rPr>
             <w:rStyle w:val="Hyperlink"/>
@@ -2734,7 +2727,7 @@
             <w:noProof/>
             <w:webHidden/>
           </w:rPr>
-          <w:instrText xml:space="preserve"> PAGEREF _Toc229046575 \h </w:instrText>
+          <w:instrText xml:space="preserve"> PAGEREF _Toc233888967 \h </w:instrText>
         </w:r>
         <w:r>
           <w:rPr>
@@ -2754,7 +2747,7 @@
             <w:noProof/>
             <w:webHidden/>
           </w:rPr>
-          <w:t>50</w:t>
+          <w:t>52</w:t>
         </w:r>
         <w:r>
           <w:rPr>
@@ -2776,7 +2769,7 @@
           <w14:ligatures w14:val="standardContextual"/>
         </w:rPr>
       </w:pPr>
-      <w:hyperlink w:anchor="_Toc229046576" w:history="1">
+      <w:hyperlink w:anchor="_Toc233888968" w:history="1">
         <w:r>
           <w:rPr>
             <w:rStyle w:val="Hyperlink"/>
@@ -2803,7 +2796,7 @@
             <w:noProof/>
             <w:webHidden/>
           </w:rPr>
-          <w:instrText xml:space="preserve"> PAGEREF _Toc229046576 \h </w:instrText>
+          <w:instrText xml:space="preserve"> PAGEREF _Toc233888968 \h </w:instrText>
         </w:r>
         <w:r>
           <w:rPr>
@@ -2823,7 +2816,7 @@
             <w:noProof/>
             <w:webHidden/>
           </w:rPr>
-          <w:t>51</w:t>
+          <w:t>53</w:t>
         </w:r>
         <w:r>
           <w:rPr>
@@ -2845,7 +2838,7 @@
           <w14:ligatures w14:val="standardContextual"/>
         </w:rPr>
       </w:pPr>
-      <w:hyperlink w:anchor="_Toc229046577" w:history="1">
+      <w:hyperlink w:anchor="_Toc233888969" w:history="1">
         <w:r>
           <w:rPr>
             <w:rStyle w:val="Hyperlink"/>
@@ -2872,7 +2865,7 @@
             <w:noProof/>
             <w:webHidden/>
           </w:rPr>
-          <w:instrText xml:space="preserve"> PAGEREF _Toc229046577 \h </w:instrText>
+          <w:instrText xml:space="preserve"> PAGEREF _Toc233888969 \h </w:instrText>
         </w:r>
         <w:r>
           <w:rPr>
@@ -2892,7 +2885,7 @@
             <w:noProof/>
             <w:webHidden/>
           </w:rPr>
-          <w:t>52</w:t>
+          <w:t>54</w:t>
         </w:r>
         <w:r>
           <w:rPr>
@@ -2914,7 +2907,7 @@
           <w14:ligatures w14:val="standardContextual"/>
         </w:rPr>
       </w:pPr>
-      <w:hyperlink w:anchor="_Toc229046578" w:history="1">
+      <w:hyperlink w:anchor="_Toc233888970" w:history="1">
         <w:r>
           <w:rPr>
             <w:rStyle w:val="Hyperlink"/>
@@ -2941,7 +2934,7 @@
             <w:noProof/>
             <w:webHidden/>
           </w:rPr>
-          <w:instrText xml:space="preserve"> PAGEREF _Toc229046578 \h </w:instrText>
+          <w:instrText xml:space="preserve"> PAGEREF _Toc233888970 \h </w:instrText>
         </w:r>
         <w:r>
           <w:rPr>
@@ -2961,7 +2954,7 @@
             <w:noProof/>
             <w:webHidden/>
           </w:rPr>
-          <w:t>53</w:t>
+          <w:t>55</w:t>
         </w:r>
         <w:r>
           <w:rPr>
@@ -2983,7 +2976,7 @@
           <w14:ligatures w14:val="standardContextual"/>
         </w:rPr>
       </w:pPr>
-      <w:hyperlink w:anchor="_Toc229046579" w:history="1">
+      <w:hyperlink w:anchor="_Toc233888971" w:history="1">
         <w:r>
           <w:rPr>
             <w:rStyle w:val="Hyperlink"/>
@@ -3010,7 +3003,7 @@
             <w:noProof/>
             <w:webHidden/>
           </w:rPr>
-          <w:instrText xml:space="preserve"> PAGEREF _Toc229046579 \h </w:instrText>
+          <w:instrText xml:space="preserve"> PAGEREF _Toc233888971 \h </w:instrText>
         </w:r>
         <w:r>
           <w:rPr>
@@ -3030,7 +3023,7 @@
             <w:noProof/>
             <w:webHidden/>
           </w:rPr>
-          <w:t>54</w:t>
+          <w:t>56</w:t>
         </w:r>
         <w:r>
           <w:rPr>
@@ -3052,7 +3045,7 @@
           <w14:ligatures w14:val="standardContextual"/>
         </w:rPr>
       </w:pPr>
-      <w:hyperlink w:anchor="_Toc229046580" w:history="1">
+      <w:hyperlink w:anchor="_Toc233888972" w:history="1">
         <w:r>
           <w:rPr>
             <w:rStyle w:val="Hyperlink"/>
@@ -3079,7 +3072,7 @@
             <w:noProof/>
             <w:webHidden/>
           </w:rPr>
-          <w:instrText xml:space="preserve"> PAGEREF _Toc229046580 \h </w:instrText>
+          <w:instrText xml:space="preserve"> PAGEREF _Toc233888972 \h </w:instrText>
         </w:r>
         <w:r>
           <w:rPr>
@@ -3099,7 +3092,7 @@
             <w:noProof/>
             <w:webHidden/>
           </w:rPr>
-          <w:t>56</w:t>
+          <w:t>58</w:t>
         </w:r>
         <w:r>
           <w:rPr>
@@ -3121,7 +3114,7 @@
           <w14:ligatures w14:val="standardContextual"/>
         </w:rPr>
       </w:pPr>
-      <w:hyperlink w:anchor="_Toc229046581" w:history="1">
+      <w:hyperlink w:anchor="_Toc233888973" w:history="1">
         <w:r>
           <w:rPr>
             <w:rStyle w:val="Hyperlink"/>
@@ -3148,7 +3141,7 @@
             <w:noProof/>
             <w:webHidden/>
           </w:rPr>
-          <w:instrText xml:space="preserve"> PAGEREF _Toc229046581 \h </w:instrText>
+          <w:instrText xml:space="preserve"> PAGEREF _Toc233888973 \h </w:instrText>
         </w:r>
         <w:r>
           <w:rPr>
@@ -3168,7 +3161,7 @@
             <w:noProof/>
             <w:webHidden/>
           </w:rPr>
-          <w:t>58</w:t>
+          <w:t>60</w:t>
         </w:r>
         <w:r>
           <w:rPr>
@@ -3190,7 +3183,7 @@
           <w14:ligatures w14:val="standardContextual"/>
         </w:rPr>
       </w:pPr>
-      <w:hyperlink w:anchor="_Toc229046582" w:history="1">
+      <w:hyperlink w:anchor="_Toc233888974" w:history="1">
         <w:r>
           <w:rPr>
             <w:rStyle w:val="Hyperlink"/>
@@ -3217,7 +3210,7 @@
             <w:noProof/>
             <w:webHidden/>
           </w:rPr>
-          <w:instrText xml:space="preserve"> PAGEREF _Toc229046582 \h </w:instrText>
+          <w:instrText xml:space="preserve"> PAGEREF _Toc233888974 \h </w:instrText>
         </w:r>
         <w:r>
           <w:rPr>
@@ -3237,7 +3230,7 @@
             <w:noProof/>
             <w:webHidden/>
           </w:rPr>
-          <w:t>59</w:t>
+          <w:t>61</w:t>
         </w:r>
         <w:r>
           <w:rPr>
@@ -3259,7 +3252,7 @@
           <w14:ligatures w14:val="standardContextual"/>
         </w:rPr>
       </w:pPr>
-      <w:hyperlink w:anchor="_Toc229046583" w:history="1">
+      <w:hyperlink w:anchor="_Toc233888975" w:history="1">
         <w:r>
           <w:rPr>
             <w:rStyle w:val="Hyperlink"/>
@@ -3286,7 +3279,7 @@
             <w:noProof/>
             <w:webHidden/>
           </w:rPr>
-          <w:instrText xml:space="preserve"> PAGEREF _Toc229046583 \h </w:instrText>
+          <w:instrText xml:space="preserve"> PAGEREF _Toc233888975 \h </w:instrText>
         </w:r>
         <w:r>
           <w:rPr>
@@ -3306,7 +3299,7 @@
             <w:noProof/>
             <w:webHidden/>
           </w:rPr>
-          <w:t>61</w:t>
+          <w:t>63</w:t>
         </w:r>
         <w:r>
           <w:rPr>
@@ -3328,7 +3321,7 @@
           <w14:ligatures w14:val="standardContextual"/>
         </w:rPr>
       </w:pPr>
-      <w:hyperlink w:anchor="_Toc229046584" w:history="1">
+      <w:hyperlink w:anchor="_Toc233888976" w:history="1">
         <w:r>
           <w:rPr>
             <w:rStyle w:val="Hyperlink"/>
@@ -3355,7 +3348,7 @@
             <w:noProof/>
             <w:webHidden/>
           </w:rPr>
-          <w:instrText xml:space="preserve"> PAGEREF _Toc229046584 \h </w:instrText>
+          <w:instrText xml:space="preserve"> PAGEREF _Toc233888976 \h </w:instrText>
         </w:r>
         <w:r>
           <w:rPr>
@@ -3375,7 +3368,7 @@
             <w:noProof/>
             <w:webHidden/>
           </w:rPr>
-          <w:t>62</w:t>
+          <w:t>64</w:t>
         </w:r>
         <w:r>
           <w:rPr>
@@ -3397,7 +3390,7 @@
           <w14:ligatures w14:val="standardContextual"/>
         </w:rPr>
       </w:pPr>
-      <w:hyperlink w:anchor="_Toc229046585" w:history="1">
+      <w:hyperlink w:anchor="_Toc233888977" w:history="1">
         <w:r>
           <w:rPr>
             <w:rStyle w:val="Hyperlink"/>
@@ -3424,7 +3417,7 @@
             <w:noProof/>
             <w:webHidden/>
           </w:rPr>
-          <w:instrText xml:space="preserve"> PAGEREF _Toc229046585 \h </w:instrText>
+          <w:instrText xml:space="preserve"> PAGEREF _Toc233888977 \h </w:instrText>
         </w:r>
         <w:r>
           <w:rPr>
@@ -3444,7 +3437,7 @@
             <w:noProof/>
             <w:webHidden/>
           </w:rPr>
-          <w:t>63</w:t>
+          <w:t>65</w:t>
         </w:r>
         <w:r>
           <w:rPr>
@@ -3466,7 +3459,7 @@
           <w14:ligatures w14:val="standardContextual"/>
         </w:rPr>
       </w:pPr>
-      <w:hyperlink w:anchor="_Toc229046586" w:history="1">
+      <w:hyperlink w:anchor="_Toc233888978" w:history="1">
         <w:r>
           <w:rPr>
             <w:rStyle w:val="Hyperlink"/>
@@ -3493,7 +3486,7 @@
             <w:noProof/>
             <w:webHidden/>
           </w:rPr>
-          <w:instrText xml:space="preserve"> PAGEREF _Toc229046586 \h </w:instrText>
+          <w:instrText xml:space="preserve"> PAGEREF _Toc233888978 \h </w:instrText>
         </w:r>
         <w:r>
           <w:rPr>
@@ -3513,7 +3506,7 @@
             <w:noProof/>
             <w:webHidden/>
           </w:rPr>
-          <w:t>64</w:t>
+          <w:t>66</w:t>
         </w:r>
         <w:r>
           <w:rPr>
@@ -3535,7 +3528,7 @@
           <w14:ligatures w14:val="standardContextual"/>
         </w:rPr>
       </w:pPr>
-      <w:hyperlink w:anchor="_Toc229046587" w:history="1">
+      <w:hyperlink w:anchor="_Toc233888979" w:history="1">
         <w:r>
           <w:rPr>
             <w:rStyle w:val="Hyperlink"/>
@@ -3562,7 +3555,7 @@
             <w:noProof/>
             <w:webHidden/>
           </w:rPr>
-          <w:instrText xml:space="preserve"> PAGEREF _Toc229046587 \h </w:instrText>
+          <w:instrText xml:space="preserve"> PAGEREF _Toc233888979 \h </w:instrText>
         </w:r>
         <w:r>
           <w:rPr>
@@ -3582,7 +3575,7 @@
             <w:noProof/>
             <w:webHidden/>
           </w:rPr>
-          <w:t>65</w:t>
+          <w:t>67</w:t>
         </w:r>
         <w:r>
           <w:rPr>
@@ -3604,7 +3597,7 @@
           <w14:ligatures w14:val="standardContextual"/>
         </w:rPr>
       </w:pPr>
-      <w:hyperlink w:anchor="_Toc229046588" w:history="1">
+      <w:hyperlink w:anchor="_Toc233888980" w:history="1">
         <w:r>
           <w:rPr>
             <w:rStyle w:val="Hyperlink"/>
@@ -3631,7 +3624,7 @@
             <w:noProof/>
             <w:webHidden/>
           </w:rPr>
-          <w:instrText xml:space="preserve"> PAGEREF _Toc229046588 \h </w:instrText>
+          <w:instrText xml:space="preserve"> PAGEREF _Toc233888980 \h </w:instrText>
         </w:r>
         <w:r>
           <w:rPr>
@@ -3651,7 +3644,7 @@
             <w:noProof/>
             <w:webHidden/>
           </w:rPr>
-          <w:t>66</w:t>
+          <w:t>68</w:t>
         </w:r>
         <w:r>
           <w:rPr>
@@ -3673,7 +3666,7 @@
           <w14:ligatures w14:val="standardContextual"/>
         </w:rPr>
       </w:pPr>
-      <w:hyperlink w:anchor="_Toc229046589" w:history="1">
+      <w:hyperlink w:anchor="_Toc233888981" w:history="1">
         <w:r>
           <w:rPr>
             <w:rStyle w:val="Hyperlink"/>
@@ -3700,7 +3693,7 @@
             <w:noProof/>
             <w:webHidden/>
           </w:rPr>
-          <w:instrText xml:space="preserve"> PAGEREF _Toc229046589 \h </w:instrText>
+          <w:instrText xml:space="preserve"> PAGEREF _Toc233888981 \h </w:instrText>
         </w:r>
         <w:r>
           <w:rPr>
@@ -3720,7 +3713,7 @@
             <w:noProof/>
             <w:webHidden/>
           </w:rPr>
-          <w:t>67</w:t>
+          <w:t>69</w:t>
         </w:r>
         <w:r>
           <w:rPr>
@@ -3742,7 +3735,7 @@
           <w14:ligatures w14:val="standardContextual"/>
         </w:rPr>
       </w:pPr>
-      <w:hyperlink w:anchor="_Toc229046590" w:history="1">
+      <w:hyperlink w:anchor="_Toc233888982" w:history="1">
         <w:r>
           <w:rPr>
             <w:rStyle w:val="Hyperlink"/>
@@ -3769,7 +3762,7 @@
             <w:noProof/>
             <w:webHidden/>
           </w:rPr>
-          <w:instrText xml:space="preserve"> PAGEREF _Toc229046590 \h </w:instrText>
+          <w:instrText xml:space="preserve"> PAGEREF _Toc233888982 \h </w:instrText>
         </w:r>
         <w:r>
           <w:rPr>
@@ -3789,7 +3782,7 @@
             <w:noProof/>
             <w:webHidden/>
           </w:rPr>
-          <w:t>68</w:t>
+          <w:t>70</w:t>
         </w:r>
         <w:r>
           <w:rPr>
@@ -3811,7 +3804,7 @@
           <w14:ligatures w14:val="standardContextual"/>
         </w:rPr>
       </w:pPr>
-      <w:hyperlink w:anchor="_Toc229046591" w:history="1">
+      <w:hyperlink w:anchor="_Toc233888983" w:history="1">
         <w:r>
           <w:rPr>
             <w:rStyle w:val="Hyperlink"/>
@@ -3838,7 +3831,7 @@
             <w:noProof/>
             <w:webHidden/>
           </w:rPr>
-          <w:instrText xml:space="preserve"> PAGEREF _Toc229046591 \h </w:instrText>
+          <w:instrText xml:space="preserve"> PAGEREF _Toc233888983 \h </w:instrText>
         </w:r>
         <w:r>
           <w:rPr>
@@ -3858,7 +3851,7 @@
             <w:noProof/>
             <w:webHidden/>
           </w:rPr>
-          <w:t>69</w:t>
+          <w:t>71</w:t>
         </w:r>
         <w:r>
           <w:rPr>
@@ -3880,7 +3873,7 @@
           <w14:ligatures w14:val="standardContextual"/>
         </w:rPr>
       </w:pPr>
-      <w:hyperlink w:anchor="_Toc229046592" w:history="1">
+      <w:hyperlink w:anchor="_Toc233888984" w:history="1">
         <w:r>
           <w:rPr>
             <w:rStyle w:val="Hyperlink"/>
@@ -3907,7 +3900,7 @@
             <w:noProof/>
             <w:webHidden/>
           </w:rPr>
-          <w:instrText xml:space="preserve"> PAGEREF _Toc229046592 \h </w:instrText>
+          <w:instrText xml:space="preserve"> PAGEREF _Toc233888984 \h </w:instrText>
         </w:r>
         <w:r>
           <w:rPr>
@@ -3927,7 +3920,7 @@
             <w:noProof/>
             <w:webHidden/>
           </w:rPr>
-          <w:t>70</w:t>
+          <w:t>72</w:t>
         </w:r>
         <w:r>
           <w:rPr>
@@ -3949,7 +3942,7 @@
           <w14:ligatures w14:val="standardContextual"/>
         </w:rPr>
       </w:pPr>
-      <w:hyperlink w:anchor="_Toc229046593" w:history="1">
+      <w:hyperlink w:anchor="_Toc233888985" w:history="1">
         <w:r>
           <w:rPr>
             <w:rStyle w:val="Hyperlink"/>
@@ -3976,7 +3969,7 @@
             <w:noProof/>
             <w:webHidden/>
           </w:rPr>
-          <w:instrText xml:space="preserve"> PAGEREF _Toc229046593 \h </w:instrText>
+          <w:instrText xml:space="preserve"> PAGEREF _Toc233888985 \h </w:instrText>
         </w:r>
         <w:r>
           <w:rPr>
@@ -3996,7 +3989,7 @@
             <w:noProof/>
             <w:webHidden/>
           </w:rPr>
-          <w:t>71</w:t>
+          <w:t>73</w:t>
         </w:r>
         <w:r>
           <w:rPr>
@@ -4018,7 +4011,7 @@
           <w14:ligatures w14:val="standardContextual"/>
         </w:rPr>
       </w:pPr>
-      <w:hyperlink w:anchor="_Toc229046594" w:history="1">
+      <w:hyperlink w:anchor="_Toc233888986" w:history="1">
         <w:r>
           <w:rPr>
             <w:rStyle w:val="Hyperlink"/>
@@ -4045,7 +4038,7 @@
             <w:noProof/>
             <w:webHidden/>
           </w:rPr>
-          <w:instrText xml:space="preserve"> PAGEREF _Toc229046594 \h </w:instrText>
+          <w:instrText xml:space="preserve"> PAGEREF _Toc233888986 \h </w:instrText>
         </w:r>
         <w:r>
           <w:rPr>
@@ -4065,7 +4058,7 @@
             <w:noProof/>
             <w:webHidden/>
           </w:rPr>
-          <w:t>73</w:t>
+          <w:t>75</w:t>
         </w:r>
         <w:r>
           <w:rPr>
@@ -4087,7 +4080,7 @@
           <w14:ligatures w14:val="standardContextual"/>
         </w:rPr>
       </w:pPr>
-      <w:hyperlink w:anchor="_Toc229046595" w:history="1">
+      <w:hyperlink w:anchor="_Toc233888987" w:history="1">
         <w:r>
           <w:rPr>
             <w:rStyle w:val="Hyperlink"/>
@@ -4114,7 +4107,7 @@
             <w:noProof/>
             <w:webHidden/>
           </w:rPr>
-          <w:instrText xml:space="preserve"> PAGEREF _Toc229046595 \h </w:instrText>
+          <w:instrText xml:space="preserve"> PAGEREF _Toc233888987 \h </w:instrText>
         </w:r>
         <w:r>
           <w:rPr>
@@ -4134,7 +4127,7 @@
             <w:noProof/>
             <w:webHidden/>
           </w:rPr>
-          <w:t>74</w:t>
+          <w:t>76</w:t>
         </w:r>
         <w:r>
           <w:rPr>
@@ -4156,7 +4149,7 @@
           <w14:ligatures w14:val="standardContextual"/>
         </w:rPr>
       </w:pPr>
-      <w:hyperlink w:anchor="_Toc229046596" w:history="1">
+      <w:hyperlink w:anchor="_Toc233888988" w:history="1">
         <w:r>
           <w:rPr>
             <w:rStyle w:val="Hyperlink"/>
@@ -4183,7 +4176,7 @@
             <w:noProof/>
             <w:webHidden/>
           </w:rPr>
-          <w:instrText xml:space="preserve"> PAGEREF _Toc229046596 \h </w:instrText>
+          <w:instrText xml:space="preserve"> PAGEREF _Toc233888988 \h </w:instrText>
         </w:r>
         <w:r>
           <w:rPr>
@@ -4203,7 +4196,7 @@
             <w:noProof/>
             <w:webHidden/>
           </w:rPr>
-          <w:t>75</w:t>
+          <w:t>77</w:t>
         </w:r>
         <w:r>
           <w:rPr>
@@ -4225,7 +4218,7 @@
           <w14:ligatures w14:val="standardContextual"/>
         </w:rPr>
       </w:pPr>
-      <w:hyperlink w:anchor="_Toc229046597" w:history="1">
+      <w:hyperlink w:anchor="_Toc233888989" w:history="1">
         <w:r>
           <w:rPr>
             <w:rStyle w:val="Hyperlink"/>
@@ -4252,7 +4245,7 @@
             <w:noProof/>
             <w:webHidden/>
           </w:rPr>
-          <w:instrText xml:space="preserve"> PAGEREF _Toc229046597 \h </w:instrText>
+          <w:instrText xml:space="preserve"> PAGEREF _Toc233888989 \h </w:instrText>
         </w:r>
         <w:r>
           <w:rPr>
@@ -4272,7 +4265,7 @@
             <w:noProof/>
             <w:webHidden/>
           </w:rPr>
-          <w:t>76</w:t>
+          <w:t>78</w:t>
         </w:r>
         <w:r>
           <w:rPr>
@@ -4294,7 +4287,7 @@
           <w14:ligatures w14:val="standardContextual"/>
         </w:rPr>
       </w:pPr>
-      <w:hyperlink w:anchor="_Toc229046598" w:history="1">
+      <w:hyperlink w:anchor="_Toc233888990" w:history="1">
         <w:r>
           <w:rPr>
             <w:rStyle w:val="Hyperlink"/>
@@ -4321,7 +4314,7 @@
             <w:noProof/>
             <w:webHidden/>
           </w:rPr>
-          <w:instrText xml:space="preserve"> PAGEREF _Toc229046598 \h </w:instrText>
+          <w:instrText xml:space="preserve"> PAGEREF _Toc233888990 \h </w:instrText>
         </w:r>
         <w:r>
           <w:rPr>
@@ -4341,7 +4334,7 @@
             <w:noProof/>
             <w:webHidden/>
           </w:rPr>
-          <w:t>77</w:t>
+          <w:t>79</w:t>
         </w:r>
         <w:r>
           <w:rPr>
@@ -4363,7 +4356,7 @@
           <w14:ligatures w14:val="standardContextual"/>
         </w:rPr>
       </w:pPr>
-      <w:hyperlink w:anchor="_Toc229046599" w:history="1">
+      <w:hyperlink w:anchor="_Toc233888991" w:history="1">
         <w:r>
           <w:rPr>
             <w:rStyle w:val="Hyperlink"/>
@@ -4390,7 +4383,7 @@
             <w:noProof/>
             <w:webHidden/>
           </w:rPr>
-          <w:instrText xml:space="preserve"> PAGEREF _Toc229046599 \h </w:instrText>
+          <w:instrText xml:space="preserve"> PAGEREF _Toc233888991 \h </w:instrText>
         </w:r>
         <w:r>
           <w:rPr>
@@ -4410,7 +4403,7 @@
             <w:noProof/>
             <w:webHidden/>
           </w:rPr>
-          <w:t>78</w:t>
+          <w:t>80</w:t>
         </w:r>
         <w:r>
           <w:rPr>
@@ -4432,7 +4425,7 @@
           <w14:ligatures w14:val="standardContextual"/>
         </w:rPr>
       </w:pPr>
-      <w:hyperlink w:anchor="_Toc229046600" w:history="1">
+      <w:hyperlink w:anchor="_Toc233888992" w:history="1">
         <w:r>
           <w:rPr>
             <w:rStyle w:val="Hyperlink"/>
@@ -4459,7 +4452,7 @@
             <w:noProof/>
             <w:webHidden/>
           </w:rPr>
-          <w:instrText xml:space="preserve"> PAGEREF _Toc229046600 \h </w:instrText>
+          <w:instrText xml:space="preserve"> PAGEREF _Toc233888992 \h </w:instrText>
         </w:r>
         <w:r>
           <w:rPr>
@@ -4479,7 +4472,7 @@
             <w:noProof/>
             <w:webHidden/>
           </w:rPr>
-          <w:t>79</w:t>
+          <w:t>81</w:t>
         </w:r>
         <w:r>
           <w:rPr>
@@ -4501,7 +4494,7 @@
           <w14:ligatures w14:val="standardContextual"/>
         </w:rPr>
       </w:pPr>
-      <w:hyperlink w:anchor="_Toc229046601" w:history="1">
+      <w:hyperlink w:anchor="_Toc233888993" w:history="1">
         <w:r>
           <w:rPr>
             <w:rStyle w:val="Hyperlink"/>
@@ -4528,7 +4521,7 @@
             <w:noProof/>
             <w:webHidden/>
           </w:rPr>
-          <w:instrText xml:space="preserve"> PAGEREF _Toc229046601 \h </w:instrText>
+          <w:instrText xml:space="preserve"> PAGEREF _Toc233888993 \h </w:instrText>
         </w:r>
         <w:r>
           <w:rPr>
@@ -4548,7 +4541,7 @@
             <w:noProof/>
             <w:webHidden/>
           </w:rPr>
-          <w:t>81</w:t>
+          <w:t>83</w:t>
         </w:r>
         <w:r>
           <w:rPr>
@@ -4570,7 +4563,7 @@
           <w14:ligatures w14:val="standardContextual"/>
         </w:rPr>
       </w:pPr>
-      <w:hyperlink w:anchor="_Toc229046602" w:history="1">
+      <w:hyperlink w:anchor="_Toc233888994" w:history="1">
         <w:r>
           <w:rPr>
             <w:rStyle w:val="Hyperlink"/>
@@ -4597,7 +4590,7 @@
             <w:noProof/>
             <w:webHidden/>
           </w:rPr>
-          <w:instrText xml:space="preserve"> PAGEREF _Toc229046602 \h </w:instrText>
+          <w:instrText xml:space="preserve"> PAGEREF _Toc233888994 \h </w:instrText>
         </w:r>
         <w:r>
           <w:rPr>
@@ -4617,7 +4610,7 @@
             <w:noProof/>
             <w:webHidden/>
           </w:rPr>
-          <w:t>83</w:t>
+          <w:t>85</w:t>
         </w:r>
         <w:r>
           <w:rPr>
@@ -4639,7 +4632,7 @@
           <w14:ligatures w14:val="standardContextual"/>
         </w:rPr>
       </w:pPr>
-      <w:hyperlink w:anchor="_Toc229046603" w:history="1">
+      <w:hyperlink w:anchor="_Toc233888995" w:history="1">
         <w:r>
           <w:rPr>
             <w:rStyle w:val="Hyperlink"/>
@@ -4666,7 +4659,7 @@
             <w:noProof/>
             <w:webHidden/>
           </w:rPr>
-          <w:instrText xml:space="preserve"> PAGEREF _Toc229046603 \h </w:instrText>
+          <w:instrText xml:space="preserve"> PAGEREF _Toc233888995 \h </w:instrText>
         </w:r>
         <w:r>
           <w:rPr>
@@ -4686,7 +4679,7 @@
             <w:noProof/>
             <w:webHidden/>
           </w:rPr>
-          <w:t>84</w:t>
+          <w:t>86</w:t>
         </w:r>
         <w:r>
           <w:rPr>
@@ -4708,7 +4701,7 @@
           <w14:ligatures w14:val="standardContextual"/>
         </w:rPr>
       </w:pPr>
-      <w:hyperlink w:anchor="_Toc229046604" w:history="1">
+      <w:hyperlink w:anchor="_Toc233888996" w:history="1">
         <w:r>
           <w:rPr>
             <w:rStyle w:val="Hyperlink"/>
@@ -4735,7 +4728,7 @@
             <w:noProof/>
             <w:webHidden/>
           </w:rPr>
-          <w:instrText xml:space="preserve"> PAGEREF _Toc229046604 \h </w:instrText>
+          <w:instrText xml:space="preserve"> PAGEREF _Toc233888996 \h </w:instrText>
         </w:r>
         <w:r>
           <w:rPr>
@@ -4755,7 +4748,7 @@
             <w:noProof/>
             <w:webHidden/>
           </w:rPr>
-          <w:t>85</w:t>
+          <w:t>87</w:t>
         </w:r>
         <w:r>
           <w:rPr>
@@ -4777,7 +4770,7 @@
           <w14:ligatures w14:val="standardContextual"/>
         </w:rPr>
       </w:pPr>
-      <w:hyperlink w:anchor="_Toc229046605" w:history="1">
+      <w:hyperlink w:anchor="_Toc233888997" w:history="1">
         <w:r>
           <w:rPr>
             <w:rStyle w:val="Hyperlink"/>
@@ -4804,7 +4797,7 @@
             <w:noProof/>
             <w:webHidden/>
           </w:rPr>
-          <w:instrText xml:space="preserve"> PAGEREF _Toc229046605 \h </w:instrText>
+          <w:instrText xml:space="preserve"> PAGEREF _Toc233888997 \h </w:instrText>
         </w:r>
         <w:r>
           <w:rPr>
@@ -4824,7 +4817,7 @@
             <w:noProof/>
             <w:webHidden/>
           </w:rPr>
-          <w:t>86</w:t>
+          <w:t>88</w:t>
         </w:r>
         <w:r>
           <w:rPr>
@@ -4846,7 +4839,7 @@
           <w14:ligatures w14:val="standardContextual"/>
         </w:rPr>
       </w:pPr>
-      <w:hyperlink w:anchor="_Toc229046606" w:history="1">
+      <w:hyperlink w:anchor="_Toc233888998" w:history="1">
         <w:r>
           <w:rPr>
             <w:rStyle w:val="Hyperlink"/>
@@ -4873,7 +4866,7 @@
             <w:noProof/>
             <w:webHidden/>
           </w:rPr>
-          <w:instrText xml:space="preserve"> PAGEREF _Toc229046606 \h </w:instrText>
+          <w:instrText xml:space="preserve"> PAGEREF _Toc233888998 \h </w:instrText>
         </w:r>
         <w:r>
           <w:rPr>
@@ -4893,7 +4886,7 @@
             <w:noProof/>
             <w:webHidden/>
           </w:rPr>
-          <w:t>87</w:t>
+          <w:t>89</w:t>
         </w:r>
         <w:r>
           <w:rPr>
@@ -4915,7 +4908,7 @@
           <w14:ligatures w14:val="standardContextual"/>
         </w:rPr>
       </w:pPr>
-      <w:hyperlink w:anchor="_Toc229046607" w:history="1">
+      <w:hyperlink w:anchor="_Toc233888999" w:history="1">
         <w:r>
           <w:rPr>
             <w:rStyle w:val="Hyperlink"/>
@@ -4942,7 +4935,7 @@
             <w:noProof/>
             <w:webHidden/>
           </w:rPr>
-          <w:instrText xml:space="preserve"> PAGEREF _Toc229046607 \h </w:instrText>
+          <w:instrText xml:space="preserve"> PAGEREF _Toc233888999 \h </w:instrText>
         </w:r>
         <w:r>
           <w:rPr>
@@ -4962,7 +4955,7 @@
             <w:noProof/>
             <w:webHidden/>
           </w:rPr>
-          <w:t>88</w:t>
+          <w:t>90</w:t>
         </w:r>
         <w:r>
           <w:rPr>
@@ -4984,7 +4977,7 @@
           <w14:ligatures w14:val="standardContextual"/>
         </w:rPr>
       </w:pPr>
-      <w:hyperlink w:anchor="_Toc229046608" w:history="1">
+      <w:hyperlink w:anchor="_Toc233889000" w:history="1">
         <w:r>
           <w:rPr>
             <w:rStyle w:val="Hyperlink"/>
@@ -5011,7 +5004,7 @@
             <w:noProof/>
             <w:webHidden/>
           </w:rPr>
-          <w:instrText xml:space="preserve"> PAGEREF _Toc229046608 \h </w:instrText>
+          <w:instrText xml:space="preserve"> PAGEREF _Toc233889000 \h </w:instrText>
         </w:r>
         <w:r>
           <w:rPr>
@@ -5031,7 +5024,7 @@
             <w:noProof/>
             <w:webHidden/>
           </w:rPr>
-          <w:t>89</w:t>
+          <w:t>91</w:t>
         </w:r>
         <w:r>
           <w:rPr>
@@ -5053,7 +5046,7 @@
           <w14:ligatures w14:val="standardContextual"/>
         </w:rPr>
       </w:pPr>
-      <w:hyperlink w:anchor="_Toc229046609" w:history="1">
+      <w:hyperlink w:anchor="_Toc233889001" w:history="1">
         <w:r>
           <w:rPr>
             <w:rStyle w:val="Hyperlink"/>
@@ -5080,7 +5073,7 @@
             <w:noProof/>
             <w:webHidden/>
           </w:rPr>
-          <w:instrText xml:space="preserve"> PAGEREF _Toc229046609 \h </w:instrText>
+          <w:instrText xml:space="preserve"> PAGEREF _Toc233889001 \h </w:instrText>
         </w:r>
         <w:r>
           <w:rPr>
@@ -5100,7 +5093,7 @@
             <w:noProof/>
             <w:webHidden/>
           </w:rPr>
-          <w:t>90</w:t>
+          <w:t>92</w:t>
         </w:r>
         <w:r>
           <w:rPr>
@@ -5122,7 +5115,7 @@
           <w14:ligatures w14:val="standardContextual"/>
         </w:rPr>
       </w:pPr>
-      <w:hyperlink w:anchor="_Toc229046610" w:history="1">
+      <w:hyperlink w:anchor="_Toc233889002" w:history="1">
         <w:r>
           <w:rPr>
             <w:rStyle w:val="Hyperlink"/>
@@ -5149,7 +5142,7 @@
             <w:noProof/>
             <w:webHidden/>
           </w:rPr>
-          <w:instrText xml:space="preserve"> PAGEREF _Toc229046610 \h </w:instrText>
+          <w:instrText xml:space="preserve"> PAGEREF _Toc233889002 \h </w:instrText>
         </w:r>
         <w:r>
           <w:rPr>
@@ -5169,7 +5162,7 @@
             <w:noProof/>
             <w:webHidden/>
           </w:rPr>
-          <w:t>91</w:t>
+          <w:t>93</w:t>
         </w:r>
         <w:r>
           <w:rPr>
@@ -5191,7 +5184,7 @@
           <w14:ligatures w14:val="standardContextual"/>
         </w:rPr>
       </w:pPr>
-      <w:hyperlink w:anchor="_Toc229046611" w:history="1">
+      <w:hyperlink w:anchor="_Toc233889003" w:history="1">
         <w:r>
           <w:rPr>
             <w:rStyle w:val="Hyperlink"/>
@@ -5218,7 +5211,7 @@
             <w:noProof/>
             <w:webHidden/>
           </w:rPr>
-          <w:instrText xml:space="preserve"> PAGEREF _Toc229046611 \h </w:instrText>
+          <w:instrText xml:space="preserve"> PAGEREF _Toc233889003 \h </w:instrText>
         </w:r>
         <w:r>
           <w:rPr>
@@ -5238,7 +5231,7 @@
             <w:noProof/>
             <w:webHidden/>
           </w:rPr>
-          <w:t>92</w:t>
+          <w:t>94</w:t>
         </w:r>
         <w:r>
           <w:rPr>
@@ -5260,7 +5253,7 @@
           <w14:ligatures w14:val="standardContextual"/>
         </w:rPr>
       </w:pPr>
-      <w:hyperlink w:anchor="_Toc229046612" w:history="1">
+      <w:hyperlink w:anchor="_Toc233889004" w:history="1">
         <w:r>
           <w:rPr>
             <w:rStyle w:val="Hyperlink"/>
@@ -5287,7 +5280,7 @@
             <w:noProof/>
             <w:webHidden/>
           </w:rPr>
-          <w:instrText xml:space="preserve"> PAGEREF _Toc229046612 \h </w:instrText>
+          <w:instrText xml:space="preserve"> PAGEREF _Toc233889004 \h </w:instrText>
         </w:r>
         <w:r>
           <w:rPr>
@@ -5307,7 +5300,7 @@
             <w:noProof/>
             <w:webHidden/>
           </w:rPr>
-          <w:t>93</w:t>
+          <w:t>95</w:t>
         </w:r>
         <w:r>
           <w:rPr>
@@ -5329,7 +5322,7 @@
           <w14:ligatures w14:val="standardContextual"/>
         </w:rPr>
       </w:pPr>
-      <w:hyperlink w:anchor="_Toc229046613" w:history="1">
+      <w:hyperlink w:anchor="_Toc233889005" w:history="1">
         <w:r>
           <w:rPr>
             <w:rStyle w:val="Hyperlink"/>
@@ -5356,7 +5349,7 @@
             <w:noProof/>
             <w:webHidden/>
           </w:rPr>
-          <w:instrText xml:space="preserve"> PAGEREF _Toc229046613 \h </w:instrText>
+          <w:instrText xml:space="preserve"> PAGEREF _Toc233889005 \h </w:instrText>
         </w:r>
         <w:r>
           <w:rPr>
@@ -5376,7 +5369,7 @@
             <w:noProof/>
             <w:webHidden/>
           </w:rPr>
-          <w:t>94</w:t>
+          <w:t>96</w:t>
         </w:r>
         <w:r>
           <w:rPr>
@@ -5398,7 +5391,7 @@
           <w14:ligatures w14:val="standardContextual"/>
         </w:rPr>
       </w:pPr>
-      <w:hyperlink w:anchor="_Toc229046614" w:history="1">
+      <w:hyperlink w:anchor="_Toc233889006" w:history="1">
         <w:r>
           <w:rPr>
             <w:rStyle w:val="Hyperlink"/>
@@ -5425,7 +5418,7 @@
             <w:noProof/>
             <w:webHidden/>
           </w:rPr>
-          <w:instrText xml:space="preserve"> PAGEREF _Toc229046614 \h </w:instrText>
+          <w:instrText xml:space="preserve"> PAGEREF _Toc233889006 \h </w:instrText>
         </w:r>
         <w:r>
           <w:rPr>
@@ -5445,7 +5438,7 @@
             <w:noProof/>
             <w:webHidden/>
           </w:rPr>
-          <w:t>95</w:t>
+          <w:t>97</w:t>
         </w:r>
         <w:r>
           <w:rPr>
@@ -5467,7 +5460,7 @@
           <w14:ligatures w14:val="standardContextual"/>
         </w:rPr>
       </w:pPr>
-      <w:hyperlink w:anchor="_Toc229046615" w:history="1">
+      <w:hyperlink w:anchor="_Toc233889007" w:history="1">
         <w:r>
           <w:rPr>
             <w:rStyle w:val="Hyperlink"/>
@@ -5494,7 +5487,7 @@
             <w:noProof/>
             <w:webHidden/>
           </w:rPr>
-          <w:instrText xml:space="preserve"> PAGEREF _Toc229046615 \h </w:instrText>
+          <w:instrText xml:space="preserve"> PAGEREF _Toc233889007 \h </w:instrText>
         </w:r>
         <w:r>
           <w:rPr>
@@ -5514,7 +5507,7 @@
             <w:noProof/>
             <w:webHidden/>
           </w:rPr>
-          <w:t>98</w:t>
+          <w:t>100</w:t>
         </w:r>
         <w:r>
           <w:rPr>
@@ -5536,7 +5529,7 @@
           <w14:ligatures w14:val="standardContextual"/>
         </w:rPr>
       </w:pPr>
-      <w:hyperlink w:anchor="_Toc229046616" w:history="1">
+      <w:hyperlink w:anchor="_Toc233889008" w:history="1">
         <w:r>
           <w:rPr>
             <w:rStyle w:val="Hyperlink"/>
@@ -5563,7 +5556,7 @@
             <w:noProof/>
             <w:webHidden/>
           </w:rPr>
-          <w:instrText xml:space="preserve"> PAGEREF _Toc229046616 \h </w:instrText>
+          <w:instrText xml:space="preserve"> PAGEREF _Toc233889008 \h </w:instrText>
         </w:r>
         <w:r>
           <w:rPr>
@@ -5583,7 +5576,7 @@
             <w:noProof/>
             <w:webHidden/>
           </w:rPr>
-          <w:t>99</w:t>
+          <w:t>101</w:t>
         </w:r>
         <w:r>
           <w:rPr>
@@ -5605,7 +5598,7 @@
           <w14:ligatures w14:val="standardContextual"/>
         </w:rPr>
       </w:pPr>
-      <w:hyperlink w:anchor="_Toc229046617" w:history="1">
+      <w:hyperlink w:anchor="_Toc233889009" w:history="1">
         <w:r>
           <w:rPr>
             <w:rStyle w:val="Hyperlink"/>
@@ -5632,7 +5625,7 @@
             <w:noProof/>
             <w:webHidden/>
           </w:rPr>
-          <w:instrText xml:space="preserve"> PAGEREF _Toc229046617 \h </w:instrText>
+          <w:instrText xml:space="preserve"> PAGEREF _Toc233889009 \h </w:instrText>
         </w:r>
         <w:r>
           <w:rPr>
@@ -5652,7 +5645,7 @@
             <w:noProof/>
             <w:webHidden/>
           </w:rPr>
-          <w:t>100</w:t>
+          <w:t>102</w:t>
         </w:r>
         <w:r>
           <w:rPr>
@@ -5674,7 +5667,7 @@
           <w14:ligatures w14:val="standardContextual"/>
         </w:rPr>
       </w:pPr>
-      <w:hyperlink w:anchor="_Toc229046618" w:history="1">
+      <w:hyperlink w:anchor="_Toc233889010" w:history="1">
         <w:r>
           <w:rPr>
             <w:rStyle w:val="Hyperlink"/>
@@ -5701,7 +5694,7 @@
             <w:noProof/>
             <w:webHidden/>
           </w:rPr>
-          <w:instrText xml:space="preserve"> PAGEREF _Toc229046618 \h </w:instrText>
+          <w:instrText xml:space="preserve"> PAGEREF _Toc233889010 \h </w:instrText>
         </w:r>
         <w:r>
           <w:rPr>
@@ -5721,7 +5714,7 @@
             <w:noProof/>
             <w:webHidden/>
           </w:rPr>
-          <w:t>101</w:t>
+          <w:t>103</w:t>
         </w:r>
         <w:r>
           <w:rPr>
@@ -5743,7 +5736,7 @@
           <w14:ligatures w14:val="standardContextual"/>
         </w:rPr>
       </w:pPr>
-      <w:hyperlink w:anchor="_Toc229046619" w:history="1">
+      <w:hyperlink w:anchor="_Toc233889011" w:history="1">
         <w:r>
           <w:rPr>
             <w:rStyle w:val="Hyperlink"/>
@@ -5770,7 +5763,7 @@
             <w:noProof/>
             <w:webHidden/>
           </w:rPr>
-          <w:instrText xml:space="preserve"> PAGEREF _Toc229046619 \h </w:instrText>
+          <w:instrText xml:space="preserve"> PAGEREF _Toc233889011 \h </w:instrText>
         </w:r>
         <w:r>
           <w:rPr>
@@ -5790,7 +5783,7 @@
             <w:noProof/>
             <w:webHidden/>
           </w:rPr>
-          <w:t>102</w:t>
+          <w:t>104</w:t>
         </w:r>
         <w:r>
           <w:rPr>
@@ -5812,7 +5805,7 @@
           <w14:ligatures w14:val="standardContextual"/>
         </w:rPr>
       </w:pPr>
-      <w:hyperlink w:anchor="_Toc229046620" w:history="1">
+      <w:hyperlink w:anchor="_Toc233889012" w:history="1">
         <w:r>
           <w:rPr>
             <w:rStyle w:val="Hyperlink"/>
@@ -5839,7 +5832,7 @@
             <w:noProof/>
             <w:webHidden/>
           </w:rPr>
-          <w:instrText xml:space="preserve"> PAGEREF _Toc229046620 \h </w:instrText>
+          <w:instrText xml:space="preserve"> PAGEREF _Toc233889012 \h </w:instrText>
         </w:r>
         <w:r>
           <w:rPr>
@@ -5859,7 +5852,7 @@
             <w:noProof/>
             <w:webHidden/>
           </w:rPr>
-          <w:t>103</w:t>
+          <w:t>105</w:t>
         </w:r>
         <w:r>
           <w:rPr>
@@ -5881,13 +5874,13 @@
           <w14:ligatures w14:val="standardContextual"/>
         </w:rPr>
       </w:pPr>
-      <w:hyperlink w:anchor="_Toc229046621" w:history="1">
-        <w:r>
-          <w:rPr>
-            <w:rStyle w:val="Hyperlink"/>
-            <w:noProof/>
-          </w:rPr>
-          <w:t>12. Reference Documents</w:t>
+      <w:hyperlink w:anchor="_Toc233889013" w:history="1">
+        <w:r>
+          <w:rPr>
+            <w:rStyle w:val="Hyperlink"/>
+            <w:noProof/>
+          </w:rPr>
+          <w:t>11.6 Groups [Legal]</w:t>
         </w:r>
         <w:r>
           <w:rPr>
@@ -5908,7 +5901,7 @@
             <w:noProof/>
             <w:webHidden/>
           </w:rPr>
-          <w:instrText xml:space="preserve"> PAGEREF _Toc229046621 \h </w:instrText>
+          <w:instrText xml:space="preserve"> PAGEREF _Toc233889013 \h </w:instrText>
         </w:r>
         <w:r>
           <w:rPr>
@@ -5928,7 +5921,7 @@
             <w:noProof/>
             <w:webHidden/>
           </w:rPr>
-          <w:t>104</w:t>
+          <w:t>106</w:t>
         </w:r>
         <w:r>
           <w:rPr>
@@ -5950,7 +5943,76 @@
           <w14:ligatures w14:val="standardContextual"/>
         </w:rPr>
       </w:pPr>
-      <w:hyperlink w:anchor="_Toc229046622" w:history="1">
+      <w:hyperlink w:anchor="_Toc233889014" w:history="1">
+        <w:r>
+          <w:rPr>
+            <w:rStyle w:val="Hyperlink"/>
+            <w:noProof/>
+          </w:rPr>
+          <w:t>12. Reference Documents</w:t>
+        </w:r>
+        <w:r>
+          <w:rPr>
+            <w:noProof/>
+            <w:webHidden/>
+          </w:rPr>
+          <w:tab/>
+        </w:r>
+        <w:r>
+          <w:rPr>
+            <w:noProof/>
+            <w:webHidden/>
+          </w:rPr>
+          <w:fldChar w:fldCharType="begin"/>
+        </w:r>
+        <w:r>
+          <w:rPr>
+            <w:noProof/>
+            <w:webHidden/>
+          </w:rPr>
+          <w:instrText xml:space="preserve"> PAGEREF _Toc233889014 \h </w:instrText>
+        </w:r>
+        <w:r>
+          <w:rPr>
+            <w:noProof/>
+            <w:webHidden/>
+          </w:rPr>
+        </w:r>
+        <w:r>
+          <w:rPr>
+            <w:noProof/>
+            <w:webHidden/>
+          </w:rPr>
+          <w:fldChar w:fldCharType="separate"/>
+        </w:r>
+        <w:r>
+          <w:rPr>
+            <w:noProof/>
+            <w:webHidden/>
+          </w:rPr>
+          <w:t>107</w:t>
+        </w:r>
+        <w:r>
+          <w:rPr>
+            <w:noProof/>
+            <w:webHidden/>
+          </w:rPr>
+          <w:fldChar w:fldCharType="end"/>
+        </w:r>
+      </w:hyperlink>
+    </w:p>
+    <w:p>
+      <w:pPr>
+        <w:pStyle w:val="TOC1"/>
+        <w:rPr>
+          <w:rFonts w:asciiTheme="minorHAnsi" w:eastAsiaTheme="minorEastAsia" w:hAnsiTheme="minorHAnsi" w:cstheme="minorBidi"/>
+          <w:noProof/>
+          <w:kern w:val="2"/>
+          <w:sz w:val="24"/>
+          <w14:ligatures w14:val="standardContextual"/>
+        </w:rPr>
+      </w:pPr>
+      <w:hyperlink w:anchor="_Toc233889015" w:history="1">
         <w:r>
           <w:rPr>
             <w:rStyle w:val="Hyperlink"/>
@@ -5977,7 +6039,7 @@
             <w:noProof/>
             <w:webHidden/>
           </w:rPr>
-          <w:instrText xml:space="preserve"> PAGEREF _Toc229046622 \h </w:instrText>
+          <w:instrText xml:space="preserve"> PAGEREF _Toc233889015 \h </w:instrText>
         </w:r>
         <w:r>
           <w:rPr>
@@ -5997,7 +6059,7 @@
             <w:noProof/>
             <w:webHidden/>
           </w:rPr>
-          <w:t>109</w:t>
+          <w:t>112</w:t>
         </w:r>
         <w:r>
           <w:rPr>
@@ -6111,7 +6173,7 @@
             <w:noProof/>
             <w:webHidden/>
           </w:rPr>
-          <w:t>9</w:t>
+          <w:t>10</w:t>
         </w:r>
         <w:r>
           <w:rPr>
@@ -6185,7 +6247,7 @@
             <w:noProof/>
             <w:webHidden/>
           </w:rPr>
-          <w:t>97</w:t>
+          <w:t>99</w:t>
         </w:r>
         <w:r>
           <w:rPr>
@@ -6259,7 +6321,7 @@
             <w:noProof/>
             <w:webHidden/>
           </w:rPr>
-          <w:t>99</w:t>
+          <w:t>101</w:t>
         </w:r>
         <w:r>
           <w:rPr>
@@ -6333,7 +6395,7 @@
             <w:noProof/>
             <w:webHidden/>
           </w:rPr>
-          <w:t>100</w:t>
+          <w:t>102</w:t>
         </w:r>
         <w:r>
           <w:rPr>
@@ -6407,7 +6469,7 @@
             <w:noProof/>
             <w:webHidden/>
           </w:rPr>
-          <w:t>101</w:t>
+          <w:t>103</w:t>
         </w:r>
         <w:r>
           <w:rPr>
@@ -6481,7 +6543,7 @@
             <w:noProof/>
             <w:webHidden/>
           </w:rPr>
-          <w:t>103</w:t>
+          <w:t>105</w:t>
         </w:r>
         <w:r>
           <w:rPr>
@@ -6555,7 +6617,7 @@
             <w:noProof/>
             <w:webHidden/>
           </w:rPr>
-          <w:t>109</w:t>
+          <w:t>112</w:t>
         </w:r>
         <w:r>
           <w:rPr>
@@ -6667,7 +6729,7 @@
             <w:noProof/>
             <w:webHidden/>
           </w:rPr>
-          <w:t>6</w:t>
+          <w:t>7</w:t>
         </w:r>
         <w:r>
           <w:rPr>
@@ -6741,7 +6803,7 @@
             <w:noProof/>
             <w:webHidden/>
           </w:rPr>
-          <w:t>15</w:t>
+          <w:t>16</w:t>
         </w:r>
         <w:r>
           <w:rPr>
@@ -6815,7 +6877,7 @@
             <w:noProof/>
             <w:webHidden/>
           </w:rPr>
-          <w:t>16</w:t>
+          <w:t>17</w:t>
         </w:r>
         <w:r>
           <w:rPr>
@@ -6889,7 +6951,7 @@
             <w:noProof/>
             <w:webHidden/>
           </w:rPr>
-          <w:t>21</w:t>
+          <w:t>22</w:t>
         </w:r>
         <w:r>
           <w:rPr>
@@ -6963,7 +7025,7 @@
             <w:noProof/>
             <w:webHidden/>
           </w:rPr>
-          <w:t>22</w:t>
+          <w:t>23</w:t>
         </w:r>
         <w:r>
           <w:rPr>
@@ -7037,7 +7099,7 @@
             <w:noProof/>
             <w:webHidden/>
           </w:rPr>
-          <w:t>24</w:t>
+          <w:t>25</w:t>
         </w:r>
         <w:r>
           <w:rPr>
@@ -7111,7 +7173,7 @@
             <w:noProof/>
             <w:webHidden/>
           </w:rPr>
-          <w:t>25</w:t>
+          <w:t>26</w:t>
         </w:r>
         <w:r>
           <w:rPr>
@@ -7185,7 +7247,7 @@
             <w:noProof/>
             <w:webHidden/>
           </w:rPr>
-          <w:t>29</w:t>
+          <w:t>30</w:t>
         </w:r>
         <w:r>
           <w:rPr>
@@ -7230,7 +7292,7 @@
       <w:bookmarkStart w:id="5" w:name="_9.4.11_Implementation_Gate"/>
       <w:bookmarkStart w:id="6" w:name="_ref_fuzz_testing_plan"/>
       <w:bookmarkStart w:id="7" w:name="_9.1.11_Fuzz_Testing"/>
-      <w:bookmarkStart w:id="8" w:name="_Toc229046545"/>
+      <w:bookmarkStart w:id="8" w:name="_Toc233888937"/>
       <w:bookmarkEnd w:id="1"/>
       <w:bookmarkEnd w:id="2"/>
       <w:bookmarkEnd w:id="3"/>
@@ -7794,7 +7856,7 @@
         <w:ind w:left="360"/>
       </w:pPr>
       <w:bookmarkStart w:id="12" w:name="_Overview_1"/>
-      <w:bookmarkStart w:id="13" w:name="_Toc229046546"/>
+      <w:bookmarkStart w:id="13" w:name="_Toc233888938"/>
       <w:bookmarkEnd w:id="12"/>
       <w:r>
         <w:lastRenderedPageBreak/>
@@ -11624,7 +11686,7 @@
       </w:pPr>
       <w:bookmarkStart w:id="19" w:name="_Philosophy_1"/>
       <w:bookmarkStart w:id="20" w:name="avcdl-philosophy"/>
-      <w:bookmarkStart w:id="21" w:name="_Toc229046547"/>
+      <w:bookmarkStart w:id="21" w:name="_Toc233888939"/>
       <w:bookmarkEnd w:id="19"/>
       <w:r>
         <w:lastRenderedPageBreak/>
@@ -12508,7 +12570,7 @@
       </w:pPr>
       <w:bookmarkStart w:id="22" w:name="_Background_Material"/>
       <w:bookmarkStart w:id="23" w:name="avcdl-background-material"/>
-      <w:bookmarkStart w:id="24" w:name="_Toc229046548"/>
+      <w:bookmarkStart w:id="24" w:name="_Toc233888940"/>
       <w:bookmarkEnd w:id="22"/>
       <w:r>
         <w:lastRenderedPageBreak/>
@@ -13820,7 +13882,7 @@
       </w:pPr>
       <w:bookmarkStart w:id="32" w:name="_Continuous_Improvement"/>
       <w:bookmarkStart w:id="33" w:name="avcdl-continuous-improvement"/>
-      <w:bookmarkStart w:id="34" w:name="_Toc229046549"/>
+      <w:bookmarkStart w:id="34" w:name="_Toc233888941"/>
       <w:bookmarkEnd w:id="32"/>
       <w:r>
         <w:lastRenderedPageBreak/>
@@ -14116,7 +14178,7 @@
       </w:pPr>
       <w:bookmarkStart w:id="35" w:name="_Relationship_to_ISO"/>
       <w:bookmarkStart w:id="36" w:name="avcdl-relationship-to-iso-21434"/>
-      <w:bookmarkStart w:id="37" w:name="_Toc229046550"/>
+      <w:bookmarkStart w:id="37" w:name="_Toc233888942"/>
       <w:bookmarkEnd w:id="35"/>
       <w:r>
         <w:lastRenderedPageBreak/>
@@ -14618,7 +14680,7 @@
       </w:pPr>
       <w:bookmarkStart w:id="40" w:name="_Hardware-Software_Relationship"/>
       <w:bookmarkStart w:id="41" w:name="avcdl-hardware-software-relationship"/>
-      <w:bookmarkStart w:id="42" w:name="_Toc229046551"/>
+      <w:bookmarkStart w:id="42" w:name="_Toc233888943"/>
       <w:bookmarkEnd w:id="40"/>
       <w:r>
         <w:lastRenderedPageBreak/>
@@ -14937,7 +14999,7 @@
       </w:pPr>
       <w:bookmarkStart w:id="45" w:name="_Implementation_Framework"/>
       <w:bookmarkStart w:id="46" w:name="avcdl-implementation-framework"/>
-      <w:bookmarkStart w:id="47" w:name="_Toc229046552"/>
+      <w:bookmarkStart w:id="47" w:name="_Toc233888944"/>
       <w:bookmarkEnd w:id="45"/>
       <w:r>
         <w:lastRenderedPageBreak/>
@@ -14951,7 +15013,7 @@
         <w:pStyle w:val="Heading1"/>
         <w:spacing w:before="240"/>
       </w:pPr>
-      <w:bookmarkStart w:id="48" w:name="_Toc229046553"/>
+      <w:bookmarkStart w:id="48" w:name="_Toc233888945"/>
       <w:r>
         <w:t>8.1</w:t>
       </w:r>
@@ -15111,7 +15173,7 @@
         <w:pStyle w:val="Heading1"/>
       </w:pPr>
       <w:bookmarkStart w:id="50" w:name="_8.1_Framework_Categories"/>
-      <w:bookmarkStart w:id="51" w:name="_Toc229046554"/>
+      <w:bookmarkStart w:id="51" w:name="_Toc233888946"/>
       <w:bookmarkEnd w:id="50"/>
       <w:r>
         <w:lastRenderedPageBreak/>
@@ -15243,7 +15305,7 @@
       <w:pPr>
         <w:pStyle w:val="Heading1"/>
       </w:pPr>
-      <w:bookmarkStart w:id="56" w:name="_Toc229046555"/>
+      <w:bookmarkStart w:id="56" w:name="_Toc233888947"/>
       <w:r>
         <w:lastRenderedPageBreak/>
         <w:t>8.3</w:t>
@@ -15632,7 +15694,7 @@
       <w:pPr>
         <w:pStyle w:val="Heading1"/>
       </w:pPr>
-      <w:bookmarkStart w:id="57" w:name="_Toc229046556"/>
+      <w:bookmarkStart w:id="57" w:name="_Toc233888948"/>
       <w:r>
         <w:lastRenderedPageBreak/>
         <w:t>8.</w:t>
@@ -15981,7 +16043,7 @@
       <w:pPr>
         <w:pStyle w:val="Heading1"/>
       </w:pPr>
-      <w:bookmarkStart w:id="60" w:name="_Toc229046557"/>
+      <w:bookmarkStart w:id="60" w:name="_Toc233888949"/>
       <w:r>
         <w:lastRenderedPageBreak/>
         <w:t>8.5</w:t>
@@ -16184,7 +16246,7 @@
       <w:pPr>
         <w:pStyle w:val="Heading1"/>
       </w:pPr>
-      <w:bookmarkStart w:id="61" w:name="_Toc229046558"/>
+      <w:bookmarkStart w:id="61" w:name="_Toc233888950"/>
       <w:r>
         <w:lastRenderedPageBreak/>
         <w:t>8.</w:t>
@@ -16354,7 +16416,7 @@
       <w:pPr>
         <w:pStyle w:val="Heading1"/>
       </w:pPr>
-      <w:bookmarkStart w:id="62" w:name="_Toc229046559"/>
+      <w:bookmarkStart w:id="62" w:name="_Toc233888951"/>
       <w:r>
         <w:lastRenderedPageBreak/>
         <w:t>8.7</w:t>
@@ -16618,7 +16680,7 @@
       <w:pPr>
         <w:pStyle w:val="Heading1"/>
       </w:pPr>
-      <w:bookmarkStart w:id="63" w:name="_Toc229046560"/>
+      <w:bookmarkStart w:id="63" w:name="_Toc233888952"/>
       <w:r>
         <w:lastRenderedPageBreak/>
         <w:t>8.8</w:t>
@@ -16756,7 +16818,7 @@
         </w:numPr>
         <w:ind w:left="360"/>
       </w:pPr>
-      <w:bookmarkStart w:id="65" w:name="_Toc229046561"/>
+      <w:bookmarkStart w:id="65" w:name="_Toc233888953"/>
       <w:r>
         <w:lastRenderedPageBreak/>
         <w:t>Process Phases and Requirements</w:t>
@@ -18225,7 +18287,7 @@
         <w:pStyle w:val="Heading1"/>
         <w:ind w:left="720" w:hanging="720"/>
       </w:pPr>
-      <w:bookmarkStart w:id="68" w:name="_Toc229046562"/>
+      <w:bookmarkStart w:id="68" w:name="_Toc233888954"/>
       <w:r>
         <w:lastRenderedPageBreak/>
         <w:t>9.1</w:t>
@@ -18267,7 +18329,7 @@
     </w:p>
     <w:p>
       <w:r>
-        <w:pict w14:anchorId="6E105C1E">
+        <w:pict w14:anchorId="01640285">
           <v:rect id="Horizontal Line 1" o:spid="_x0000_s1034" alt="" style="width:468pt;height:.05pt;visibility:visible;mso-wrap-style:square;mso-width-percent:0;mso-height-percent:0;mso-left-percent:-10001;mso-top-percent:-10001;mso-position-horizontal:absolute;mso-position-horizontal-relative:char;mso-position-vertical:absolute;mso-position-vertical-relative:line;mso-width-percent:0;mso-height-percent:0;mso-left-percent:-10001;mso-top-percent:-10001;v-text-anchor:top" filled="f">
             <o:lock v:ext="edit" rotation="t" aspectratio="t" verticies="t" text="t" shapetype="t"/>
             <w10:anchorlock/>
@@ -18919,7 +18981,7 @@
       <w:bookmarkStart w:id="79" w:name="_Training_[AVCDL-Foundation-1]"/>
       <w:bookmarkStart w:id="80" w:name="_9.1.1_Training_[AVCDL-Foundation-1]"/>
       <w:bookmarkStart w:id="81" w:name="avcdl-training-avcdl-foundation-1"/>
-      <w:bookmarkStart w:id="82" w:name="_Toc229046563"/>
+      <w:bookmarkStart w:id="82" w:name="_Toc233888955"/>
       <w:bookmarkEnd w:id="79"/>
       <w:bookmarkEnd w:id="80"/>
       <w:r>
@@ -19013,7 +19075,7 @@
     </w:p>
     <w:tbl>
       <w:tblPr>
-        <w:tblW w:w="2678" w:type="pct"/>
+        <w:tblW w:w="3149" w:type="pct"/>
         <w:tblLook w:val="0020" w:firstRow="1" w:lastRow="0" w:firstColumn="0" w:lastColumn="0" w:noHBand="0" w:noVBand="0"/>
       </w:tblPr>
       <w:tblGrid>
@@ -19022,6 +19084,7 @@
         <w:gridCol w:w="1476"/>
         <w:gridCol w:w="559"/>
         <w:gridCol w:w="1501"/>
+        <w:gridCol w:w="681"/>
         <w:gridCol w:w="222"/>
       </w:tblGrid>
       <w:tr>
@@ -19128,6 +19191,29 @@
               <w:jc w:val="center"/>
             </w:pPr>
           </w:p>
+          <w:p>
+            <w:pPr>
+              <w:pStyle w:val="Compact"/>
+              <w:jc w:val="center"/>
+            </w:pPr>
+            <w:r>
+              <w:t>legal</w:t>
+            </w:r>
+          </w:p>
+        </w:tc>
+        <w:tc>
+          <w:tcPr>
+            <w:tcW w:w="0" w:type="auto"/>
+            <w:tcBorders>
+              <w:bottom w:val="single" w:sz="0" w:space="0" w:color="auto"/>
+            </w:tcBorders>
+          </w:tcPr>
+          <w:p>
+            <w:pPr>
+              <w:pStyle w:val="Compact"/>
+              <w:jc w:val="center"/>
+            </w:pPr>
+          </w:p>
         </w:tc>
       </w:tr>
       <w:tr>
@@ -19184,6 +19270,20 @@
             </w:pPr>
             <w:r>
               <w:t>I</w:t>
+            </w:r>
+          </w:p>
+        </w:tc>
+        <w:tc>
+          <w:tcPr>
+            <w:tcW w:w="0" w:type="auto"/>
+          </w:tcPr>
+          <w:p>
+            <w:pPr>
+              <w:pStyle w:val="Compact"/>
+              <w:jc w:val="center"/>
+            </w:pPr>
+            <w:r>
+              <w:t>-</w:t>
             </w:r>
           </w:p>
         </w:tc>
@@ -19653,7 +19753,7 @@
       <w:pPr>
         <w:pStyle w:val="Heading1"/>
       </w:pPr>
-      <w:bookmarkStart w:id="88" w:name="_Toc229046564"/>
+      <w:bookmarkStart w:id="88" w:name="_Toc233888956"/>
       <w:r>
         <w:lastRenderedPageBreak/>
         <w:t xml:space="preserve">9.1.2 </w:t>
@@ -19738,7 +19838,7 @@
     </w:p>
     <w:tbl>
       <w:tblPr>
-        <w:tblW w:w="2529" w:type="pct"/>
+        <w:tblW w:w="3149" w:type="pct"/>
         <w:tblLook w:val="0020" w:firstRow="1" w:lastRow="0" w:firstColumn="0" w:lastColumn="0" w:noHBand="0" w:noVBand="0"/>
       </w:tblPr>
       <w:tblGrid>
@@ -19747,6 +19847,7 @@
         <w:gridCol w:w="1476"/>
         <w:gridCol w:w="559"/>
         <w:gridCol w:w="1501"/>
+        <w:gridCol w:w="681"/>
         <w:gridCol w:w="222"/>
       </w:tblGrid>
       <w:tr>
@@ -19853,6 +19954,29 @@
               <w:jc w:val="center"/>
             </w:pPr>
           </w:p>
+          <w:p>
+            <w:pPr>
+              <w:pStyle w:val="Compact"/>
+              <w:jc w:val="center"/>
+            </w:pPr>
+            <w:r>
+              <w:t>legal</w:t>
+            </w:r>
+          </w:p>
+        </w:tc>
+        <w:tc>
+          <w:tcPr>
+            <w:tcW w:w="0" w:type="auto"/>
+            <w:tcBorders>
+              <w:bottom w:val="single" w:sz="0" w:space="0" w:color="auto"/>
+            </w:tcBorders>
+          </w:tcPr>
+          <w:p>
+            <w:pPr>
+              <w:pStyle w:val="Compact"/>
+              <w:jc w:val="center"/>
+            </w:pPr>
+          </w:p>
         </w:tc>
       </w:tr>
       <w:tr>
@@ -19895,6 +20019,20 @@
             </w:pPr>
             <w:r>
               <w:t>C</w:t>
+            </w:r>
+          </w:p>
+        </w:tc>
+        <w:tc>
+          <w:tcPr>
+            <w:tcW w:w="0" w:type="auto"/>
+          </w:tcPr>
+          <w:p>
+            <w:pPr>
+              <w:pStyle w:val="Compact"/>
+              <w:jc w:val="center"/>
+            </w:pPr>
+            <w:r>
+              <w:t>-</w:t>
             </w:r>
           </w:p>
         </w:tc>
@@ -20165,7 +20303,7 @@
       <w:bookmarkStart w:id="89" w:name="_Toolchain_Support_[AVCDL-Foundation"/>
       <w:bookmarkStart w:id="90" w:name="_9.1.3_Toolchain_Support"/>
       <w:bookmarkStart w:id="91" w:name="X290c5e9ae60a188df759539e88409b9f9e25040"/>
-      <w:bookmarkStart w:id="92" w:name="_Toc229046565"/>
+      <w:bookmarkStart w:id="92" w:name="_Toc233888957"/>
       <w:bookmarkEnd w:id="89"/>
       <w:bookmarkEnd w:id="90"/>
       <w:r>
@@ -20252,7 +20390,7 @@
     </w:p>
     <w:tbl>
       <w:tblPr>
-        <w:tblW w:w="2529" w:type="pct"/>
+        <w:tblW w:w="3149" w:type="pct"/>
         <w:tblLook w:val="0020" w:firstRow="1" w:lastRow="0" w:firstColumn="0" w:lastColumn="0" w:noHBand="0" w:noVBand="0"/>
       </w:tblPr>
       <w:tblGrid>
@@ -20261,6 +20399,7 @@
         <w:gridCol w:w="1476"/>
         <w:gridCol w:w="559"/>
         <w:gridCol w:w="1501"/>
+        <w:gridCol w:w="681"/>
         <w:gridCol w:w="222"/>
       </w:tblGrid>
       <w:tr>
@@ -20367,6 +20506,29 @@
               <w:jc w:val="center"/>
             </w:pPr>
           </w:p>
+          <w:p>
+            <w:pPr>
+              <w:pStyle w:val="Compact"/>
+              <w:jc w:val="center"/>
+            </w:pPr>
+            <w:r>
+              <w:t>legal</w:t>
+            </w:r>
+          </w:p>
+        </w:tc>
+        <w:tc>
+          <w:tcPr>
+            <w:tcW w:w="0" w:type="auto"/>
+            <w:tcBorders>
+              <w:bottom w:val="single" w:sz="0" w:space="0" w:color="auto"/>
+            </w:tcBorders>
+          </w:tcPr>
+          <w:p>
+            <w:pPr>
+              <w:pStyle w:val="Compact"/>
+              <w:jc w:val="center"/>
+            </w:pPr>
+          </w:p>
         </w:tc>
       </w:tr>
       <w:tr>
@@ -20437,6 +20599,20 @@
             </w:pPr>
             <w:r>
               <w:t>-</w:t>
+            </w:r>
+          </w:p>
+        </w:tc>
+        <w:tc>
+          <w:tcPr>
+            <w:tcW w:w="0" w:type="auto"/>
+          </w:tcPr>
+          <w:p>
+            <w:pPr>
+              <w:pStyle w:val="Compact"/>
+              <w:jc w:val="center"/>
+            </w:pPr>
+            <w:r>
+              <w:t>R</w:t>
             </w:r>
           </w:p>
         </w:tc>
@@ -20875,7 +21051,7 @@
       <w:pPr>
         <w:pStyle w:val="Heading1"/>
       </w:pPr>
-      <w:bookmarkStart w:id="96" w:name="_Toc229046566"/>
+      <w:bookmarkStart w:id="96" w:name="_Toc233888958"/>
       <w:r>
         <w:lastRenderedPageBreak/>
         <w:t xml:space="preserve">9.1.4 </w:t>
@@ -20960,7 +21136,7 @@
     </w:p>
     <w:tbl>
       <w:tblPr>
-        <w:tblW w:w="2529" w:type="pct"/>
+        <w:tblW w:w="3149" w:type="pct"/>
         <w:tblLook w:val="0020" w:firstRow="1" w:lastRow="0" w:firstColumn="0" w:lastColumn="0" w:noHBand="0" w:noVBand="0"/>
       </w:tblPr>
       <w:tblGrid>
@@ -20969,6 +21145,7 @@
         <w:gridCol w:w="1476"/>
         <w:gridCol w:w="559"/>
         <w:gridCol w:w="1501"/>
+        <w:gridCol w:w="681"/>
         <w:gridCol w:w="222"/>
       </w:tblGrid>
       <w:tr>
@@ -21075,6 +21252,29 @@
               <w:jc w:val="center"/>
             </w:pPr>
           </w:p>
+          <w:p>
+            <w:pPr>
+              <w:pStyle w:val="Compact"/>
+              <w:jc w:val="center"/>
+            </w:pPr>
+            <w:r>
+              <w:t>legal</w:t>
+            </w:r>
+          </w:p>
+        </w:tc>
+        <w:tc>
+          <w:tcPr>
+            <w:tcW w:w="0" w:type="auto"/>
+            <w:tcBorders>
+              <w:bottom w:val="single" w:sz="0" w:space="0" w:color="auto"/>
+            </w:tcBorders>
+          </w:tcPr>
+          <w:p>
+            <w:pPr>
+              <w:pStyle w:val="Compact"/>
+              <w:jc w:val="center"/>
+            </w:pPr>
+          </w:p>
         </w:tc>
       </w:tr>
       <w:tr>
@@ -21117,6 +21317,20 @@
             </w:pPr>
             <w:r>
               <w:t>I</w:t>
+            </w:r>
+          </w:p>
+        </w:tc>
+        <w:tc>
+          <w:tcPr>
+            <w:tcW w:w="0" w:type="auto"/>
+          </w:tcPr>
+          <w:p>
+            <w:pPr>
+              <w:pStyle w:val="Compact"/>
+              <w:jc w:val="center"/>
+            </w:pPr>
+            <w:r>
+              <w:t>-</w:t>
             </w:r>
           </w:p>
         </w:tc>
@@ -21364,7 +21578,7 @@
       <w:bookmarkStart w:id="97" w:name="_Protect_the_Code"/>
       <w:bookmarkStart w:id="98" w:name="_9.1.5_Protect_the"/>
       <w:bookmarkStart w:id="99" w:name="X93ba4410830c14e406406793c57bb0524793188"/>
-      <w:bookmarkStart w:id="100" w:name="_Toc229046567"/>
+      <w:bookmarkStart w:id="100" w:name="_Toc233888959"/>
       <w:bookmarkEnd w:id="97"/>
       <w:bookmarkEnd w:id="98"/>
       <w:r>
@@ -21445,7 +21659,7 @@
     </w:p>
     <w:tbl>
       <w:tblPr>
-        <w:tblW w:w="2529" w:type="pct"/>
+        <w:tblW w:w="3149" w:type="pct"/>
         <w:tblLook w:val="0020" w:firstRow="1" w:lastRow="0" w:firstColumn="0" w:lastColumn="0" w:noHBand="0" w:noVBand="0"/>
       </w:tblPr>
       <w:tblGrid>
@@ -21454,6 +21668,7 @@
         <w:gridCol w:w="1476"/>
         <w:gridCol w:w="559"/>
         <w:gridCol w:w="1501"/>
+        <w:gridCol w:w="681"/>
         <w:gridCol w:w="222"/>
       </w:tblGrid>
       <w:tr>
@@ -21560,6 +21775,29 @@
               <w:jc w:val="center"/>
             </w:pPr>
           </w:p>
+          <w:p>
+            <w:pPr>
+              <w:pStyle w:val="Compact"/>
+              <w:jc w:val="center"/>
+            </w:pPr>
+            <w:r>
+              <w:t>legal</w:t>
+            </w:r>
+          </w:p>
+        </w:tc>
+        <w:tc>
+          <w:tcPr>
+            <w:tcW w:w="0" w:type="auto"/>
+            <w:tcBorders>
+              <w:bottom w:val="single" w:sz="0" w:space="0" w:color="auto"/>
+            </w:tcBorders>
+          </w:tcPr>
+          <w:p>
+            <w:pPr>
+              <w:pStyle w:val="Compact"/>
+              <w:jc w:val="center"/>
+            </w:pPr>
+          </w:p>
         </w:tc>
       </w:tr>
       <w:tr>
@@ -21588,6 +21826,20 @@
             </w:pPr>
             <w:r>
               <w:t>A</w:t>
+            </w:r>
+          </w:p>
+        </w:tc>
+        <w:tc>
+          <w:tcPr>
+            <w:tcW w:w="0" w:type="auto"/>
+          </w:tcPr>
+          <w:p>
+            <w:pPr>
+              <w:pStyle w:val="Compact"/>
+              <w:jc w:val="center"/>
+            </w:pPr>
+            <w:r>
+              <w:t>-</w:t>
             </w:r>
           </w:p>
         </w:tc>
@@ -21942,7 +22194,7 @@
       <w:bookmarkStart w:id="101" w:name="_Ensure_Release_Integrity"/>
       <w:bookmarkStart w:id="102" w:name="_9.1.6_Ensure_Release"/>
       <w:bookmarkStart w:id="103" w:name="X4b502a1267e4e89eb13192f772741cb0edecd4c"/>
-      <w:bookmarkStart w:id="104" w:name="_Toc229046568"/>
+      <w:bookmarkStart w:id="104" w:name="_Toc233888960"/>
       <w:bookmarkEnd w:id="101"/>
       <w:bookmarkEnd w:id="102"/>
       <w:r>
@@ -22029,7 +22281,7 @@
     </w:p>
     <w:tbl>
       <w:tblPr>
-        <w:tblW w:w="2529" w:type="pct"/>
+        <w:tblW w:w="3149" w:type="pct"/>
         <w:tblLook w:val="0020" w:firstRow="1" w:lastRow="0" w:firstColumn="0" w:lastColumn="0" w:noHBand="0" w:noVBand="0"/>
       </w:tblPr>
       <w:tblGrid>
@@ -22038,6 +22290,7 @@
         <w:gridCol w:w="1476"/>
         <w:gridCol w:w="559"/>
         <w:gridCol w:w="1501"/>
+        <w:gridCol w:w="681"/>
         <w:gridCol w:w="222"/>
       </w:tblGrid>
       <w:tr>
@@ -22144,6 +22397,29 @@
               <w:jc w:val="center"/>
             </w:pPr>
           </w:p>
+          <w:p>
+            <w:pPr>
+              <w:pStyle w:val="Compact"/>
+              <w:jc w:val="center"/>
+            </w:pPr>
+            <w:r>
+              <w:t>legal</w:t>
+            </w:r>
+          </w:p>
+        </w:tc>
+        <w:tc>
+          <w:tcPr>
+            <w:tcW w:w="0" w:type="auto"/>
+            <w:tcBorders>
+              <w:bottom w:val="single" w:sz="0" w:space="0" w:color="auto"/>
+            </w:tcBorders>
+          </w:tcPr>
+          <w:p>
+            <w:pPr>
+              <w:pStyle w:val="Compact"/>
+              <w:jc w:val="center"/>
+            </w:pPr>
+          </w:p>
         </w:tc>
       </w:tr>
       <w:tr>
@@ -22186,6 +22462,20 @@
             </w:pPr>
             <w:r>
               <w:t>C</w:t>
+            </w:r>
+          </w:p>
+        </w:tc>
+        <w:tc>
+          <w:tcPr>
+            <w:tcW w:w="0" w:type="auto"/>
+          </w:tcPr>
+          <w:p>
+            <w:pPr>
+              <w:pStyle w:val="Compact"/>
+              <w:jc w:val="center"/>
+            </w:pPr>
+            <w:r>
+              <w:t>-</w:t>
             </w:r>
           </w:p>
         </w:tc>
@@ -22529,7 +22819,7 @@
       <w:bookmarkStart w:id="105" w:name="_Incident_Response_Plan"/>
       <w:bookmarkStart w:id="106" w:name="_9.1.7_Incident_Response"/>
       <w:bookmarkStart w:id="107" w:name="Xc2eb935d8f6ea133ff412b6a5335acbb0df734c"/>
-      <w:bookmarkStart w:id="108" w:name="_Toc229046569"/>
+      <w:bookmarkStart w:id="108" w:name="_Toc233888961"/>
       <w:bookmarkEnd w:id="105"/>
       <w:bookmarkEnd w:id="106"/>
       <w:r>
@@ -22616,7 +22906,7 @@
     </w:p>
     <w:tbl>
       <w:tblPr>
-        <w:tblW w:w="2529" w:type="pct"/>
+        <w:tblW w:w="3149" w:type="pct"/>
         <w:tblLook w:val="0020" w:firstRow="1" w:lastRow="0" w:firstColumn="0" w:lastColumn="0" w:noHBand="0" w:noVBand="0"/>
       </w:tblPr>
       <w:tblGrid>
@@ -22625,6 +22915,7 @@
         <w:gridCol w:w="1476"/>
         <w:gridCol w:w="559"/>
         <w:gridCol w:w="1501"/>
+        <w:gridCol w:w="681"/>
         <w:gridCol w:w="222"/>
       </w:tblGrid>
       <w:tr>
@@ -22731,6 +23022,29 @@
               <w:jc w:val="center"/>
             </w:pPr>
           </w:p>
+          <w:p>
+            <w:pPr>
+              <w:pStyle w:val="Compact"/>
+              <w:jc w:val="center"/>
+            </w:pPr>
+            <w:r>
+              <w:t>legal</w:t>
+            </w:r>
+          </w:p>
+        </w:tc>
+        <w:tc>
+          <w:tcPr>
+            <w:tcW w:w="0" w:type="auto"/>
+            <w:tcBorders>
+              <w:bottom w:val="single" w:sz="0" w:space="0" w:color="auto"/>
+            </w:tcBorders>
+          </w:tcPr>
+          <w:p>
+            <w:pPr>
+              <w:pStyle w:val="Compact"/>
+              <w:jc w:val="center"/>
+            </w:pPr>
+          </w:p>
         </w:tc>
       </w:tr>
       <w:tr>
@@ -22787,6 +23101,20 @@
             </w:pPr>
             <w:r>
               <w:t>R</w:t>
+            </w:r>
+          </w:p>
+        </w:tc>
+        <w:tc>
+          <w:tcPr>
+            <w:tcW w:w="0" w:type="auto"/>
+          </w:tcPr>
+          <w:p>
+            <w:pPr>
+              <w:pStyle w:val="Compact"/>
+              <w:jc w:val="center"/>
+            </w:pPr>
+            <w:r>
+              <w:t>-</w:t>
             </w:r>
           </w:p>
         </w:tc>
@@ -23271,7 +23599,7 @@
       <w:bookmarkStart w:id="109" w:name="_Decommissioning_Plan_[AVCDL-Foundat"/>
       <w:bookmarkStart w:id="110" w:name="_9.1.8_Decommissioning_Plan"/>
       <w:bookmarkStart w:id="111" w:name="X7a4c4e70b3e9d91abddb3fc91a1b96d43742ca0"/>
-      <w:bookmarkStart w:id="112" w:name="_Toc229046570"/>
+      <w:bookmarkStart w:id="112" w:name="_Toc233888962"/>
       <w:bookmarkEnd w:id="109"/>
       <w:bookmarkEnd w:id="110"/>
       <w:r>
@@ -23358,7 +23686,7 @@
     </w:p>
     <w:tbl>
       <w:tblPr>
-        <w:tblW w:w="2529" w:type="pct"/>
+        <w:tblW w:w="3149" w:type="pct"/>
         <w:tblLook w:val="0020" w:firstRow="1" w:lastRow="0" w:firstColumn="0" w:lastColumn="0" w:noHBand="0" w:noVBand="0"/>
       </w:tblPr>
       <w:tblGrid>
@@ -23367,6 +23695,7 @@
         <w:gridCol w:w="1476"/>
         <w:gridCol w:w="559"/>
         <w:gridCol w:w="1501"/>
+        <w:gridCol w:w="681"/>
         <w:gridCol w:w="222"/>
       </w:tblGrid>
       <w:tr>
@@ -23473,6 +23802,29 @@
               <w:jc w:val="center"/>
             </w:pPr>
           </w:p>
+          <w:p>
+            <w:pPr>
+              <w:pStyle w:val="Compact"/>
+              <w:jc w:val="center"/>
+            </w:pPr>
+            <w:r>
+              <w:t>legal</w:t>
+            </w:r>
+          </w:p>
+        </w:tc>
+        <w:tc>
+          <w:tcPr>
+            <w:tcW w:w="0" w:type="auto"/>
+            <w:tcBorders>
+              <w:bottom w:val="single" w:sz="0" w:space="0" w:color="auto"/>
+            </w:tcBorders>
+          </w:tcPr>
+          <w:p>
+            <w:pPr>
+              <w:pStyle w:val="Compact"/>
+              <w:jc w:val="center"/>
+            </w:pPr>
+          </w:p>
         </w:tc>
       </w:tr>
       <w:tr>
@@ -23515,6 +23867,20 @@
             </w:pPr>
             <w:r>
               <w:t>C</w:t>
+            </w:r>
+          </w:p>
+        </w:tc>
+        <w:tc>
+          <w:tcPr>
+            <w:tcW w:w="0" w:type="auto"/>
+          </w:tcPr>
+          <w:p>
+            <w:pPr>
+              <w:pStyle w:val="Compact"/>
+              <w:jc w:val="center"/>
+            </w:pPr>
+            <w:r>
+              <w:t>-</w:t>
             </w:r>
           </w:p>
         </w:tc>
@@ -23796,6 +24162,7 @@
         <w:pStyle w:val="Heading2"/>
       </w:pPr>
       <w:r>
+        <w:lastRenderedPageBreak/>
         <w:t>AVCDL Products</w:t>
       </w:r>
     </w:p>
@@ -23840,11 +24207,10 @@
       <w:bookmarkStart w:id="113" w:name="_Threat_Prioritization_Plan"/>
       <w:bookmarkStart w:id="114" w:name="_9.1.9_Threat_Prioritization"/>
       <w:bookmarkStart w:id="115" w:name="X722c81caeec2e84c5b9d429c7b122f97e8b6161"/>
-      <w:bookmarkStart w:id="116" w:name="_Toc229046571"/>
+      <w:bookmarkStart w:id="116" w:name="_Toc233888963"/>
       <w:bookmarkEnd w:id="113"/>
       <w:bookmarkEnd w:id="114"/>
       <w:r>
-        <w:lastRenderedPageBreak/>
         <w:t xml:space="preserve">9.1.9 </w:t>
       </w:r>
       <w:r>
@@ -23927,7 +24293,7 @@
     </w:p>
     <w:tbl>
       <w:tblPr>
-        <w:tblW w:w="2529" w:type="pct"/>
+        <w:tblW w:w="3149" w:type="pct"/>
         <w:tblLook w:val="0020" w:firstRow="1" w:lastRow="0" w:firstColumn="0" w:lastColumn="0" w:noHBand="0" w:noVBand="0"/>
       </w:tblPr>
       <w:tblGrid>
@@ -23936,6 +24302,7 @@
         <w:gridCol w:w="1476"/>
         <w:gridCol w:w="559"/>
         <w:gridCol w:w="1501"/>
+        <w:gridCol w:w="681"/>
         <w:gridCol w:w="222"/>
       </w:tblGrid>
       <w:tr>
@@ -24042,6 +24409,29 @@
               <w:jc w:val="center"/>
             </w:pPr>
           </w:p>
+          <w:p>
+            <w:pPr>
+              <w:pStyle w:val="Compact"/>
+              <w:jc w:val="center"/>
+            </w:pPr>
+            <w:r>
+              <w:t>legal</w:t>
+            </w:r>
+          </w:p>
+        </w:tc>
+        <w:tc>
+          <w:tcPr>
+            <w:tcW w:w="0" w:type="auto"/>
+            <w:tcBorders>
+              <w:bottom w:val="single" w:sz="0" w:space="0" w:color="auto"/>
+            </w:tcBorders>
+          </w:tcPr>
+          <w:p>
+            <w:pPr>
+              <w:pStyle w:val="Compact"/>
+              <w:jc w:val="center"/>
+            </w:pPr>
+          </w:p>
         </w:tc>
       </w:tr>
       <w:tr>
@@ -24098,6 +24488,20 @@
             </w:pPr>
             <w:r>
               <w:t>R</w:t>
+            </w:r>
+          </w:p>
+        </w:tc>
+        <w:tc>
+          <w:tcPr>
+            <w:tcW w:w="0" w:type="auto"/>
+          </w:tcPr>
+          <w:p>
+            <w:pPr>
+              <w:pStyle w:val="Compact"/>
+              <w:jc w:val="center"/>
+            </w:pPr>
+            <w:r>
+              <w:t>-</w:t>
             </w:r>
           </w:p>
         </w:tc>
@@ -24221,6 +24625,7 @@
         <w:pStyle w:val="Heading2"/>
       </w:pPr>
       <w:r>
+        <w:lastRenderedPageBreak/>
         <w:t>AVCDL Products</w:t>
       </w:r>
     </w:p>
@@ -24303,7 +24708,7 @@
       <w:pPr>
         <w:pStyle w:val="Heading1"/>
       </w:pPr>
-      <w:bookmarkStart w:id="121" w:name="_Toc229046572"/>
+      <w:bookmarkStart w:id="121" w:name="_Toc233888964"/>
       <w:r>
         <w:lastRenderedPageBreak/>
         <w:t xml:space="preserve">9.1.10 </w:t>
@@ -24382,7 +24787,7 @@
     </w:p>
     <w:tbl>
       <w:tblPr>
-        <w:tblW w:w="2529" w:type="pct"/>
+        <w:tblW w:w="3149" w:type="pct"/>
         <w:tblLook w:val="0020" w:firstRow="1" w:lastRow="0" w:firstColumn="0" w:lastColumn="0" w:noHBand="0" w:noVBand="0"/>
       </w:tblPr>
       <w:tblGrid>
@@ -24391,6 +24796,7 @@
         <w:gridCol w:w="1476"/>
         <w:gridCol w:w="559"/>
         <w:gridCol w:w="1501"/>
+        <w:gridCol w:w="681"/>
         <w:gridCol w:w="222"/>
       </w:tblGrid>
       <w:tr>
@@ -24497,6 +24903,29 @@
               <w:jc w:val="center"/>
             </w:pPr>
           </w:p>
+          <w:p>
+            <w:pPr>
+              <w:pStyle w:val="Compact"/>
+              <w:jc w:val="center"/>
+            </w:pPr>
+            <w:r>
+              <w:t>legal</w:t>
+            </w:r>
+          </w:p>
+        </w:tc>
+        <w:tc>
+          <w:tcPr>
+            <w:tcW w:w="0" w:type="auto"/>
+            <w:tcBorders>
+              <w:bottom w:val="single" w:sz="0" w:space="0" w:color="auto"/>
+            </w:tcBorders>
+          </w:tcPr>
+          <w:p>
+            <w:pPr>
+              <w:pStyle w:val="Compact"/>
+              <w:jc w:val="center"/>
+            </w:pPr>
+          </w:p>
         </w:tc>
       </w:tr>
       <w:tr>
@@ -24539,6 +24968,20 @@
             </w:pPr>
             <w:r>
               <w:t>C</w:t>
+            </w:r>
+          </w:p>
+        </w:tc>
+        <w:tc>
+          <w:tcPr>
+            <w:tcW w:w="0" w:type="auto"/>
+          </w:tcPr>
+          <w:p>
+            <w:pPr>
+              <w:pStyle w:val="Compact"/>
+              <w:jc w:val="center"/>
+            </w:pPr>
+            <w:r>
+              <w:t>-</w:t>
             </w:r>
           </w:p>
         </w:tc>
@@ -24909,7 +25352,7 @@
       <w:bookmarkStart w:id="122" w:name="_Requirements_Phase"/>
       <w:bookmarkStart w:id="123" w:name="_9.2_Requirements_Phase"/>
       <w:bookmarkStart w:id="124" w:name="avcdl-requirements-phase"/>
-      <w:bookmarkStart w:id="125" w:name="_Toc229046573"/>
+      <w:bookmarkStart w:id="125" w:name="_Toc233888965"/>
       <w:bookmarkEnd w:id="122"/>
       <w:bookmarkEnd w:id="123"/>
       <w:r>
@@ -24969,7 +25412,7 @@
     </w:p>
     <w:p>
       <w:r>
-        <w:pict w14:anchorId="158EDDF9">
+        <w:pict w14:anchorId="3575C24C">
           <v:rect id="Horizontal Line 2" o:spid="_x0000_s1033" alt="" style="width:468pt;height:.05pt;visibility:visible;mso-wrap-style:square;mso-width-percent:0;mso-height-percent:0;mso-left-percent:-10001;mso-top-percent:-10001;mso-position-horizontal:absolute;mso-position-horizontal-relative:char;mso-position-vertical:absolute;mso-position-vertical-relative:line;mso-width-percent:0;mso-height-percent:0;mso-left-percent:-10001;mso-top-percent:-10001;v-text-anchor:top" filled="f">
             <o:lock v:ext="edit" rotation="t" aspectratio="t" verticies="t" text="t" shapetype="t"/>
             <w10:anchorlock/>
@@ -25183,7 +25626,7 @@
       <w:bookmarkStart w:id="128" w:name="_Security_Requirements_Definition"/>
       <w:bookmarkStart w:id="129" w:name="_9.2.1_Security_Requirements"/>
       <w:bookmarkStart w:id="130" w:name="X2a7f1f0c32bef8abd2d0deeec0c5326655de0cb"/>
-      <w:bookmarkStart w:id="131" w:name="_Toc229046574"/>
+      <w:bookmarkStart w:id="131" w:name="_Toc233888966"/>
       <w:bookmarkEnd w:id="128"/>
       <w:bookmarkEnd w:id="129"/>
       <w:r>
@@ -25270,7 +25713,7 @@
     </w:p>
     <w:tbl>
       <w:tblPr>
-        <w:tblW w:w="2529" w:type="pct"/>
+        <w:tblW w:w="3149" w:type="pct"/>
         <w:tblLook w:val="0020" w:firstRow="1" w:lastRow="0" w:firstColumn="0" w:lastColumn="0" w:noHBand="0" w:noVBand="0"/>
       </w:tblPr>
       <w:tblGrid>
@@ -25279,6 +25722,7 @@
         <w:gridCol w:w="1476"/>
         <w:gridCol w:w="559"/>
         <w:gridCol w:w="1501"/>
+        <w:gridCol w:w="681"/>
         <w:gridCol w:w="222"/>
       </w:tblGrid>
       <w:tr>
@@ -25385,6 +25829,29 @@
               <w:jc w:val="center"/>
             </w:pPr>
           </w:p>
+          <w:p>
+            <w:pPr>
+              <w:pStyle w:val="Compact"/>
+              <w:jc w:val="center"/>
+            </w:pPr>
+            <w:r>
+              <w:t>legal</w:t>
+            </w:r>
+          </w:p>
+        </w:tc>
+        <w:tc>
+          <w:tcPr>
+            <w:tcW w:w="0" w:type="auto"/>
+            <w:tcBorders>
+              <w:bottom w:val="single" w:sz="0" w:space="0" w:color="auto"/>
+            </w:tcBorders>
+          </w:tcPr>
+          <w:p>
+            <w:pPr>
+              <w:pStyle w:val="Compact"/>
+              <w:jc w:val="center"/>
+            </w:pPr>
+          </w:p>
         </w:tc>
       </w:tr>
       <w:tr>
@@ -25427,6 +25894,20 @@
             </w:pPr>
             <w:r>
               <w:t>C</w:t>
+            </w:r>
+          </w:p>
+        </w:tc>
+        <w:tc>
+          <w:tcPr>
+            <w:tcW w:w="0" w:type="auto"/>
+          </w:tcPr>
+          <w:p>
+            <w:pPr>
+              <w:pStyle w:val="Compact"/>
+              <w:jc w:val="center"/>
+            </w:pPr>
+            <w:r>
+              <w:t>-</w:t>
             </w:r>
           </w:p>
         </w:tc>
@@ -25774,7 +26255,7 @@
       <w:bookmarkStart w:id="132" w:name="_Requirements_Gate_[AVCDL-Requiremen"/>
       <w:bookmarkStart w:id="133" w:name="_9.2.2_Requirements_Gate"/>
       <w:bookmarkStart w:id="134" w:name="Xf648da4716516107b612ebaabd2557a8995d885"/>
-      <w:bookmarkStart w:id="135" w:name="_Toc229046575"/>
+      <w:bookmarkStart w:id="135" w:name="_Toc233888967"/>
       <w:bookmarkEnd w:id="132"/>
       <w:bookmarkEnd w:id="133"/>
       <w:r>
@@ -25855,7 +26336,7 @@
     </w:p>
     <w:tbl>
       <w:tblPr>
-        <w:tblW w:w="2529" w:type="pct"/>
+        <w:tblW w:w="3149" w:type="pct"/>
         <w:tblLook w:val="0020" w:firstRow="1" w:lastRow="0" w:firstColumn="0" w:lastColumn="0" w:noHBand="0" w:noVBand="0"/>
       </w:tblPr>
       <w:tblGrid>
@@ -25864,6 +26345,7 @@
         <w:gridCol w:w="1476"/>
         <w:gridCol w:w="559"/>
         <w:gridCol w:w="1501"/>
+        <w:gridCol w:w="681"/>
         <w:gridCol w:w="222"/>
       </w:tblGrid>
       <w:tr>
@@ -25970,6 +26452,29 @@
               <w:jc w:val="center"/>
             </w:pPr>
           </w:p>
+          <w:p>
+            <w:pPr>
+              <w:pStyle w:val="Compact"/>
+              <w:jc w:val="center"/>
+            </w:pPr>
+            <w:r>
+              <w:t>legal</w:t>
+            </w:r>
+          </w:p>
+        </w:tc>
+        <w:tc>
+          <w:tcPr>
+            <w:tcW w:w="0" w:type="auto"/>
+            <w:tcBorders>
+              <w:bottom w:val="single" w:sz="0" w:space="0" w:color="auto"/>
+            </w:tcBorders>
+          </w:tcPr>
+          <w:p>
+            <w:pPr>
+              <w:pStyle w:val="Compact"/>
+              <w:jc w:val="center"/>
+            </w:pPr>
+          </w:p>
         </w:tc>
       </w:tr>
       <w:tr>
@@ -26040,6 +26545,20 @@
             </w:pPr>
             <w:r>
               <w:t>A</w:t>
+            </w:r>
+          </w:p>
+        </w:tc>
+        <w:tc>
+          <w:tcPr>
+            <w:tcW w:w="0" w:type="auto"/>
+          </w:tcPr>
+          <w:p>
+            <w:pPr>
+              <w:pStyle w:val="Compact"/>
+              <w:jc w:val="center"/>
+            </w:pPr>
+            <w:r>
+              <w:t>-</w:t>
             </w:r>
           </w:p>
         </w:tc>
@@ -26201,7 +26720,7 @@
       <w:bookmarkStart w:id="136" w:name="_Design_Phase"/>
       <w:bookmarkStart w:id="137" w:name="_9.3_Design_Phase"/>
       <w:bookmarkStart w:id="138" w:name="avcdl-design-phase"/>
-      <w:bookmarkStart w:id="139" w:name="_Toc229046576"/>
+      <w:bookmarkStart w:id="139" w:name="_Toc233888968"/>
       <w:bookmarkEnd w:id="136"/>
       <w:bookmarkEnd w:id="137"/>
       <w:r>
@@ -26250,7 +26769,7 @@
     </w:p>
     <w:p>
       <w:r>
-        <w:pict w14:anchorId="06D75BE1">
+        <w:pict w14:anchorId="5A2ACE76">
           <v:rect id="Horizontal Line 3" o:spid="_x0000_s1032" alt="" style="width:468pt;height:.05pt;visibility:visible;mso-wrap-style:square;mso-width-percent:0;mso-height-percent:0;mso-left-percent:-10001;mso-top-percent:-10001;mso-position-horizontal:absolute;mso-position-horizontal-relative:char;mso-position-vertical:absolute;mso-position-vertical-relative:line;mso-width-percent:0;mso-height-percent:0;mso-left-percent:-10001;mso-top-percent:-10001;v-text-anchor:top" filled="f">
             <o:lock v:ext="edit" rotation="t" aspectratio="t" verticies="t" text="t" shapetype="t"/>
             <w10:anchorlock/>
@@ -26598,7 +27117,7 @@
       <w:bookmarkStart w:id="145" w:name="_Apply_Security_Requirements"/>
       <w:bookmarkStart w:id="146" w:name="_9.3.1_Apply_Security"/>
       <w:bookmarkStart w:id="147" w:name="X0fc105f41634495ceec3cee881bd890ed0d7f2e"/>
-      <w:bookmarkStart w:id="148" w:name="_Toc229046577"/>
+      <w:bookmarkStart w:id="148" w:name="_Toc233888969"/>
       <w:bookmarkEnd w:id="145"/>
       <w:bookmarkEnd w:id="146"/>
       <w:r>
@@ -26679,7 +27198,7 @@
     </w:p>
     <w:tbl>
       <w:tblPr>
-        <w:tblW w:w="2529" w:type="pct"/>
+        <w:tblW w:w="3149" w:type="pct"/>
         <w:tblLook w:val="0020" w:firstRow="1" w:lastRow="0" w:firstColumn="0" w:lastColumn="0" w:noHBand="0" w:noVBand="0"/>
       </w:tblPr>
       <w:tblGrid>
@@ -26688,6 +27207,7 @@
         <w:gridCol w:w="1476"/>
         <w:gridCol w:w="559"/>
         <w:gridCol w:w="1501"/>
+        <w:gridCol w:w="681"/>
         <w:gridCol w:w="222"/>
       </w:tblGrid>
       <w:tr>
@@ -26794,6 +27314,29 @@
               <w:jc w:val="center"/>
             </w:pPr>
           </w:p>
+          <w:p>
+            <w:pPr>
+              <w:pStyle w:val="Compact"/>
+              <w:jc w:val="center"/>
+            </w:pPr>
+            <w:r>
+              <w:t>legal</w:t>
+            </w:r>
+          </w:p>
+        </w:tc>
+        <w:tc>
+          <w:tcPr>
+            <w:tcW w:w="0" w:type="auto"/>
+            <w:tcBorders>
+              <w:bottom w:val="single" w:sz="0" w:space="0" w:color="auto"/>
+            </w:tcBorders>
+          </w:tcPr>
+          <w:p>
+            <w:pPr>
+              <w:pStyle w:val="Compact"/>
+              <w:jc w:val="center"/>
+            </w:pPr>
+          </w:p>
         </w:tc>
       </w:tr>
       <w:tr>
@@ -26836,6 +27379,20 @@
             </w:pPr>
             <w:r>
               <w:t>A</w:t>
+            </w:r>
+          </w:p>
+        </w:tc>
+        <w:tc>
+          <w:tcPr>
+            <w:tcW w:w="0" w:type="auto"/>
+          </w:tcPr>
+          <w:p>
+            <w:pPr>
+              <w:pStyle w:val="Compact"/>
+              <w:jc w:val="center"/>
+            </w:pPr>
+            <w:r>
+              <w:t>-</w:t>
             </w:r>
           </w:p>
         </w:tc>
@@ -27105,7 +27662,7 @@
       <w:bookmarkStart w:id="149" w:name="_Security_Design_Review"/>
       <w:bookmarkStart w:id="150" w:name="_9.3.2_Security_Design"/>
       <w:bookmarkStart w:id="151" w:name="X5a78bb0178cbbcbd5001b721118c1e944aa167f"/>
-      <w:bookmarkStart w:id="152" w:name="_Toc229046578"/>
+      <w:bookmarkStart w:id="152" w:name="_Toc233888970"/>
       <w:bookmarkEnd w:id="149"/>
       <w:bookmarkEnd w:id="150"/>
       <w:r>
@@ -27186,7 +27743,7 @@
     </w:p>
     <w:tbl>
       <w:tblPr>
-        <w:tblW w:w="2529" w:type="pct"/>
+        <w:tblW w:w="3149" w:type="pct"/>
         <w:tblLook w:val="0020" w:firstRow="1" w:lastRow="0" w:firstColumn="0" w:lastColumn="0" w:noHBand="0" w:noVBand="0"/>
       </w:tblPr>
       <w:tblGrid>
@@ -27195,6 +27752,7 @@
         <w:gridCol w:w="1476"/>
         <w:gridCol w:w="559"/>
         <w:gridCol w:w="1501"/>
+        <w:gridCol w:w="681"/>
         <w:gridCol w:w="222"/>
       </w:tblGrid>
       <w:tr>
@@ -27301,6 +27859,29 @@
               <w:jc w:val="center"/>
             </w:pPr>
           </w:p>
+          <w:p>
+            <w:pPr>
+              <w:pStyle w:val="Compact"/>
+              <w:jc w:val="center"/>
+            </w:pPr>
+            <w:r>
+              <w:t>legal</w:t>
+            </w:r>
+          </w:p>
+        </w:tc>
+        <w:tc>
+          <w:tcPr>
+            <w:tcW w:w="0" w:type="auto"/>
+            <w:tcBorders>
+              <w:bottom w:val="single" w:sz="0" w:space="0" w:color="auto"/>
+            </w:tcBorders>
+          </w:tcPr>
+          <w:p>
+            <w:pPr>
+              <w:pStyle w:val="Compact"/>
+              <w:jc w:val="center"/>
+            </w:pPr>
+          </w:p>
         </w:tc>
       </w:tr>
       <w:tr>
@@ -27357,6 +27938,20 @@
             </w:pPr>
             <w:r>
               <w:t>C</w:t>
+            </w:r>
+          </w:p>
+        </w:tc>
+        <w:tc>
+          <w:tcPr>
+            <w:tcW w:w="0" w:type="auto"/>
+          </w:tcPr>
+          <w:p>
+            <w:pPr>
+              <w:pStyle w:val="Compact"/>
+              <w:jc w:val="center"/>
+            </w:pPr>
+            <w:r>
+              <w:t>-</w:t>
             </w:r>
           </w:p>
         </w:tc>
@@ -27640,7 +28235,7 @@
       <w:bookmarkStart w:id="154" w:name="_Attack_Surface_Reduction"/>
       <w:bookmarkStart w:id="155" w:name="_9.3.3_Attack_Surface"/>
       <w:bookmarkStart w:id="156" w:name="X21c567c99e0fe60c3a7bf40bfe1bf776f1c21a0"/>
-      <w:bookmarkStart w:id="157" w:name="_Toc229046579"/>
+      <w:bookmarkStart w:id="157" w:name="_Toc233888971"/>
       <w:bookmarkEnd w:id="153"/>
       <w:bookmarkEnd w:id="154"/>
       <w:bookmarkEnd w:id="155"/>
@@ -27722,7 +28317,7 @@
     </w:p>
     <w:tbl>
       <w:tblPr>
-        <w:tblW w:w="2529" w:type="pct"/>
+        <w:tblW w:w="3149" w:type="pct"/>
         <w:tblLook w:val="0020" w:firstRow="1" w:lastRow="0" w:firstColumn="0" w:lastColumn="0" w:noHBand="0" w:noVBand="0"/>
       </w:tblPr>
       <w:tblGrid>
@@ -27731,6 +28326,7 @@
         <w:gridCol w:w="1476"/>
         <w:gridCol w:w="559"/>
         <w:gridCol w:w="1501"/>
+        <w:gridCol w:w="681"/>
         <w:gridCol w:w="222"/>
       </w:tblGrid>
       <w:tr>
@@ -27837,6 +28433,29 @@
               <w:jc w:val="center"/>
             </w:pPr>
           </w:p>
+          <w:p>
+            <w:pPr>
+              <w:pStyle w:val="Compact"/>
+              <w:jc w:val="center"/>
+            </w:pPr>
+            <w:r>
+              <w:t>legal</w:t>
+            </w:r>
+          </w:p>
+        </w:tc>
+        <w:tc>
+          <w:tcPr>
+            <w:tcW w:w="0" w:type="auto"/>
+            <w:tcBorders>
+              <w:bottom w:val="single" w:sz="0" w:space="0" w:color="auto"/>
+            </w:tcBorders>
+          </w:tcPr>
+          <w:p>
+            <w:pPr>
+              <w:pStyle w:val="Compact"/>
+              <w:jc w:val="center"/>
+            </w:pPr>
+          </w:p>
         </w:tc>
       </w:tr>
       <w:tr>
@@ -27879,6 +28498,20 @@
             </w:pPr>
             <w:r>
               <w:t>R</w:t>
+            </w:r>
+          </w:p>
+        </w:tc>
+        <w:tc>
+          <w:tcPr>
+            <w:tcW w:w="0" w:type="auto"/>
+          </w:tcPr>
+          <w:p>
+            <w:pPr>
+              <w:pStyle w:val="Compact"/>
+              <w:jc w:val="center"/>
+            </w:pPr>
+            <w:r>
+              <w:t>-</w:t>
             </w:r>
           </w:p>
         </w:tc>
@@ -28372,7 +29005,7 @@
       <w:pPr>
         <w:pStyle w:val="Heading1"/>
       </w:pPr>
-      <w:bookmarkStart w:id="161" w:name="_Toc229046580"/>
+      <w:bookmarkStart w:id="161" w:name="_Toc233888972"/>
       <w:r>
         <w:lastRenderedPageBreak/>
         <w:t xml:space="preserve">9.3.4 </w:t>
@@ -28451,7 +29084,7 @@
     </w:p>
     <w:tbl>
       <w:tblPr>
-        <w:tblW w:w="2529" w:type="pct"/>
+        <w:tblW w:w="3149" w:type="pct"/>
         <w:tblLook w:val="0020" w:firstRow="1" w:lastRow="0" w:firstColumn="0" w:lastColumn="0" w:noHBand="0" w:noVBand="0"/>
       </w:tblPr>
       <w:tblGrid>
@@ -28460,6 +29093,7 @@
         <w:gridCol w:w="1476"/>
         <w:gridCol w:w="559"/>
         <w:gridCol w:w="1501"/>
+        <w:gridCol w:w="681"/>
         <w:gridCol w:w="222"/>
       </w:tblGrid>
       <w:tr>
@@ -28566,6 +29200,29 @@
               <w:jc w:val="center"/>
             </w:pPr>
           </w:p>
+          <w:p>
+            <w:pPr>
+              <w:pStyle w:val="Compact"/>
+              <w:jc w:val="center"/>
+            </w:pPr>
+            <w:r>
+              <w:t>legal</w:t>
+            </w:r>
+          </w:p>
+        </w:tc>
+        <w:tc>
+          <w:tcPr>
+            <w:tcW w:w="0" w:type="auto"/>
+            <w:tcBorders>
+              <w:bottom w:val="single" w:sz="0" w:space="0" w:color="auto"/>
+            </w:tcBorders>
+          </w:tcPr>
+          <w:p>
+            <w:pPr>
+              <w:pStyle w:val="Compact"/>
+              <w:jc w:val="center"/>
+            </w:pPr>
+          </w:p>
         </w:tc>
       </w:tr>
       <w:tr>
@@ -28608,6 +29265,20 @@
             </w:pPr>
             <w:r>
               <w:t>R</w:t>
+            </w:r>
+          </w:p>
+        </w:tc>
+        <w:tc>
+          <w:tcPr>
+            <w:tcW w:w="0" w:type="auto"/>
+          </w:tcPr>
+          <w:p>
+            <w:pPr>
+              <w:pStyle w:val="Compact"/>
+              <w:jc w:val="center"/>
+            </w:pPr>
+            <w:r>
+              <w:t>-</w:t>
             </w:r>
           </w:p>
         </w:tc>
@@ -29088,7 +29759,7 @@
       <w:bookmarkStart w:id="163" w:name="_Design_Gate_[AVCDL-Design-5]"/>
       <w:bookmarkStart w:id="164" w:name="_9.3.5_Design_Gate"/>
       <w:bookmarkStart w:id="165" w:name="avcdl-design-gate-avcdl-design-5"/>
-      <w:bookmarkStart w:id="166" w:name="_Toc229046581"/>
+      <w:bookmarkStart w:id="166" w:name="_Toc233888973"/>
       <w:bookmarkEnd w:id="163"/>
       <w:bookmarkEnd w:id="164"/>
       <w:r>
@@ -29163,7 +29834,7 @@
     </w:p>
     <w:tbl>
       <w:tblPr>
-        <w:tblW w:w="2529" w:type="pct"/>
+        <w:tblW w:w="3149" w:type="pct"/>
         <w:tblLook w:val="0020" w:firstRow="1" w:lastRow="0" w:firstColumn="0" w:lastColumn="0" w:noHBand="0" w:noVBand="0"/>
       </w:tblPr>
       <w:tblGrid>
@@ -29172,6 +29843,7 @@
         <w:gridCol w:w="1476"/>
         <w:gridCol w:w="559"/>
         <w:gridCol w:w="1501"/>
+        <w:gridCol w:w="681"/>
         <w:gridCol w:w="222"/>
       </w:tblGrid>
       <w:tr>
@@ -29278,6 +29950,29 @@
               <w:jc w:val="center"/>
             </w:pPr>
           </w:p>
+          <w:p>
+            <w:pPr>
+              <w:pStyle w:val="Compact"/>
+              <w:jc w:val="center"/>
+            </w:pPr>
+            <w:r>
+              <w:t>legal</w:t>
+            </w:r>
+          </w:p>
+        </w:tc>
+        <w:tc>
+          <w:tcPr>
+            <w:tcW w:w="0" w:type="auto"/>
+            <w:tcBorders>
+              <w:bottom w:val="single" w:sz="0" w:space="0" w:color="auto"/>
+            </w:tcBorders>
+          </w:tcPr>
+          <w:p>
+            <w:pPr>
+              <w:pStyle w:val="Compact"/>
+              <w:jc w:val="center"/>
+            </w:pPr>
+          </w:p>
         </w:tc>
       </w:tr>
       <w:tr>
@@ -29348,6 +30043,20 @@
             </w:pPr>
             <w:r>
               <w:t>A</w:t>
+            </w:r>
+          </w:p>
+        </w:tc>
+        <w:tc>
+          <w:tcPr>
+            <w:tcW w:w="0" w:type="auto"/>
+          </w:tcPr>
+          <w:p>
+            <w:pPr>
+              <w:pStyle w:val="Compact"/>
+              <w:jc w:val="center"/>
+            </w:pPr>
+            <w:r>
+              <w:t>-</w:t>
             </w:r>
           </w:p>
         </w:tc>
@@ -29569,7 +30278,7 @@
       <w:pPr>
         <w:pStyle w:val="Heading1"/>
       </w:pPr>
-      <w:bookmarkStart w:id="170" w:name="_Toc229046582"/>
+      <w:bookmarkStart w:id="170" w:name="_Toc233888974"/>
       <w:r>
         <w:lastRenderedPageBreak/>
         <w:t xml:space="preserve">9.4 </w:t>
@@ -29614,7 +30323,7 @@
     </w:p>
     <w:p>
       <w:r>
-        <w:pict w14:anchorId="6291EE0D">
+        <w:pict w14:anchorId="7A64CC39">
           <v:rect id="Horizontal Line 4" o:spid="_x0000_s1031" alt="" style="width:468pt;height:.05pt;visibility:visible;mso-wrap-style:square;mso-width-percent:0;mso-height-percent:0;mso-left-percent:-10001;mso-top-percent:-10001;mso-position-horizontal:absolute;mso-position-horizontal-relative:char;mso-position-vertical:absolute;mso-position-vertical-relative:line;mso-width-percent:0;mso-height-percent:0;mso-left-percent:-10001;mso-top-percent:-10001;v-text-anchor:top" filled="f">
             <o:lock v:ext="edit" rotation="t" aspectratio="t" verticies="t" text="t" shapetype="t"/>
             <w10:anchorlock/>
@@ -30309,7 +31018,7 @@
       <w:bookmarkStart w:id="182" w:name="_Use_Approved_Tools"/>
       <w:bookmarkStart w:id="183" w:name="_9.4.1_Use_Approved"/>
       <w:bookmarkStart w:id="184" w:name="X17e46cf73bc2cf7bdaabd5663aa98e5bdfa6dea"/>
-      <w:bookmarkStart w:id="185" w:name="_Toc229046583"/>
+      <w:bookmarkStart w:id="185" w:name="_Toc233888975"/>
       <w:bookmarkEnd w:id="182"/>
       <w:bookmarkEnd w:id="183"/>
       <w:r>
@@ -30396,7 +31105,7 @@
     </w:p>
     <w:tbl>
       <w:tblPr>
-        <w:tblW w:w="2529" w:type="pct"/>
+        <w:tblW w:w="3149" w:type="pct"/>
         <w:tblLook w:val="0020" w:firstRow="1" w:lastRow="0" w:firstColumn="0" w:lastColumn="0" w:noHBand="0" w:noVBand="0"/>
       </w:tblPr>
       <w:tblGrid>
@@ -30405,6 +31114,7 @@
         <w:gridCol w:w="1476"/>
         <w:gridCol w:w="559"/>
         <w:gridCol w:w="1501"/>
+        <w:gridCol w:w="681"/>
         <w:gridCol w:w="222"/>
       </w:tblGrid>
       <w:tr>
@@ -30511,6 +31221,29 @@
               <w:jc w:val="center"/>
             </w:pPr>
           </w:p>
+          <w:p>
+            <w:pPr>
+              <w:pStyle w:val="Compact"/>
+              <w:jc w:val="center"/>
+            </w:pPr>
+            <w:r>
+              <w:t>legal</w:t>
+            </w:r>
+          </w:p>
+        </w:tc>
+        <w:tc>
+          <w:tcPr>
+            <w:tcW w:w="0" w:type="auto"/>
+            <w:tcBorders>
+              <w:bottom w:val="single" w:sz="0" w:space="0" w:color="auto"/>
+            </w:tcBorders>
+          </w:tcPr>
+          <w:p>
+            <w:pPr>
+              <w:pStyle w:val="Compact"/>
+              <w:jc w:val="center"/>
+            </w:pPr>
+          </w:p>
         </w:tc>
       </w:tr>
       <w:tr>
@@ -30553,6 +31286,20 @@
             </w:pPr>
             <w:r>
               <w:t>A</w:t>
+            </w:r>
+          </w:p>
+        </w:tc>
+        <w:tc>
+          <w:tcPr>
+            <w:tcW w:w="0" w:type="auto"/>
+          </w:tcPr>
+          <w:p>
+            <w:pPr>
+              <w:pStyle w:val="Compact"/>
+              <w:jc w:val="center"/>
+            </w:pPr>
+            <w:r>
+              <w:t>-</w:t>
             </w:r>
           </w:p>
         </w:tc>
@@ -30940,7 +31687,7 @@
       <w:bookmarkStart w:id="186" w:name="_Configure_Build_Process"/>
       <w:bookmarkStart w:id="187" w:name="_9.4.2_Configure_Build"/>
       <w:bookmarkStart w:id="188" w:name="Xe5c662e4b876741821e45669f9dda1a5aee9b1f"/>
-      <w:bookmarkStart w:id="189" w:name="_Toc229046584"/>
+      <w:bookmarkStart w:id="189" w:name="_Toc233888976"/>
       <w:bookmarkEnd w:id="186"/>
       <w:bookmarkEnd w:id="187"/>
       <w:r>
@@ -31021,7 +31768,7 @@
     </w:p>
     <w:tbl>
       <w:tblPr>
-        <w:tblW w:w="2529" w:type="pct"/>
+        <w:tblW w:w="3149" w:type="pct"/>
         <w:tblLook w:val="0020" w:firstRow="1" w:lastRow="0" w:firstColumn="0" w:lastColumn="0" w:noHBand="0" w:noVBand="0"/>
       </w:tblPr>
       <w:tblGrid>
@@ -31030,6 +31777,7 @@
         <w:gridCol w:w="1476"/>
         <w:gridCol w:w="559"/>
         <w:gridCol w:w="1501"/>
+        <w:gridCol w:w="681"/>
         <w:gridCol w:w="222"/>
       </w:tblGrid>
       <w:tr>
@@ -31136,6 +31884,29 @@
               <w:jc w:val="center"/>
             </w:pPr>
           </w:p>
+          <w:p>
+            <w:pPr>
+              <w:pStyle w:val="Compact"/>
+              <w:jc w:val="center"/>
+            </w:pPr>
+            <w:r>
+              <w:t>legal</w:t>
+            </w:r>
+          </w:p>
+        </w:tc>
+        <w:tc>
+          <w:tcPr>
+            <w:tcW w:w="0" w:type="auto"/>
+            <w:tcBorders>
+              <w:bottom w:val="single" w:sz="0" w:space="0" w:color="auto"/>
+            </w:tcBorders>
+          </w:tcPr>
+          <w:p>
+            <w:pPr>
+              <w:pStyle w:val="Compact"/>
+              <w:jc w:val="center"/>
+            </w:pPr>
+          </w:p>
         </w:tc>
       </w:tr>
       <w:tr>
@@ -31178,6 +31949,20 @@
             </w:pPr>
             <w:r>
               <w:t>C</w:t>
+            </w:r>
+          </w:p>
+        </w:tc>
+        <w:tc>
+          <w:tcPr>
+            <w:tcW w:w="0" w:type="auto"/>
+          </w:tcPr>
+          <w:p>
+            <w:pPr>
+              <w:pStyle w:val="Compact"/>
+              <w:jc w:val="center"/>
+            </w:pPr>
+            <w:r>
+              <w:t>-</w:t>
             </w:r>
           </w:p>
         </w:tc>
@@ -31467,7 +32252,7 @@
       <w:bookmarkStart w:id="190" w:name="_Use_Secure_Settings"/>
       <w:bookmarkStart w:id="191" w:name="_9.4.3_Use_Secure"/>
       <w:bookmarkStart w:id="192" w:name="X64bbe73285afb0b1918cee6b1b9cdbc1742902d"/>
-      <w:bookmarkStart w:id="193" w:name="_Toc229046585"/>
+      <w:bookmarkStart w:id="193" w:name="_Toc233888977"/>
       <w:bookmarkEnd w:id="190"/>
       <w:bookmarkEnd w:id="191"/>
       <w:r>
@@ -31554,7 +32339,7 @@
     </w:p>
     <w:tbl>
       <w:tblPr>
-        <w:tblW w:w="2529" w:type="pct"/>
+        <w:tblW w:w="3149" w:type="pct"/>
         <w:tblLook w:val="0020" w:firstRow="1" w:lastRow="0" w:firstColumn="0" w:lastColumn="0" w:noHBand="0" w:noVBand="0"/>
       </w:tblPr>
       <w:tblGrid>
@@ -31563,6 +32348,7 @@
         <w:gridCol w:w="1476"/>
         <w:gridCol w:w="559"/>
         <w:gridCol w:w="1501"/>
+        <w:gridCol w:w="681"/>
         <w:gridCol w:w="222"/>
       </w:tblGrid>
       <w:tr>
@@ -31669,6 +32455,29 @@
               <w:jc w:val="center"/>
             </w:pPr>
           </w:p>
+          <w:p>
+            <w:pPr>
+              <w:pStyle w:val="Compact"/>
+              <w:jc w:val="center"/>
+            </w:pPr>
+            <w:r>
+              <w:t>legal</w:t>
+            </w:r>
+          </w:p>
+        </w:tc>
+        <w:tc>
+          <w:tcPr>
+            <w:tcW w:w="0" w:type="auto"/>
+            <w:tcBorders>
+              <w:bottom w:val="single" w:sz="0" w:space="0" w:color="auto"/>
+            </w:tcBorders>
+          </w:tcPr>
+          <w:p>
+            <w:pPr>
+              <w:pStyle w:val="Compact"/>
+              <w:jc w:val="center"/>
+            </w:pPr>
+          </w:p>
         </w:tc>
       </w:tr>
       <w:tr>
@@ -31711,6 +32520,20 @@
             </w:pPr>
             <w:r>
               <w:t>R</w:t>
+            </w:r>
+          </w:p>
+        </w:tc>
+        <w:tc>
+          <w:tcPr>
+            <w:tcW w:w="0" w:type="auto"/>
+          </w:tcPr>
+          <w:p>
+            <w:pPr>
+              <w:pStyle w:val="Compact"/>
+              <w:jc w:val="center"/>
+            </w:pPr>
+            <w:r>
+              <w:t>-</w:t>
             </w:r>
           </w:p>
         </w:tc>
@@ -31972,7 +32795,7 @@
       <w:bookmarkStart w:id="194" w:name="_Reuse_Well-Secured_Software"/>
       <w:bookmarkStart w:id="195" w:name="_9.4.4_Reuse_Well-Secured"/>
       <w:bookmarkStart w:id="196" w:name="X2481c9ecf5c254ca2f57f603c7a474170a139b4"/>
-      <w:bookmarkStart w:id="197" w:name="_Toc229046586"/>
+      <w:bookmarkStart w:id="197" w:name="_Toc233888978"/>
       <w:bookmarkEnd w:id="194"/>
       <w:bookmarkEnd w:id="195"/>
       <w:r>
@@ -32059,7 +32882,7 @@
     </w:p>
     <w:tbl>
       <w:tblPr>
-        <w:tblW w:w="2529" w:type="pct"/>
+        <w:tblW w:w="3149" w:type="pct"/>
         <w:tblLook w:val="0020" w:firstRow="1" w:lastRow="0" w:firstColumn="0" w:lastColumn="0" w:noHBand="0" w:noVBand="0"/>
       </w:tblPr>
       <w:tblGrid>
@@ -32068,6 +32891,7 @@
         <w:gridCol w:w="1476"/>
         <w:gridCol w:w="559"/>
         <w:gridCol w:w="1501"/>
+        <w:gridCol w:w="681"/>
         <w:gridCol w:w="222"/>
       </w:tblGrid>
       <w:tr>
@@ -32174,6 +32998,29 @@
               <w:jc w:val="center"/>
             </w:pPr>
           </w:p>
+          <w:p>
+            <w:pPr>
+              <w:pStyle w:val="Compact"/>
+              <w:jc w:val="center"/>
+            </w:pPr>
+            <w:r>
+              <w:t>legal</w:t>
+            </w:r>
+          </w:p>
+        </w:tc>
+        <w:tc>
+          <w:tcPr>
+            <w:tcW w:w="0" w:type="auto"/>
+            <w:tcBorders>
+              <w:bottom w:val="single" w:sz="0" w:space="0" w:color="auto"/>
+            </w:tcBorders>
+          </w:tcPr>
+          <w:p>
+            <w:pPr>
+              <w:pStyle w:val="Compact"/>
+              <w:jc w:val="center"/>
+            </w:pPr>
+          </w:p>
         </w:tc>
       </w:tr>
       <w:tr>
@@ -32216,6 +33063,20 @@
             </w:pPr>
             <w:r>
               <w:t>A</w:t>
+            </w:r>
+          </w:p>
+        </w:tc>
+        <w:tc>
+          <w:tcPr>
+            <w:tcW w:w="0" w:type="auto"/>
+          </w:tcPr>
+          <w:p>
+            <w:pPr>
+              <w:pStyle w:val="Compact"/>
+              <w:jc w:val="center"/>
+            </w:pPr>
+            <w:r>
+              <w:t>-</w:t>
             </w:r>
           </w:p>
         </w:tc>
@@ -32511,7 +33372,7 @@
       <w:bookmarkStart w:id="198" w:name="_Code_Securely_[AVCDL-Implementation"/>
       <w:bookmarkStart w:id="199" w:name="_9.4.5_Code_Securely"/>
       <w:bookmarkStart w:id="200" w:name="X1e7a8894e15572ebb3407cc13bb61b8c5745959"/>
-      <w:bookmarkStart w:id="201" w:name="_Toc229046587"/>
+      <w:bookmarkStart w:id="201" w:name="_Toc233888979"/>
       <w:bookmarkEnd w:id="198"/>
       <w:bookmarkEnd w:id="199"/>
       <w:r>
@@ -32592,7 +33453,7 @@
     </w:p>
     <w:tbl>
       <w:tblPr>
-        <w:tblW w:w="2529" w:type="pct"/>
+        <w:tblW w:w="3149" w:type="pct"/>
         <w:tblLook w:val="0020" w:firstRow="1" w:lastRow="0" w:firstColumn="0" w:lastColumn="0" w:noHBand="0" w:noVBand="0"/>
       </w:tblPr>
       <w:tblGrid>
@@ -32601,6 +33462,7 @@
         <w:gridCol w:w="1476"/>
         <w:gridCol w:w="559"/>
         <w:gridCol w:w="1501"/>
+        <w:gridCol w:w="681"/>
         <w:gridCol w:w="222"/>
       </w:tblGrid>
       <w:tr>
@@ -32707,6 +33569,29 @@
               <w:jc w:val="center"/>
             </w:pPr>
           </w:p>
+          <w:p>
+            <w:pPr>
+              <w:pStyle w:val="Compact"/>
+              <w:jc w:val="center"/>
+            </w:pPr>
+            <w:r>
+              <w:t>legal</w:t>
+            </w:r>
+          </w:p>
+        </w:tc>
+        <w:tc>
+          <w:tcPr>
+            <w:tcW w:w="0" w:type="auto"/>
+            <w:tcBorders>
+              <w:bottom w:val="single" w:sz="0" w:space="0" w:color="auto"/>
+            </w:tcBorders>
+          </w:tcPr>
+          <w:p>
+            <w:pPr>
+              <w:pStyle w:val="Compact"/>
+              <w:jc w:val="center"/>
+            </w:pPr>
+          </w:p>
         </w:tc>
       </w:tr>
       <w:tr>
@@ -32749,6 +33634,20 @@
             </w:pPr>
             <w:r>
               <w:t>A</w:t>
+            </w:r>
+          </w:p>
+        </w:tc>
+        <w:tc>
+          <w:tcPr>
+            <w:tcW w:w="0" w:type="auto"/>
+          </w:tcPr>
+          <w:p>
+            <w:pPr>
+              <w:pStyle w:val="Compact"/>
+              <w:jc w:val="center"/>
+            </w:pPr>
+            <w:r>
+              <w:t>-</w:t>
             </w:r>
           </w:p>
         </w:tc>
@@ -33007,7 +33906,7 @@
       <w:bookmarkStart w:id="202" w:name="_Deprecate_Unsafe_Functions"/>
       <w:bookmarkStart w:id="203" w:name="_9.4.6_Deprecate_Unsafe"/>
       <w:bookmarkStart w:id="204" w:name="Xdaa3e9a145a49583beb793598b3ec3236c4404d"/>
-      <w:bookmarkStart w:id="205" w:name="_Toc229046588"/>
+      <w:bookmarkStart w:id="205" w:name="_Toc233888980"/>
       <w:bookmarkEnd w:id="202"/>
       <w:bookmarkEnd w:id="203"/>
       <w:r>
@@ -33094,7 +33993,7 @@
     </w:p>
     <w:tbl>
       <w:tblPr>
-        <w:tblW w:w="2529" w:type="pct"/>
+        <w:tblW w:w="3149" w:type="pct"/>
         <w:tblLook w:val="0020" w:firstRow="1" w:lastRow="0" w:firstColumn="0" w:lastColumn="0" w:noHBand="0" w:noVBand="0"/>
       </w:tblPr>
       <w:tblGrid>
@@ -33103,6 +34002,7 @@
         <w:gridCol w:w="1476"/>
         <w:gridCol w:w="559"/>
         <w:gridCol w:w="1501"/>
+        <w:gridCol w:w="681"/>
         <w:gridCol w:w="222"/>
       </w:tblGrid>
       <w:tr>
@@ -33209,6 +34109,29 @@
               <w:jc w:val="center"/>
             </w:pPr>
           </w:p>
+          <w:p>
+            <w:pPr>
+              <w:pStyle w:val="Compact"/>
+              <w:jc w:val="center"/>
+            </w:pPr>
+            <w:r>
+              <w:t>legal</w:t>
+            </w:r>
+          </w:p>
+        </w:tc>
+        <w:tc>
+          <w:tcPr>
+            <w:tcW w:w="0" w:type="auto"/>
+            <w:tcBorders>
+              <w:bottom w:val="single" w:sz="0" w:space="0" w:color="auto"/>
+            </w:tcBorders>
+          </w:tcPr>
+          <w:p>
+            <w:pPr>
+              <w:pStyle w:val="Compact"/>
+              <w:jc w:val="center"/>
+            </w:pPr>
+          </w:p>
         </w:tc>
       </w:tr>
       <w:tr>
@@ -33251,6 +34174,20 @@
             </w:pPr>
             <w:r>
               <w:t>A</w:t>
+            </w:r>
+          </w:p>
+        </w:tc>
+        <w:tc>
+          <w:tcPr>
+            <w:tcW w:w="0" w:type="auto"/>
+          </w:tcPr>
+          <w:p>
+            <w:pPr>
+              <w:pStyle w:val="Compact"/>
+              <w:jc w:val="center"/>
+            </w:pPr>
+            <w:r>
+              <w:t>-</w:t>
             </w:r>
           </w:p>
         </w:tc>
@@ -33553,7 +34490,7 @@
       <w:bookmarkStart w:id="206" w:name="_Static_Analysis_[AVCDL-Implementati"/>
       <w:bookmarkStart w:id="207" w:name="_9.4.7_Static_Analysis"/>
       <w:bookmarkStart w:id="208" w:name="Xbb8e429fdccd1b1697aa1baf325f3b1e54ee12e"/>
-      <w:bookmarkStart w:id="209" w:name="_Toc229046589"/>
+      <w:bookmarkStart w:id="209" w:name="_Toc233888981"/>
       <w:bookmarkEnd w:id="206"/>
       <w:bookmarkEnd w:id="207"/>
       <w:r>
@@ -33634,7 +34571,7 @@
     </w:p>
     <w:tbl>
       <w:tblPr>
-        <w:tblW w:w="2529" w:type="pct"/>
+        <w:tblW w:w="3149" w:type="pct"/>
         <w:tblLook w:val="0020" w:firstRow="1" w:lastRow="0" w:firstColumn="0" w:lastColumn="0" w:noHBand="0" w:noVBand="0"/>
       </w:tblPr>
       <w:tblGrid>
@@ -33643,6 +34580,7 @@
         <w:gridCol w:w="1476"/>
         <w:gridCol w:w="559"/>
         <w:gridCol w:w="1501"/>
+        <w:gridCol w:w="681"/>
         <w:gridCol w:w="222"/>
       </w:tblGrid>
       <w:tr>
@@ -33749,6 +34687,29 @@
               <w:jc w:val="center"/>
             </w:pPr>
           </w:p>
+          <w:p>
+            <w:pPr>
+              <w:pStyle w:val="Compact"/>
+              <w:jc w:val="center"/>
+            </w:pPr>
+            <w:r>
+              <w:t>legal</w:t>
+            </w:r>
+          </w:p>
+        </w:tc>
+        <w:tc>
+          <w:tcPr>
+            <w:tcW w:w="0" w:type="auto"/>
+            <w:tcBorders>
+              <w:bottom w:val="single" w:sz="0" w:space="0" w:color="auto"/>
+            </w:tcBorders>
+          </w:tcPr>
+          <w:p>
+            <w:pPr>
+              <w:pStyle w:val="Compact"/>
+              <w:jc w:val="center"/>
+            </w:pPr>
+          </w:p>
         </w:tc>
       </w:tr>
       <w:tr>
@@ -33791,6 +34752,20 @@
             </w:pPr>
             <w:r>
               <w:t>C</w:t>
+            </w:r>
+          </w:p>
+        </w:tc>
+        <w:tc>
+          <w:tcPr>
+            <w:tcW w:w="0" w:type="auto"/>
+          </w:tcPr>
+          <w:p>
+            <w:pPr>
+              <w:pStyle w:val="Compact"/>
+              <w:jc w:val="center"/>
+            </w:pPr>
+            <w:r>
+              <w:t>-</w:t>
             </w:r>
           </w:p>
         </w:tc>
@@ -34108,7 +35083,7 @@
       <w:bookmarkStart w:id="210" w:name="_Dynamic_Program_Analysis"/>
       <w:bookmarkStart w:id="211" w:name="_9.4.8_Dynamic_Program"/>
       <w:bookmarkStart w:id="212" w:name="Xabddc1b9ae9c5d5df3d597295d2cda89738bdea"/>
-      <w:bookmarkStart w:id="213" w:name="_Toc229046590"/>
+      <w:bookmarkStart w:id="213" w:name="_Toc233888982"/>
       <w:bookmarkEnd w:id="210"/>
       <w:bookmarkEnd w:id="211"/>
       <w:r>
@@ -34195,7 +35170,7 @@
     </w:p>
     <w:tbl>
       <w:tblPr>
-        <w:tblW w:w="2529" w:type="pct"/>
+        <w:tblW w:w="3149" w:type="pct"/>
         <w:tblLook w:val="0020" w:firstRow="1" w:lastRow="0" w:firstColumn="0" w:lastColumn="0" w:noHBand="0" w:noVBand="0"/>
       </w:tblPr>
       <w:tblGrid>
@@ -34204,6 +35179,7 @@
         <w:gridCol w:w="1476"/>
         <w:gridCol w:w="559"/>
         <w:gridCol w:w="1501"/>
+        <w:gridCol w:w="681"/>
         <w:gridCol w:w="222"/>
       </w:tblGrid>
       <w:tr>
@@ -34310,6 +35286,29 @@
               <w:jc w:val="center"/>
             </w:pPr>
           </w:p>
+          <w:p>
+            <w:pPr>
+              <w:pStyle w:val="Compact"/>
+              <w:jc w:val="center"/>
+            </w:pPr>
+            <w:r>
+              <w:t>legal</w:t>
+            </w:r>
+          </w:p>
+        </w:tc>
+        <w:tc>
+          <w:tcPr>
+            <w:tcW w:w="0" w:type="auto"/>
+            <w:tcBorders>
+              <w:bottom w:val="single" w:sz="0" w:space="0" w:color="auto"/>
+            </w:tcBorders>
+          </w:tcPr>
+          <w:p>
+            <w:pPr>
+              <w:pStyle w:val="Compact"/>
+              <w:jc w:val="center"/>
+            </w:pPr>
+          </w:p>
         </w:tc>
       </w:tr>
       <w:tr>
@@ -34352,6 +35351,20 @@
             </w:pPr>
             <w:r>
               <w:t>A</w:t>
+            </w:r>
+          </w:p>
+        </w:tc>
+        <w:tc>
+          <w:tcPr>
+            <w:tcW w:w="0" w:type="auto"/>
+          </w:tcPr>
+          <w:p>
+            <w:pPr>
+              <w:pStyle w:val="Compact"/>
+              <w:jc w:val="center"/>
+            </w:pPr>
+            <w:r>
+              <w:t>-</w:t>
             </w:r>
           </w:p>
         </w:tc>
@@ -34641,7 +35654,7 @@
       <w:bookmarkStart w:id="214" w:name="_Security_Code_Review"/>
       <w:bookmarkStart w:id="215" w:name="_9.4.9_Security_Code"/>
       <w:bookmarkStart w:id="216" w:name="X599c68e3933afa94f432a352d58410f1363ab6d"/>
-      <w:bookmarkStart w:id="217" w:name="_Toc229046591"/>
+      <w:bookmarkStart w:id="217" w:name="_Toc233888983"/>
       <w:bookmarkEnd w:id="214"/>
       <w:bookmarkEnd w:id="215"/>
       <w:r>
@@ -34728,7 +35741,7 @@
     </w:p>
     <w:tbl>
       <w:tblPr>
-        <w:tblW w:w="2529" w:type="pct"/>
+        <w:tblW w:w="3149" w:type="pct"/>
         <w:tblLook w:val="0020" w:firstRow="1" w:lastRow="0" w:firstColumn="0" w:lastColumn="0" w:noHBand="0" w:noVBand="0"/>
       </w:tblPr>
       <w:tblGrid>
@@ -34737,6 +35750,7 @@
         <w:gridCol w:w="1476"/>
         <w:gridCol w:w="559"/>
         <w:gridCol w:w="1501"/>
+        <w:gridCol w:w="681"/>
         <w:gridCol w:w="222"/>
       </w:tblGrid>
       <w:tr>
@@ -34843,6 +35857,29 @@
               <w:jc w:val="center"/>
             </w:pPr>
           </w:p>
+          <w:p>
+            <w:pPr>
+              <w:pStyle w:val="Compact"/>
+              <w:jc w:val="center"/>
+            </w:pPr>
+            <w:r>
+              <w:t>legal</w:t>
+            </w:r>
+          </w:p>
+        </w:tc>
+        <w:tc>
+          <w:tcPr>
+            <w:tcW w:w="0" w:type="auto"/>
+            <w:tcBorders>
+              <w:bottom w:val="single" w:sz="0" w:space="0" w:color="auto"/>
+            </w:tcBorders>
+          </w:tcPr>
+          <w:p>
+            <w:pPr>
+              <w:pStyle w:val="Compact"/>
+              <w:jc w:val="center"/>
+            </w:pPr>
+          </w:p>
         </w:tc>
       </w:tr>
       <w:tr>
@@ -34885,6 +35922,20 @@
             </w:pPr>
             <w:r>
               <w:t>C</w:t>
+            </w:r>
+          </w:p>
+        </w:tc>
+        <w:tc>
+          <w:tcPr>
+            <w:tcW w:w="0" w:type="auto"/>
+          </w:tcPr>
+          <w:p>
+            <w:pPr>
+              <w:pStyle w:val="Compact"/>
+              <w:jc w:val="center"/>
+            </w:pPr>
+            <w:r>
+              <w:t>-</w:t>
             </w:r>
           </w:p>
         </w:tc>
@@ -35184,8 +36235,8 @@
       <w:bookmarkStart w:id="221" w:name="_9.5_Verification_Phase"/>
       <w:bookmarkStart w:id="222" w:name="_9.4.11_Fuzz_Testing"/>
       <w:bookmarkStart w:id="223" w:name="avcdl-fuzz-testing-avcdl-verification-1"/>
-      <w:bookmarkStart w:id="224" w:name="_Toc229046592"/>
-      <w:bookmarkStart w:id="225" w:name="avcdl-verification-phase"/>
+      <w:bookmarkStart w:id="224" w:name="avcdl-verification-phase"/>
+      <w:bookmarkStart w:id="225" w:name="_Toc233888984"/>
       <w:bookmarkEnd w:id="218"/>
       <w:bookmarkEnd w:id="219"/>
       <w:bookmarkEnd w:id="220"/>
@@ -35211,7 +36262,7 @@
         <w:t>]</w:t>
       </w:r>
       <w:bookmarkEnd w:id="223"/>
-      <w:bookmarkEnd w:id="224"/>
+      <w:bookmarkEnd w:id="225"/>
     </w:p>
     <w:p>
       <w:pPr>
@@ -35282,7 +36333,7 @@
     <w:tbl>
       <w:tblPr>
         <w:tblStyle w:val="Table"/>
-        <w:tblW w:w="2529" w:type="pct"/>
+        <w:tblW w:w="3149" w:type="pct"/>
         <w:tblLook w:val="0020" w:firstRow="1" w:lastRow="0" w:firstColumn="0" w:lastColumn="0" w:noHBand="0" w:noVBand="0"/>
       </w:tblPr>
       <w:tblGrid>
@@ -35291,6 +36342,7 @@
         <w:gridCol w:w="1476"/>
         <w:gridCol w:w="559"/>
         <w:gridCol w:w="1501"/>
+        <w:gridCol w:w="681"/>
         <w:gridCol w:w="222"/>
       </w:tblGrid>
       <w:tr>
@@ -35397,6 +36449,29 @@
               <w:jc w:val="center"/>
             </w:pPr>
           </w:p>
+          <w:p>
+            <w:pPr>
+              <w:pStyle w:val="Compact"/>
+              <w:jc w:val="center"/>
+            </w:pPr>
+            <w:r>
+              <w:t>legal</w:t>
+            </w:r>
+          </w:p>
+        </w:tc>
+        <w:tc>
+          <w:tcPr>
+            <w:tcW w:w="0" w:type="auto"/>
+            <w:tcBorders>
+              <w:bottom w:val="single" w:sz="0" w:space="0" w:color="auto"/>
+            </w:tcBorders>
+          </w:tcPr>
+          <w:p>
+            <w:pPr>
+              <w:pStyle w:val="Compact"/>
+              <w:jc w:val="center"/>
+            </w:pPr>
+          </w:p>
         </w:tc>
       </w:tr>
       <w:tr>
@@ -35439,6 +36514,20 @@
             </w:pPr>
             <w:r>
               <w:t>C</w:t>
+            </w:r>
+          </w:p>
+        </w:tc>
+        <w:tc>
+          <w:tcPr>
+            <w:tcW w:w="0" w:type="auto"/>
+          </w:tcPr>
+          <w:p>
+            <w:pPr>
+              <w:pStyle w:val="Compact"/>
+              <w:jc w:val="center"/>
+            </w:pPr>
+            <w:r>
+              <w:t>-</w:t>
             </w:r>
           </w:p>
         </w:tc>
@@ -35742,7 +36831,7 @@
       </w:pPr>
       <w:bookmarkStart w:id="226" w:name="_9.4.11_Implementation_Gate_1"/>
       <w:bookmarkStart w:id="227" w:name="X9ba59f3fec697468f7eb08f5941ed1b2b7559cc"/>
-      <w:bookmarkStart w:id="228" w:name="_Toc229046593"/>
+      <w:bookmarkStart w:id="228" w:name="_Toc233888985"/>
       <w:bookmarkEnd w:id="226"/>
       <w:r>
         <w:lastRenderedPageBreak/>
@@ -35828,7 +36917,7 @@
     </w:p>
     <w:tbl>
       <w:tblPr>
-        <w:tblW w:w="2529" w:type="pct"/>
+        <w:tblW w:w="3149" w:type="pct"/>
         <w:tblLook w:val="0020" w:firstRow="1" w:lastRow="0" w:firstColumn="0" w:lastColumn="0" w:noHBand="0" w:noVBand="0"/>
       </w:tblPr>
       <w:tblGrid>
@@ -35837,6 +36926,7 @@
         <w:gridCol w:w="1476"/>
         <w:gridCol w:w="559"/>
         <w:gridCol w:w="1501"/>
+        <w:gridCol w:w="681"/>
         <w:gridCol w:w="222"/>
       </w:tblGrid>
       <w:tr>
@@ -35943,6 +37033,29 @@
               <w:jc w:val="center"/>
             </w:pPr>
           </w:p>
+          <w:p>
+            <w:pPr>
+              <w:pStyle w:val="Compact"/>
+              <w:jc w:val="center"/>
+            </w:pPr>
+            <w:r>
+              <w:t>legal</w:t>
+            </w:r>
+          </w:p>
+        </w:tc>
+        <w:tc>
+          <w:tcPr>
+            <w:tcW w:w="0" w:type="auto"/>
+            <w:tcBorders>
+              <w:bottom w:val="single" w:sz="0" w:space="0" w:color="auto"/>
+            </w:tcBorders>
+          </w:tcPr>
+          <w:p>
+            <w:pPr>
+              <w:pStyle w:val="Compact"/>
+              <w:jc w:val="center"/>
+            </w:pPr>
+          </w:p>
         </w:tc>
       </w:tr>
       <w:tr>
@@ -36013,6 +37126,20 @@
             </w:pPr>
             <w:r>
               <w:t>A</w:t>
+            </w:r>
+          </w:p>
+        </w:tc>
+        <w:tc>
+          <w:tcPr>
+            <w:tcW w:w="0" w:type="auto"/>
+          </w:tcPr>
+          <w:p>
+            <w:pPr>
+              <w:pStyle w:val="Compact"/>
+              <w:jc w:val="center"/>
+            </w:pPr>
+            <w:r>
+              <w:t>-</w:t>
             </w:r>
           </w:p>
         </w:tc>
@@ -36360,7 +37487,7 @@
       <w:pPr>
         <w:pStyle w:val="Heading1"/>
       </w:pPr>
-      <w:bookmarkStart w:id="230" w:name="_Toc229046594"/>
+      <w:bookmarkStart w:id="230" w:name="_Toc233888986"/>
       <w:r>
         <w:lastRenderedPageBreak/>
         <w:t xml:space="preserve">9.5 </w:t>
@@ -36368,7 +37495,7 @@
       <w:r>
         <w:t>Verification Phase</w:t>
       </w:r>
-      <w:bookmarkEnd w:id="225"/>
+      <w:bookmarkEnd w:id="224"/>
       <w:bookmarkEnd w:id="230"/>
     </w:p>
     <w:p>
@@ -36407,7 +37534,7 @@
     </w:p>
     <w:p>
       <w:r>
-        <w:pict w14:anchorId="20244062">
+        <w:pict w14:anchorId="6F1CFB58">
           <v:rect id="Horizontal Line 5" o:spid="_x0000_s1030" alt="" style="width:468pt;height:.05pt;visibility:visible;mso-wrap-style:square;mso-width-percent:0;mso-height-percent:0;mso-left-percent:-10001;mso-top-percent:-10001;mso-position-horizontal:absolute;mso-position-horizontal-relative:char;mso-position-vertical:absolute;mso-position-vertical-relative:line;mso-width-percent:0;mso-height-percent:0;mso-left-percent:-10001;mso-top-percent:-10001;v-text-anchor:top" filled="f">
             <o:lock v:ext="edit" rotation="t" aspectratio="t" verticies="t" text="t" shapetype="t"/>
             <w10:anchorlock/>
@@ -36833,7 +37960,7 @@
       <w:bookmarkStart w:id="238" w:name="_Penetration_Testing_[AVCDL-Verifica"/>
       <w:bookmarkStart w:id="239" w:name="_9.5.2_Penetration_Testing"/>
       <w:bookmarkStart w:id="240" w:name="Xde591cf39bc5685b96004bb3856feb02d246bfd"/>
-      <w:bookmarkStart w:id="241" w:name="_Toc229046595"/>
+      <w:bookmarkStart w:id="241" w:name="_Toc233888987"/>
       <w:bookmarkEnd w:id="235"/>
       <w:bookmarkEnd w:id="236"/>
       <w:bookmarkEnd w:id="237"/>
@@ -36927,7 +38054,7 @@
     <w:tbl>
       <w:tblPr>
         <w:tblStyle w:val="Table"/>
-        <w:tblW w:w="2529" w:type="pct"/>
+        <w:tblW w:w="3149" w:type="pct"/>
         <w:tblLook w:val="0020" w:firstRow="1" w:lastRow="0" w:firstColumn="0" w:lastColumn="0" w:noHBand="0" w:noVBand="0"/>
       </w:tblPr>
       <w:tblGrid>
@@ -36936,6 +38063,7 @@
         <w:gridCol w:w="1476"/>
         <w:gridCol w:w="559"/>
         <w:gridCol w:w="1501"/>
+        <w:gridCol w:w="681"/>
         <w:gridCol w:w="222"/>
       </w:tblGrid>
       <w:tr>
@@ -37042,6 +38170,29 @@
               <w:jc w:val="center"/>
             </w:pPr>
           </w:p>
+          <w:p>
+            <w:pPr>
+              <w:pStyle w:val="Compact"/>
+              <w:jc w:val="center"/>
+            </w:pPr>
+            <w:r>
+              <w:t>legal</w:t>
+            </w:r>
+          </w:p>
+        </w:tc>
+        <w:tc>
+          <w:tcPr>
+            <w:tcW w:w="0" w:type="auto"/>
+            <w:tcBorders>
+              <w:bottom w:val="single" w:sz="0" w:space="0" w:color="auto"/>
+            </w:tcBorders>
+          </w:tcPr>
+          <w:p>
+            <w:pPr>
+              <w:pStyle w:val="Compact"/>
+              <w:jc w:val="center"/>
+            </w:pPr>
+          </w:p>
         </w:tc>
       </w:tr>
       <w:tr>
@@ -37084,6 +38235,20 @@
             </w:pPr>
             <w:r>
               <w:t>C</w:t>
+            </w:r>
+          </w:p>
+        </w:tc>
+        <w:tc>
+          <w:tcPr>
+            <w:tcW w:w="0" w:type="auto"/>
+          </w:tcPr>
+          <w:p>
+            <w:pPr>
+              <w:pStyle w:val="Compact"/>
+              <w:jc w:val="center"/>
+            </w:pPr>
+            <w:r>
+              <w:t>-</w:t>
             </w:r>
           </w:p>
         </w:tc>
@@ -37506,7 +38671,7 @@
       <w:bookmarkStart w:id="242" w:name="_9.5.3_Threat_Model_1"/>
       <w:bookmarkStart w:id="243" w:name="_9.5.2_Threat_Model"/>
       <w:bookmarkStart w:id="244" w:name="X283064ddbd68197a76b3ce26a328ba999a2218a"/>
-      <w:bookmarkStart w:id="245" w:name="_Toc229046596"/>
+      <w:bookmarkStart w:id="245" w:name="_Toc233888988"/>
       <w:bookmarkEnd w:id="242"/>
       <w:bookmarkEnd w:id="243"/>
       <w:r>
@@ -37597,7 +38762,7 @@
     <w:tbl>
       <w:tblPr>
         <w:tblStyle w:val="Table"/>
-        <w:tblW w:w="2529" w:type="pct"/>
+        <w:tblW w:w="3149" w:type="pct"/>
         <w:tblLook w:val="0020" w:firstRow="1" w:lastRow="0" w:firstColumn="0" w:lastColumn="0" w:noHBand="0" w:noVBand="0"/>
       </w:tblPr>
       <w:tblGrid>
@@ -37606,6 +38771,7 @@
         <w:gridCol w:w="1476"/>
         <w:gridCol w:w="559"/>
         <w:gridCol w:w="1501"/>
+        <w:gridCol w:w="681"/>
         <w:gridCol w:w="222"/>
       </w:tblGrid>
       <w:tr>
@@ -37712,6 +38878,29 @@
               <w:jc w:val="center"/>
             </w:pPr>
           </w:p>
+          <w:p>
+            <w:pPr>
+              <w:pStyle w:val="Compact"/>
+              <w:jc w:val="center"/>
+            </w:pPr>
+            <w:r>
+              <w:t>legal</w:t>
+            </w:r>
+          </w:p>
+        </w:tc>
+        <w:tc>
+          <w:tcPr>
+            <w:tcW w:w="0" w:type="auto"/>
+            <w:tcBorders>
+              <w:bottom w:val="single" w:sz="0" w:space="0" w:color="auto"/>
+            </w:tcBorders>
+          </w:tcPr>
+          <w:p>
+            <w:pPr>
+              <w:pStyle w:val="Compact"/>
+              <w:jc w:val="center"/>
+            </w:pPr>
+          </w:p>
         </w:tc>
       </w:tr>
       <w:tr>
@@ -37754,6 +38943,20 @@
             </w:pPr>
             <w:r>
               <w:t>R</w:t>
+            </w:r>
+          </w:p>
+        </w:tc>
+        <w:tc>
+          <w:tcPr>
+            <w:tcW w:w="0" w:type="auto"/>
+          </w:tcPr>
+          <w:p>
+            <w:pPr>
+              <w:pStyle w:val="Compact"/>
+              <w:jc w:val="center"/>
+            </w:pPr>
+            <w:r>
+              <w:t>-</w:t>
             </w:r>
           </w:p>
         </w:tc>
@@ -38048,7 +39251,7 @@
       <w:bookmarkStart w:id="246" w:name="_Attack_Surface_Analysis"/>
       <w:bookmarkStart w:id="247" w:name="_9.5.4_Attack_Surface"/>
       <w:bookmarkStart w:id="248" w:name="X94ac37730ed1fd85909091180acf2e1e0c76057"/>
-      <w:bookmarkStart w:id="249" w:name="_Toc229046597"/>
+      <w:bookmarkStart w:id="249" w:name="_Toc233888989"/>
       <w:bookmarkEnd w:id="246"/>
       <w:bookmarkEnd w:id="247"/>
       <w:r>
@@ -38145,7 +39348,7 @@
     <w:tbl>
       <w:tblPr>
         <w:tblStyle w:val="Table"/>
-        <w:tblW w:w="2529" w:type="pct"/>
+        <w:tblW w:w="3149" w:type="pct"/>
         <w:tblLook w:val="0020" w:firstRow="1" w:lastRow="0" w:firstColumn="0" w:lastColumn="0" w:noHBand="0" w:noVBand="0"/>
       </w:tblPr>
       <w:tblGrid>
@@ -38154,6 +39357,7 @@
         <w:gridCol w:w="1476"/>
         <w:gridCol w:w="559"/>
         <w:gridCol w:w="1501"/>
+        <w:gridCol w:w="681"/>
         <w:gridCol w:w="222"/>
       </w:tblGrid>
       <w:tr>
@@ -38260,6 +39464,29 @@
               <w:jc w:val="center"/>
             </w:pPr>
           </w:p>
+          <w:p>
+            <w:pPr>
+              <w:pStyle w:val="Compact"/>
+              <w:jc w:val="center"/>
+            </w:pPr>
+            <w:r>
+              <w:t>legal</w:t>
+            </w:r>
+          </w:p>
+        </w:tc>
+        <w:tc>
+          <w:tcPr>
+            <w:tcW w:w="0" w:type="auto"/>
+            <w:tcBorders>
+              <w:bottom w:val="single" w:sz="0" w:space="0" w:color="auto"/>
+            </w:tcBorders>
+          </w:tcPr>
+          <w:p>
+            <w:pPr>
+              <w:pStyle w:val="Compact"/>
+              <w:jc w:val="center"/>
+            </w:pPr>
+          </w:p>
         </w:tc>
       </w:tr>
       <w:tr>
@@ -38302,6 +39529,20 @@
             </w:pPr>
             <w:r>
               <w:t>R</w:t>
+            </w:r>
+          </w:p>
+        </w:tc>
+        <w:tc>
+          <w:tcPr>
+            <w:tcW w:w="0" w:type="auto"/>
+          </w:tcPr>
+          <w:p>
+            <w:pPr>
+              <w:pStyle w:val="Compact"/>
+              <w:jc w:val="center"/>
+            </w:pPr>
+            <w:r>
+              <w:t>-</w:t>
             </w:r>
           </w:p>
         </w:tc>
@@ -38603,7 +39844,7 @@
       <w:bookmarkStart w:id="250" w:name="_Verification_Gate_[AVCDL-Verificati"/>
       <w:bookmarkStart w:id="251" w:name="_9.5.5_Verification_Gate"/>
       <w:bookmarkStart w:id="252" w:name="Xfb26b0a87a8015fa18ce36627f7ed95f053fd1b"/>
-      <w:bookmarkStart w:id="253" w:name="_Toc229046598"/>
+      <w:bookmarkStart w:id="253" w:name="_Toc233888990"/>
       <w:bookmarkEnd w:id="250"/>
       <w:bookmarkEnd w:id="251"/>
       <w:r>
@@ -38688,7 +39929,7 @@
     <w:tbl>
       <w:tblPr>
         <w:tblStyle w:val="Table"/>
-        <w:tblW w:w="2529" w:type="pct"/>
+        <w:tblW w:w="3149" w:type="pct"/>
         <w:tblLook w:val="0020" w:firstRow="1" w:lastRow="0" w:firstColumn="0" w:lastColumn="0" w:noHBand="0" w:noVBand="0"/>
       </w:tblPr>
       <w:tblGrid>
@@ -38697,6 +39938,7 @@
         <w:gridCol w:w="1476"/>
         <w:gridCol w:w="559"/>
         <w:gridCol w:w="1501"/>
+        <w:gridCol w:w="681"/>
         <w:gridCol w:w="222"/>
       </w:tblGrid>
       <w:tr>
@@ -38803,6 +40045,29 @@
               <w:jc w:val="center"/>
             </w:pPr>
           </w:p>
+          <w:p>
+            <w:pPr>
+              <w:pStyle w:val="Compact"/>
+              <w:jc w:val="center"/>
+            </w:pPr>
+            <w:r>
+              <w:t>legal</w:t>
+            </w:r>
+          </w:p>
+        </w:tc>
+        <w:tc>
+          <w:tcPr>
+            <w:tcW w:w="0" w:type="auto"/>
+            <w:tcBorders>
+              <w:bottom w:val="single" w:sz="0" w:space="0" w:color="auto"/>
+            </w:tcBorders>
+          </w:tcPr>
+          <w:p>
+            <w:pPr>
+              <w:pStyle w:val="Compact"/>
+              <w:jc w:val="center"/>
+            </w:pPr>
+          </w:p>
         </w:tc>
       </w:tr>
       <w:tr>
@@ -38873,6 +40138,20 @@
             </w:pPr>
             <w:r>
               <w:t>A</w:t>
+            </w:r>
+          </w:p>
+        </w:tc>
+        <w:tc>
+          <w:tcPr>
+            <w:tcW w:w="0" w:type="auto"/>
+          </w:tcPr>
+          <w:p>
+            <w:pPr>
+              <w:pStyle w:val="Compact"/>
+              <w:jc w:val="center"/>
+            </w:pPr>
+            <w:r>
+              <w:t>-</w:t>
             </w:r>
           </w:p>
         </w:tc>
@@ -39175,7 +40454,7 @@
       <w:bookmarkStart w:id="254" w:name="_Release_Phase"/>
       <w:bookmarkStart w:id="255" w:name="_9.6_Release_Phase"/>
       <w:bookmarkStart w:id="256" w:name="avcdl-release-phase"/>
-      <w:bookmarkStart w:id="257" w:name="_Toc229046599"/>
+      <w:bookmarkStart w:id="257" w:name="_Toc233888991"/>
       <w:bookmarkEnd w:id="254"/>
       <w:bookmarkEnd w:id="255"/>
       <w:r>
@@ -39224,7 +40503,7 @@
     </w:p>
     <w:p>
       <w:r>
-        <w:pict w14:anchorId="3DEC9661">
+        <w:pict w14:anchorId="27072DEB">
           <v:rect id="Horizontal Line 6" o:spid="_x0000_s1029" alt="" style="width:468pt;height:.05pt;visibility:visible;mso-wrap-style:square;mso-width-percent:0;mso-height-percent:0;mso-left-percent:-10001;mso-top-percent:-10001;mso-position-horizontal:absolute;mso-position-horizontal-relative:char;mso-position-vertical:absolute;mso-position-vertical-relative:line;mso-width-percent:0;mso-height-percent:0;mso-left-percent:-10001;mso-top-percent:-10001;v-text-anchor:top" filled="f">
             <o:lock v:ext="edit" rotation="t" aspectratio="t" verticies="t" text="t" shapetype="t"/>
             <w10:anchorlock/>
@@ -39481,7 +40760,7 @@
       <w:bookmarkStart w:id="261" w:name="_Final_Security_Review"/>
       <w:bookmarkStart w:id="262" w:name="_9.6.1_Final_Security"/>
       <w:bookmarkStart w:id="263" w:name="Xdd6108dff5ef58388bb76df84f8e06b826543ae"/>
-      <w:bookmarkStart w:id="264" w:name="_Toc229046600"/>
+      <w:bookmarkStart w:id="264" w:name="_Toc233888992"/>
       <w:bookmarkEnd w:id="261"/>
       <w:bookmarkEnd w:id="262"/>
       <w:r>
@@ -39563,7 +40842,7 @@
     <w:tbl>
       <w:tblPr>
         <w:tblStyle w:val="Table"/>
-        <w:tblW w:w="2529" w:type="pct"/>
+        <w:tblW w:w="3386" w:type="pct"/>
         <w:tblLook w:val="0020" w:firstRow="1" w:lastRow="0" w:firstColumn="0" w:lastColumn="0" w:noHBand="0" w:noVBand="0"/>
       </w:tblPr>
       <w:tblGrid>
@@ -39572,6 +40851,7 @@
         <w:gridCol w:w="1476"/>
         <w:gridCol w:w="559"/>
         <w:gridCol w:w="1501"/>
+        <w:gridCol w:w="681"/>
         <w:gridCol w:w="222"/>
       </w:tblGrid>
       <w:tr>
@@ -39678,6 +40958,29 @@
               <w:jc w:val="center"/>
             </w:pPr>
           </w:p>
+          <w:p>
+            <w:pPr>
+              <w:pStyle w:val="Compact"/>
+              <w:jc w:val="center"/>
+            </w:pPr>
+            <w:r>
+              <w:t>legal</w:t>
+            </w:r>
+          </w:p>
+        </w:tc>
+        <w:tc>
+          <w:tcPr>
+            <w:tcW w:w="0" w:type="auto"/>
+            <w:tcBorders>
+              <w:bottom w:val="single" w:sz="0" w:space="0" w:color="auto"/>
+            </w:tcBorders>
+          </w:tcPr>
+          <w:p>
+            <w:pPr>
+              <w:pStyle w:val="Compact"/>
+              <w:jc w:val="center"/>
+            </w:pPr>
+          </w:p>
         </w:tc>
       </w:tr>
       <w:tr>
@@ -39734,6 +41037,20 @@
             </w:pPr>
             <w:r>
               <w:t>C</w:t>
+            </w:r>
+          </w:p>
+        </w:tc>
+        <w:tc>
+          <w:tcPr>
+            <w:tcW w:w="0" w:type="auto"/>
+          </w:tcPr>
+          <w:p>
+            <w:pPr>
+              <w:pStyle w:val="Compact"/>
+              <w:jc w:val="center"/>
+            </w:pPr>
+            <w:r>
+              <w:t>-</w:t>
             </w:r>
           </w:p>
         </w:tc>
@@ -40074,7 +41391,7 @@
       <w:bookmarkStart w:id="265" w:name="_Archive_[AVCDL-Release-2]"/>
       <w:bookmarkStart w:id="266" w:name="_9.6.2_Archive_[AVCDL-Release-2]"/>
       <w:bookmarkStart w:id="267" w:name="avcdl-archive-avcdl-release-2"/>
-      <w:bookmarkStart w:id="268" w:name="_Toc229046601"/>
+      <w:bookmarkStart w:id="268" w:name="_Toc233888993"/>
       <w:bookmarkEnd w:id="265"/>
       <w:bookmarkEnd w:id="266"/>
       <w:r>
@@ -40156,7 +41473,7 @@
     <w:tbl>
       <w:tblPr>
         <w:tblStyle w:val="Table"/>
-        <w:tblW w:w="2529" w:type="pct"/>
+        <w:tblW w:w="3149" w:type="pct"/>
         <w:tblLook w:val="0020" w:firstRow="1" w:lastRow="0" w:firstColumn="0" w:lastColumn="0" w:noHBand="0" w:noVBand="0"/>
       </w:tblPr>
       <w:tblGrid>
@@ -40165,6 +41482,7 @@
         <w:gridCol w:w="1476"/>
         <w:gridCol w:w="559"/>
         <w:gridCol w:w="1501"/>
+        <w:gridCol w:w="681"/>
         <w:gridCol w:w="222"/>
       </w:tblGrid>
       <w:tr>
@@ -40271,6 +41589,29 @@
               <w:jc w:val="center"/>
             </w:pPr>
           </w:p>
+          <w:p>
+            <w:pPr>
+              <w:pStyle w:val="Compact"/>
+              <w:jc w:val="center"/>
+            </w:pPr>
+            <w:r>
+              <w:t>legal</w:t>
+            </w:r>
+          </w:p>
+        </w:tc>
+        <w:tc>
+          <w:tcPr>
+            <w:tcW w:w="0" w:type="auto"/>
+            <w:tcBorders>
+              <w:bottom w:val="single" w:sz="0" w:space="0" w:color="auto"/>
+            </w:tcBorders>
+          </w:tcPr>
+          <w:p>
+            <w:pPr>
+              <w:pStyle w:val="Compact"/>
+              <w:jc w:val="center"/>
+            </w:pPr>
+          </w:p>
         </w:tc>
       </w:tr>
       <w:tr>
@@ -40313,6 +41654,20 @@
             </w:pPr>
             <w:r>
               <w:t>C</w:t>
+            </w:r>
+          </w:p>
+        </w:tc>
+        <w:tc>
+          <w:tcPr>
+            <w:tcW w:w="0" w:type="auto"/>
+          </w:tcPr>
+          <w:p>
+            <w:pPr>
+              <w:pStyle w:val="Compact"/>
+              <w:jc w:val="center"/>
+            </w:pPr>
+            <w:r>
+              <w:t>-</w:t>
             </w:r>
           </w:p>
         </w:tc>
@@ -40743,7 +42098,7 @@
         <w:pStyle w:val="Heading1"/>
       </w:pPr>
       <w:bookmarkStart w:id="270" w:name="_9.6.3_Release_Gate_1"/>
-      <w:bookmarkStart w:id="271" w:name="_Toc229046602"/>
+      <w:bookmarkStart w:id="271" w:name="_Toc233888994"/>
       <w:bookmarkEnd w:id="270"/>
       <w:r>
         <w:lastRenderedPageBreak/>
@@ -40818,7 +42173,7 @@
     <w:tbl>
       <w:tblPr>
         <w:tblStyle w:val="Table"/>
-        <w:tblW w:w="2529" w:type="pct"/>
+        <w:tblW w:w="3149" w:type="pct"/>
         <w:tblLook w:val="0020" w:firstRow="1" w:lastRow="0" w:firstColumn="0" w:lastColumn="0" w:noHBand="0" w:noVBand="0"/>
       </w:tblPr>
       <w:tblGrid>
@@ -40827,6 +42182,7 @@
         <w:gridCol w:w="1476"/>
         <w:gridCol w:w="559"/>
         <w:gridCol w:w="1501"/>
+        <w:gridCol w:w="681"/>
         <w:gridCol w:w="222"/>
       </w:tblGrid>
       <w:tr>
@@ -40933,6 +42289,29 @@
               <w:jc w:val="center"/>
             </w:pPr>
           </w:p>
+          <w:p>
+            <w:pPr>
+              <w:pStyle w:val="Compact"/>
+              <w:jc w:val="center"/>
+            </w:pPr>
+            <w:r>
+              <w:t>legal</w:t>
+            </w:r>
+          </w:p>
+        </w:tc>
+        <w:tc>
+          <w:tcPr>
+            <w:tcW w:w="0" w:type="auto"/>
+            <w:tcBorders>
+              <w:bottom w:val="single" w:sz="0" w:space="0" w:color="auto"/>
+            </w:tcBorders>
+          </w:tcPr>
+          <w:p>
+            <w:pPr>
+              <w:pStyle w:val="Compact"/>
+              <w:jc w:val="center"/>
+            </w:pPr>
+          </w:p>
         </w:tc>
       </w:tr>
       <w:tr>
@@ -41003,6 +42382,20 @@
             </w:pPr>
             <w:r>
               <w:t>A</w:t>
+            </w:r>
+          </w:p>
+        </w:tc>
+        <w:tc>
+          <w:tcPr>
+            <w:tcW w:w="0" w:type="auto"/>
+          </w:tcPr>
+          <w:p>
+            <w:pPr>
+              <w:pStyle w:val="Compact"/>
+              <w:jc w:val="center"/>
+            </w:pPr>
+            <w:r>
+              <w:t>-</w:t>
             </w:r>
           </w:p>
         </w:tc>
@@ -41155,7 +42548,7 @@
       <w:bookmarkStart w:id="272" w:name="_Operation_Phase"/>
       <w:bookmarkStart w:id="273" w:name="_9.7_Operation_Phase"/>
       <w:bookmarkStart w:id="274" w:name="avcdl-operation-phase"/>
-      <w:bookmarkStart w:id="275" w:name="_Toc229046603"/>
+      <w:bookmarkStart w:id="275" w:name="_Toc233888995"/>
       <w:bookmarkEnd w:id="272"/>
       <w:bookmarkEnd w:id="273"/>
       <w:r>
@@ -41215,7 +42608,7 @@
     </w:p>
     <w:p>
       <w:r>
-        <w:pict w14:anchorId="15119335">
+        <w:pict w14:anchorId="0566AB89">
           <v:rect id="Horizontal Line 7" o:spid="_x0000_s1028" alt="" style="width:468pt;height:.05pt;visibility:visible;mso-wrap-style:square;mso-width-percent:0;mso-height-percent:0;mso-left-percent:-10001;mso-top-percent:-10001;mso-position-horizontal:absolute;mso-position-horizontal-relative:char;mso-position-vertical:absolute;mso-position-vertical-relative:line;mso-width-percent:0;mso-height-percent:0;mso-left-percent:-10001;mso-top-percent:-10001;v-text-anchor:top" filled="f">
             <o:lock v:ext="edit" rotation="t" aspectratio="t" verticies="t" text="t" shapetype="t"/>
             <w10:anchorlock/>
@@ -41510,7 +42903,7 @@
       <w:bookmarkStart w:id="281" w:name="_Identify_and_Confirm"/>
       <w:bookmarkStart w:id="282" w:name="_9.7.1_Identify_and"/>
       <w:bookmarkStart w:id="283" w:name="X469e42917161aa91cb3d560f0b1792bbfefb379"/>
-      <w:bookmarkStart w:id="284" w:name="_Toc229046604"/>
+      <w:bookmarkStart w:id="284" w:name="_Toc233888996"/>
       <w:bookmarkEnd w:id="280"/>
       <w:bookmarkEnd w:id="281"/>
       <w:bookmarkEnd w:id="282"/>
@@ -41607,7 +43000,7 @@
     <w:tbl>
       <w:tblPr>
         <w:tblStyle w:val="Table"/>
-        <w:tblW w:w="2529" w:type="pct"/>
+        <w:tblW w:w="3149" w:type="pct"/>
         <w:tblLook w:val="0020" w:firstRow="1" w:lastRow="0" w:firstColumn="0" w:lastColumn="0" w:noHBand="0" w:noVBand="0"/>
       </w:tblPr>
       <w:tblGrid>
@@ -41616,6 +43009,7 @@
         <w:gridCol w:w="1476"/>
         <w:gridCol w:w="559"/>
         <w:gridCol w:w="1501"/>
+        <w:gridCol w:w="681"/>
         <w:gridCol w:w="222"/>
       </w:tblGrid>
       <w:tr>
@@ -41722,6 +43116,29 @@
               <w:jc w:val="center"/>
             </w:pPr>
           </w:p>
+          <w:p>
+            <w:pPr>
+              <w:pStyle w:val="Compact"/>
+              <w:jc w:val="center"/>
+            </w:pPr>
+            <w:r>
+              <w:t>legal</w:t>
+            </w:r>
+          </w:p>
+        </w:tc>
+        <w:tc>
+          <w:tcPr>
+            <w:tcW w:w="0" w:type="auto"/>
+            <w:tcBorders>
+              <w:bottom w:val="single" w:sz="0" w:space="0" w:color="auto"/>
+            </w:tcBorders>
+          </w:tcPr>
+          <w:p>
+            <w:pPr>
+              <w:pStyle w:val="Compact"/>
+              <w:jc w:val="center"/>
+            </w:pPr>
+          </w:p>
         </w:tc>
       </w:tr>
       <w:tr>
@@ -41764,6 +43181,20 @@
             </w:pPr>
             <w:r>
               <w:t>C</w:t>
+            </w:r>
+          </w:p>
+        </w:tc>
+        <w:tc>
+          <w:tcPr>
+            <w:tcW w:w="0" w:type="auto"/>
+          </w:tcPr>
+          <w:p>
+            <w:pPr>
+              <w:pStyle w:val="Compact"/>
+              <w:jc w:val="center"/>
+            </w:pPr>
+            <w:r>
+              <w:t>-</w:t>
             </w:r>
           </w:p>
         </w:tc>
@@ -42094,7 +43525,7 @@
       <w:bookmarkStart w:id="285" w:name="_Assess_and_Prioritize"/>
       <w:bookmarkStart w:id="286" w:name="_9.7.2_Assess_and"/>
       <w:bookmarkStart w:id="287" w:name="X9875852213b6913f5b4157b9a00b3efbc3fe266"/>
-      <w:bookmarkStart w:id="288" w:name="_Toc229046605"/>
+      <w:bookmarkStart w:id="288" w:name="_Toc233888997"/>
       <w:bookmarkEnd w:id="285"/>
       <w:bookmarkEnd w:id="286"/>
       <w:r>
@@ -42182,7 +43613,7 @@
     <w:tbl>
       <w:tblPr>
         <w:tblStyle w:val="Table"/>
-        <w:tblW w:w="2678" w:type="pct"/>
+        <w:tblW w:w="3149" w:type="pct"/>
         <w:tblLook w:val="0020" w:firstRow="1" w:lastRow="0" w:firstColumn="0" w:lastColumn="0" w:noHBand="0" w:noVBand="0"/>
       </w:tblPr>
       <w:tblGrid>
@@ -42191,6 +43622,7 @@
         <w:gridCol w:w="1476"/>
         <w:gridCol w:w="559"/>
         <w:gridCol w:w="1501"/>
+        <w:gridCol w:w="681"/>
         <w:gridCol w:w="222"/>
       </w:tblGrid>
       <w:tr>
@@ -42297,6 +43729,29 @@
               <w:jc w:val="center"/>
             </w:pPr>
           </w:p>
+          <w:p>
+            <w:pPr>
+              <w:pStyle w:val="Compact"/>
+              <w:jc w:val="center"/>
+            </w:pPr>
+            <w:r>
+              <w:t>legal</w:t>
+            </w:r>
+          </w:p>
+        </w:tc>
+        <w:tc>
+          <w:tcPr>
+            <w:tcW w:w="0" w:type="auto"/>
+            <w:tcBorders>
+              <w:bottom w:val="single" w:sz="0" w:space="0" w:color="auto"/>
+            </w:tcBorders>
+          </w:tcPr>
+          <w:p>
+            <w:pPr>
+              <w:pStyle w:val="Compact"/>
+              <w:jc w:val="center"/>
+            </w:pPr>
+          </w:p>
         </w:tc>
       </w:tr>
       <w:tr>
@@ -42353,6 +43808,20 @@
             </w:pPr>
             <w:r>
               <w:t>C</w:t>
+            </w:r>
+          </w:p>
+        </w:tc>
+        <w:tc>
+          <w:tcPr>
+            <w:tcW w:w="0" w:type="auto"/>
+          </w:tcPr>
+          <w:p>
+            <w:pPr>
+              <w:pStyle w:val="Compact"/>
+              <w:jc w:val="center"/>
+            </w:pPr>
+            <w:r>
+              <w:t>-</w:t>
             </w:r>
           </w:p>
         </w:tc>
@@ -42557,7 +44026,7 @@
       <w:bookmarkStart w:id="290" w:name="_9.7.3_Root_Cause"/>
       <w:bookmarkStart w:id="291" w:name="_9.7.3_Root_Cause_1"/>
       <w:bookmarkStart w:id="292" w:name="X21cc66b783cf91658be8797e90185e228cb4de3"/>
-      <w:bookmarkStart w:id="293" w:name="_Toc229046606"/>
+      <w:bookmarkStart w:id="293" w:name="_Toc233888998"/>
       <w:bookmarkEnd w:id="289"/>
       <w:bookmarkEnd w:id="290"/>
       <w:bookmarkEnd w:id="291"/>
@@ -42646,7 +44115,7 @@
     <w:tbl>
       <w:tblPr>
         <w:tblStyle w:val="Table"/>
-        <w:tblW w:w="2678" w:type="pct"/>
+        <w:tblW w:w="3149" w:type="pct"/>
         <w:tblLook w:val="0020" w:firstRow="1" w:lastRow="0" w:firstColumn="0" w:lastColumn="0" w:noHBand="0" w:noVBand="0"/>
       </w:tblPr>
       <w:tblGrid>
@@ -42655,6 +44124,7 @@
         <w:gridCol w:w="1476"/>
         <w:gridCol w:w="559"/>
         <w:gridCol w:w="1501"/>
+        <w:gridCol w:w="681"/>
         <w:gridCol w:w="222"/>
       </w:tblGrid>
       <w:tr>
@@ -42761,6 +44231,29 @@
               <w:jc w:val="center"/>
             </w:pPr>
           </w:p>
+          <w:p>
+            <w:pPr>
+              <w:pStyle w:val="Compact"/>
+              <w:jc w:val="center"/>
+            </w:pPr>
+            <w:r>
+              <w:t>legal</w:t>
+            </w:r>
+          </w:p>
+        </w:tc>
+        <w:tc>
+          <w:tcPr>
+            <w:tcW w:w="0" w:type="auto"/>
+            <w:tcBorders>
+              <w:bottom w:val="single" w:sz="0" w:space="0" w:color="auto"/>
+            </w:tcBorders>
+          </w:tcPr>
+          <w:p>
+            <w:pPr>
+              <w:pStyle w:val="Compact"/>
+              <w:jc w:val="center"/>
+            </w:pPr>
+          </w:p>
         </w:tc>
       </w:tr>
       <w:tr>
@@ -42803,6 +44296,20 @@
             </w:pPr>
             <w:r>
               <w:t>C</w:t>
+            </w:r>
+          </w:p>
+        </w:tc>
+        <w:tc>
+          <w:tcPr>
+            <w:tcW w:w="0" w:type="auto"/>
+          </w:tcPr>
+          <w:p>
+            <w:pPr>
+              <w:pStyle w:val="Compact"/>
+              <w:jc w:val="center"/>
+            </w:pPr>
+            <w:r>
+              <w:t>-</w:t>
             </w:r>
           </w:p>
         </w:tc>
@@ -43086,7 +44593,7 @@
       <w:bookmarkStart w:id="294" w:name="_Secure_Deployment_[AVCDL-Operation-"/>
       <w:bookmarkStart w:id="295" w:name="_9.7.4_Secure_Deployment"/>
       <w:bookmarkStart w:id="296" w:name="X764d59fd0e51b751d0589312c00825a611602e3"/>
-      <w:bookmarkStart w:id="297" w:name="_Toc229046607"/>
+      <w:bookmarkStart w:id="297" w:name="_Toc233888999"/>
       <w:bookmarkEnd w:id="294"/>
       <w:bookmarkEnd w:id="295"/>
       <w:r>
@@ -43168,7 +44675,7 @@
     <w:tbl>
       <w:tblPr>
         <w:tblStyle w:val="Table"/>
-        <w:tblW w:w="2529" w:type="pct"/>
+        <w:tblW w:w="3149" w:type="pct"/>
         <w:tblLook w:val="0020" w:firstRow="1" w:lastRow="0" w:firstColumn="0" w:lastColumn="0" w:noHBand="0" w:noVBand="0"/>
       </w:tblPr>
       <w:tblGrid>
@@ -43177,6 +44684,7 @@
         <w:gridCol w:w="1476"/>
         <w:gridCol w:w="559"/>
         <w:gridCol w:w="1501"/>
+        <w:gridCol w:w="681"/>
         <w:gridCol w:w="222"/>
       </w:tblGrid>
       <w:tr>
@@ -43283,6 +44791,29 @@
               <w:jc w:val="center"/>
             </w:pPr>
           </w:p>
+          <w:p>
+            <w:pPr>
+              <w:pStyle w:val="Compact"/>
+              <w:jc w:val="center"/>
+            </w:pPr>
+            <w:r>
+              <w:t>legal</w:t>
+            </w:r>
+          </w:p>
+        </w:tc>
+        <w:tc>
+          <w:tcPr>
+            <w:tcW w:w="0" w:type="auto"/>
+            <w:tcBorders>
+              <w:bottom w:val="single" w:sz="0" w:space="0" w:color="auto"/>
+            </w:tcBorders>
+          </w:tcPr>
+          <w:p>
+            <w:pPr>
+              <w:pStyle w:val="Compact"/>
+              <w:jc w:val="center"/>
+            </w:pPr>
+          </w:p>
         </w:tc>
       </w:tr>
       <w:tr>
@@ -43325,6 +44856,20 @@
             </w:pPr>
             <w:r>
               <w:t>C</w:t>
+            </w:r>
+          </w:p>
+        </w:tc>
+        <w:tc>
+          <w:tcPr>
+            <w:tcW w:w="0" w:type="auto"/>
+          </w:tcPr>
+          <w:p>
+            <w:pPr>
+              <w:pStyle w:val="Compact"/>
+              <w:jc w:val="center"/>
+            </w:pPr>
+            <w:r>
+              <w:t>-</w:t>
             </w:r>
           </w:p>
         </w:tc>
@@ -43653,7 +45198,7 @@
       <w:bookmarkStart w:id="298" w:name="_Decommissioning_Phase"/>
       <w:bookmarkStart w:id="299" w:name="_9.8_Decommissioning_Phase"/>
       <w:bookmarkStart w:id="300" w:name="avcdl-decommissioning-phase"/>
-      <w:bookmarkStart w:id="301" w:name="_Toc229046608"/>
+      <w:bookmarkStart w:id="301" w:name="_Toc233889000"/>
       <w:bookmarkEnd w:id="298"/>
       <w:bookmarkEnd w:id="299"/>
       <w:r>
@@ -43694,7 +45239,7 @@
     </w:p>
     <w:p>
       <w:r>
-        <w:pict w14:anchorId="4A8067B3">
+        <w:pict w14:anchorId="30A52D9E">
           <v:rect id="Horizontal Line 8" o:spid="_x0000_s1027" alt="" style="width:468pt;height:.05pt;visibility:visible;mso-wrap-style:square;mso-width-percent:0;mso-height-percent:0;mso-left-percent:-10001;mso-top-percent:-10001;mso-position-horizontal:absolute;mso-position-horizontal-relative:char;mso-position-vertical:absolute;mso-position-vertical-relative:line;mso-width-percent:0;mso-height-percent:0;mso-left-percent:-10001;mso-top-percent:-10001;v-text-anchor:top" filled="f">
             <o:lock v:ext="edit" rotation="t" aspectratio="t" verticies="t" text="t" shapetype="t"/>
             <w10:anchorlock/>
@@ -43832,7 +45377,7 @@
       <w:bookmarkStart w:id="303" w:name="_Apply_Decommissioning_Protocol"/>
       <w:bookmarkStart w:id="304" w:name="_9.8.1_Apply_Decommissioning"/>
       <w:bookmarkStart w:id="305" w:name="Xca1ccf0a7a7015f984f45f8eef263dddb444a3e"/>
-      <w:bookmarkStart w:id="306" w:name="_Toc229046609"/>
+      <w:bookmarkStart w:id="306" w:name="_Toc233889001"/>
       <w:bookmarkEnd w:id="303"/>
       <w:bookmarkEnd w:id="304"/>
       <w:r>
@@ -43920,7 +45465,7 @@
     <w:tbl>
       <w:tblPr>
         <w:tblStyle w:val="Table"/>
-        <w:tblW w:w="2529" w:type="pct"/>
+        <w:tblW w:w="3149" w:type="pct"/>
         <w:tblLook w:val="0020" w:firstRow="1" w:lastRow="0" w:firstColumn="0" w:lastColumn="0" w:noHBand="0" w:noVBand="0"/>
       </w:tblPr>
       <w:tblGrid>
@@ -43929,6 +45474,7 @@
         <w:gridCol w:w="1476"/>
         <w:gridCol w:w="559"/>
         <w:gridCol w:w="1501"/>
+        <w:gridCol w:w="681"/>
         <w:gridCol w:w="222"/>
       </w:tblGrid>
       <w:tr>
@@ -44035,6 +45581,29 @@
               <w:jc w:val="center"/>
             </w:pPr>
           </w:p>
+          <w:p>
+            <w:pPr>
+              <w:pStyle w:val="Compact"/>
+              <w:jc w:val="center"/>
+            </w:pPr>
+            <w:r>
+              <w:t>legal</w:t>
+            </w:r>
+          </w:p>
+        </w:tc>
+        <w:tc>
+          <w:tcPr>
+            <w:tcW w:w="0" w:type="auto"/>
+            <w:tcBorders>
+              <w:bottom w:val="single" w:sz="0" w:space="0" w:color="auto"/>
+            </w:tcBorders>
+          </w:tcPr>
+          <w:p>
+            <w:pPr>
+              <w:pStyle w:val="Compact"/>
+              <w:jc w:val="center"/>
+            </w:pPr>
+          </w:p>
         </w:tc>
       </w:tr>
       <w:tr>
@@ -44063,6 +45632,20 @@
             </w:pPr>
             <w:r>
               <w:t>A</w:t>
+            </w:r>
+          </w:p>
+        </w:tc>
+        <w:tc>
+          <w:tcPr>
+            <w:tcW w:w="0" w:type="auto"/>
+          </w:tcPr>
+          <w:p>
+            <w:pPr>
+              <w:pStyle w:val="Compact"/>
+              <w:jc w:val="center"/>
+            </w:pPr>
+            <w:r>
+              <w:t>-</w:t>
             </w:r>
           </w:p>
         </w:tc>
@@ -44350,7 +45933,7 @@
         <w:br w:type="page"/>
       </w:r>
       <w:bookmarkStart w:id="308" w:name="_Requirement_Role_Assignments"/>
-      <w:bookmarkStart w:id="309" w:name="_Toc229046610"/>
+      <w:bookmarkStart w:id="309" w:name="_Toc233889002"/>
       <w:bookmarkEnd w:id="308"/>
       <w:r>
         <w:lastRenderedPageBreak/>
@@ -44378,7 +45961,7 @@
     </w:p>
     <w:p>
       <w:r>
-        <w:pict w14:anchorId="36E1DF7E">
+        <w:pict w14:anchorId="2F18E72A">
           <v:rect id="Horizontal Line 9" o:spid="_x0000_s1026" alt="" style="width:468pt;height:.05pt;visibility:visible;mso-wrap-style:square;mso-width-percent:0;mso-height-percent:0;mso-left-percent:-10001;mso-top-percent:-10001;mso-position-horizontal:absolute;mso-position-horizontal-relative:char;mso-position-vertical:absolute;mso-position-vertical-relative:line;mso-width-percent:0;mso-height-percent:0;mso-left-percent:-10001;mso-top-percent:-10001;v-text-anchor:top" filled="f">
             <o:lock v:ext="edit" rotation="t" aspectratio="t" verticies="t" text="t" shapetype="t"/>
             <w10:anchorlock/>
@@ -44580,7 +46163,7 @@
       <w:pPr>
         <w:pStyle w:val="Heading1"/>
       </w:pPr>
-      <w:bookmarkStart w:id="311" w:name="_Toc229046611"/>
+      <w:bookmarkStart w:id="311" w:name="_Toc233889003"/>
       <w:r>
         <w:lastRenderedPageBreak/>
         <w:t>9.9.1 AVCMDS</w:t>
@@ -44665,7 +46248,7 @@
     <w:tbl>
       <w:tblPr>
         <w:tblStyle w:val="Table"/>
-        <w:tblW w:w="2529" w:type="pct"/>
+        <w:tblW w:w="3149" w:type="pct"/>
         <w:tblLook w:val="0020" w:firstRow="1" w:lastRow="0" w:firstColumn="0" w:lastColumn="0" w:noHBand="0" w:noVBand="0"/>
       </w:tblPr>
       <w:tblGrid>
@@ -44674,6 +46257,7 @@
         <w:gridCol w:w="1476"/>
         <w:gridCol w:w="559"/>
         <w:gridCol w:w="1501"/>
+        <w:gridCol w:w="681"/>
         <w:gridCol w:w="222"/>
       </w:tblGrid>
       <w:tr>
@@ -44780,6 +46364,29 @@
               <w:jc w:val="center"/>
             </w:pPr>
           </w:p>
+          <w:p>
+            <w:pPr>
+              <w:pStyle w:val="Compact"/>
+              <w:jc w:val="center"/>
+            </w:pPr>
+            <w:r>
+              <w:t>legal</w:t>
+            </w:r>
+          </w:p>
+        </w:tc>
+        <w:tc>
+          <w:tcPr>
+            <w:tcW w:w="0" w:type="auto"/>
+            <w:tcBorders>
+              <w:bottom w:val="single" w:sz="0" w:space="0" w:color="auto"/>
+            </w:tcBorders>
+          </w:tcPr>
+          <w:p>
+            <w:pPr>
+              <w:pStyle w:val="Compact"/>
+              <w:jc w:val="center"/>
+            </w:pPr>
+          </w:p>
         </w:tc>
       </w:tr>
       <w:tr>
@@ -44794,6 +46401,20 @@
             </w:pPr>
             <w:r>
               <w:t>A</w:t>
+            </w:r>
+          </w:p>
+        </w:tc>
+        <w:tc>
+          <w:tcPr>
+            <w:tcW w:w="0" w:type="auto"/>
+          </w:tcPr>
+          <w:p>
+            <w:pPr>
+              <w:pStyle w:val="Compact"/>
+              <w:jc w:val="center"/>
+            </w:pPr>
+            <w:r>
+              <w:t>-</w:t>
             </w:r>
           </w:p>
         </w:tc>
@@ -45017,7 +46638,7 @@
         <w:pStyle w:val="Heading1"/>
       </w:pPr>
       <w:bookmarkStart w:id="312" w:name="_9.9.2_Supplier_Self-reported"/>
-      <w:bookmarkStart w:id="313" w:name="_Toc229046612"/>
+      <w:bookmarkStart w:id="313" w:name="_Toc233889004"/>
       <w:bookmarkEnd w:id="312"/>
       <w:r>
         <w:lastRenderedPageBreak/>
@@ -45112,7 +46733,7 @@
     <w:tbl>
       <w:tblPr>
         <w:tblStyle w:val="Table"/>
-        <w:tblW w:w="2529" w:type="pct"/>
+        <w:tblW w:w="3386" w:type="pct"/>
         <w:tblLook w:val="0020" w:firstRow="1" w:lastRow="0" w:firstColumn="0" w:lastColumn="0" w:noHBand="0" w:noVBand="0"/>
       </w:tblPr>
       <w:tblGrid>
@@ -45121,6 +46742,7 @@
         <w:gridCol w:w="1476"/>
         <w:gridCol w:w="559"/>
         <w:gridCol w:w="1501"/>
+        <w:gridCol w:w="681"/>
         <w:gridCol w:w="222"/>
       </w:tblGrid>
       <w:tr>
@@ -45227,6 +46849,28 @@
               <w:jc w:val="center"/>
             </w:pPr>
           </w:p>
+          <w:p>
+            <w:pPr>
+              <w:pStyle w:val="Compact"/>
+              <w:jc w:val="center"/>
+            </w:pPr>
+            <w:r>
+              <w:t>legal</w:t>
+            </w:r>
+          </w:p>
+        </w:tc>
+        <w:tc>
+          <w:tcPr>
+            <w:tcW w:w="0" w:type="auto"/>
+            <w:tcBorders>
+              <w:bottom w:val="single" w:sz="0" w:space="0" w:color="auto"/>
+            </w:tcBorders>
+          </w:tcPr>
+          <w:p>
+            <w:pPr>
+              <w:pStyle w:val="Compact"/>
+            </w:pPr>
+          </w:p>
         </w:tc>
       </w:tr>
       <w:tr>
@@ -45241,6 +46885,20 @@
             </w:pPr>
             <w:r>
               <w:t>A</w:t>
+            </w:r>
+          </w:p>
+        </w:tc>
+        <w:tc>
+          <w:tcPr>
+            <w:tcW w:w="0" w:type="auto"/>
+          </w:tcPr>
+          <w:p>
+            <w:pPr>
+              <w:pStyle w:val="Compact"/>
+              <w:jc w:val="center"/>
+            </w:pPr>
+            <w:r>
+              <w:t>-</w:t>
             </w:r>
           </w:p>
         </w:tc>
@@ -45512,7 +47170,7 @@
         <w:pStyle w:val="Heading1"/>
       </w:pPr>
       <w:bookmarkStart w:id="314" w:name="_9.9.3_Cybersecurity_Interface"/>
-      <w:bookmarkStart w:id="315" w:name="_Toc229046613"/>
+      <w:bookmarkStart w:id="315" w:name="_Toc233889005"/>
       <w:bookmarkEnd w:id="314"/>
       <w:r>
         <w:lastRenderedPageBreak/>
@@ -45602,7 +47260,7 @@
     <w:tbl>
       <w:tblPr>
         <w:tblStyle w:val="Table"/>
-        <w:tblW w:w="2529" w:type="pct"/>
+        <w:tblW w:w="3386" w:type="pct"/>
         <w:tblLook w:val="0020" w:firstRow="1" w:lastRow="0" w:firstColumn="0" w:lastColumn="0" w:noHBand="0" w:noVBand="0"/>
       </w:tblPr>
       <w:tblGrid>
@@ -45611,6 +47269,7 @@
         <w:gridCol w:w="1476"/>
         <w:gridCol w:w="559"/>
         <w:gridCol w:w="1501"/>
+        <w:gridCol w:w="681"/>
         <w:gridCol w:w="222"/>
       </w:tblGrid>
       <w:tr>
@@ -45717,6 +47376,29 @@
               <w:jc w:val="center"/>
             </w:pPr>
           </w:p>
+          <w:p>
+            <w:pPr>
+              <w:pStyle w:val="Compact"/>
+              <w:jc w:val="center"/>
+            </w:pPr>
+            <w:r>
+              <w:t>legal</w:t>
+            </w:r>
+          </w:p>
+        </w:tc>
+        <w:tc>
+          <w:tcPr>
+            <w:tcW w:w="0" w:type="auto"/>
+            <w:tcBorders>
+              <w:bottom w:val="single" w:sz="0" w:space="0" w:color="auto"/>
+            </w:tcBorders>
+          </w:tcPr>
+          <w:p>
+            <w:pPr>
+              <w:pStyle w:val="Compact"/>
+              <w:jc w:val="center"/>
+            </w:pPr>
+          </w:p>
         </w:tc>
       </w:tr>
       <w:tr>
@@ -45787,6 +47469,20 @@
             </w:pPr>
             <w:r>
               <w:t>-</w:t>
+            </w:r>
+          </w:p>
+        </w:tc>
+        <w:tc>
+          <w:tcPr>
+            <w:tcW w:w="0" w:type="auto"/>
+          </w:tcPr>
+          <w:p>
+            <w:pPr>
+              <w:pStyle w:val="Compact"/>
+              <w:jc w:val="center"/>
+            </w:pPr>
+            <w:r>
+              <w:t>R</w:t>
             </w:r>
           </w:p>
         </w:tc>
@@ -46021,7 +47717,7 @@
         <w:pStyle w:val="Heading1"/>
       </w:pPr>
       <w:bookmarkStart w:id="316" w:name="_10._Requirement_Role_1"/>
-      <w:bookmarkStart w:id="317" w:name="_Toc229046614"/>
+      <w:bookmarkStart w:id="317" w:name="_Toc233889006"/>
       <w:bookmarkEnd w:id="316"/>
       <w:r>
         <w:lastRenderedPageBreak/>
@@ -53231,7 +54927,7 @@
       </w:pPr>
       <w:bookmarkStart w:id="320" w:name="_11._Groups"/>
       <w:bookmarkStart w:id="321" w:name="avcdl-groups"/>
-      <w:bookmarkStart w:id="322" w:name="_Toc229046615"/>
+      <w:bookmarkStart w:id="322" w:name="_Toc233889007"/>
       <w:bookmarkEnd w:id="320"/>
       <w:r>
         <w:lastRenderedPageBreak/>
@@ -53406,16 +55102,42 @@
         <w:spacing w:before="100" w:beforeAutospacing="1" w:after="100" w:afterAutospacing="1"/>
         <w:ind w:left="475" w:hanging="475"/>
         <w:rPr>
+          <w:rFonts w:ascii="Courier New" w:hAnsi="Courier New"/>
+          <w:b/>
+          <w:i/>
+          <w:u w:val="single"/>
+        </w:rPr>
+      </w:pPr>
+      <w:hyperlink w:anchor="_11.5_Groups_[Project" w:history="1">
+        <w:r>
+          <w:rPr>
+            <w:rStyle w:val="Hyperlink"/>
+          </w:rPr>
+          <w:t>Project Management</w:t>
+        </w:r>
+      </w:hyperlink>
+    </w:p>
+    <w:p>
+      <w:pPr>
+        <w:pStyle w:val="Compact"/>
+        <w:numPr>
+          <w:ilvl w:val="0"/>
+          <w:numId w:val="1"/>
+        </w:numPr>
+        <w:spacing w:before="100" w:beforeAutospacing="1" w:after="100" w:afterAutospacing="1"/>
+        <w:ind w:left="475" w:hanging="475"/>
+        <w:rPr>
           <w:rStyle w:val="Hyperlink"/>
           <w:color w:val="auto"/>
         </w:rPr>
       </w:pPr>
-      <w:hyperlink w:anchor="_11.5_Groups_[Project" w:history="1">
-        <w:r>
-          <w:rPr>
-            <w:rStyle w:val="Hyperlink"/>
-          </w:rPr>
-          <w:t>Project Management</w:t>
+      <w:hyperlink w:anchor="_11.6_Groups_[Legal]" w:history="1">
+        <w:r>
+          <w:rPr>
+            <w:rStyle w:val="Hyperlink"/>
+            <w:rFonts w:ascii="Arial" w:hAnsi="Arial"/>
+          </w:rPr>
+          <w:t>Legal</w:t>
         </w:r>
       </w:hyperlink>
     </w:p>
@@ -53480,7 +55202,7 @@
       <w:pPr>
         <w:pStyle w:val="Heading1"/>
       </w:pPr>
-      <w:bookmarkStart w:id="325" w:name="_Toc229046616"/>
+      <w:bookmarkStart w:id="325" w:name="_Toc233889008"/>
       <w:r>
         <w:lastRenderedPageBreak/>
         <w:t>11.1 Groups [</w:t>
@@ -53918,7 +55640,7 @@
       </w:pPr>
       <w:bookmarkStart w:id="327" w:name="_11.2_Groups_[development]"/>
       <w:bookmarkStart w:id="328" w:name="avcdl-groups-development"/>
-      <w:bookmarkStart w:id="329" w:name="_Toc229046617"/>
+      <w:bookmarkStart w:id="329" w:name="_Toc233889009"/>
       <w:bookmarkEnd w:id="327"/>
       <w:r>
         <w:lastRenderedPageBreak/>
@@ -54252,7 +55974,7 @@
       </w:pPr>
       <w:bookmarkStart w:id="331" w:name="_11.3_Groups_[security]"/>
       <w:bookmarkStart w:id="332" w:name="avcdl-groups-security"/>
-      <w:bookmarkStart w:id="333" w:name="_Toc229046618"/>
+      <w:bookmarkStart w:id="333" w:name="_Toc233889010"/>
       <w:bookmarkEnd w:id="331"/>
       <w:r>
         <w:lastRenderedPageBreak/>
@@ -55160,7 +56882,7 @@
       <w:pPr>
         <w:pStyle w:val="Heading1"/>
       </w:pPr>
-      <w:bookmarkStart w:id="336" w:name="_Toc229046619"/>
+      <w:bookmarkStart w:id="336" w:name="_Toc233889011"/>
       <w:r>
         <w:lastRenderedPageBreak/>
         <w:t>11.</w:t>
@@ -55225,7 +56947,7 @@
         <w:pStyle w:val="Heading1"/>
       </w:pPr>
       <w:bookmarkStart w:id="337" w:name="_11.5_Groups_[Project"/>
-      <w:bookmarkStart w:id="338" w:name="_Toc229046620"/>
+      <w:bookmarkStart w:id="338" w:name="_Toc233889012"/>
       <w:bookmarkEnd w:id="337"/>
       <w:r>
         <w:lastRenderedPageBreak/>
@@ -55506,6 +57228,17 @@
       <w:bookmarkEnd w:id="339"/>
     </w:p>
     <w:p>
+      <w:pPr>
+        <w:spacing w:after="200" w:line="240" w:lineRule="auto"/>
+        <w:jc w:val="left"/>
+        <w:rPr>
+          <w:rFonts w:eastAsiaTheme="majorEastAsia" w:cstheme="majorBidi"/>
+          <w:bCs/>
+          <w:color w:val="000000" w:themeColor="text1"/>
+          <w:sz w:val="40"/>
+          <w:szCs w:val="32"/>
+        </w:rPr>
+      </w:pPr>
       <w:r>
         <w:br w:type="page"/>
       </w:r>
@@ -55514,12 +57247,73 @@
       <w:pPr>
         <w:pStyle w:val="Heading1"/>
       </w:pPr>
-      <w:bookmarkStart w:id="340" w:name="_15.1_Overall_Cybersecurity"/>
-      <w:bookmarkStart w:id="341" w:name="_15.11_Distributed_Cybersecurity"/>
-      <w:bookmarkStart w:id="342" w:name="avcdl-reference-documents"/>
-      <w:bookmarkStart w:id="343" w:name="_Toc229046621"/>
+      <w:bookmarkStart w:id="340" w:name="_11.6_Groups_[Legal]"/>
+      <w:bookmarkStart w:id="341" w:name="_Toc233889013"/>
       <w:bookmarkEnd w:id="340"/>
+      <w:r>
+        <w:lastRenderedPageBreak/>
+        <w:t>11.</w:t>
+      </w:r>
+      <w:r>
+        <w:t>6</w:t>
+      </w:r>
+      <w:r>
+        <w:t xml:space="preserve"> Groups [</w:t>
+      </w:r>
+      <w:r>
+        <w:t>Legal</w:t>
+      </w:r>
+      <w:r>
+        <w:t>]</w:t>
+      </w:r>
       <w:bookmarkEnd w:id="341"/>
+    </w:p>
+    <w:p>
+      <w:pPr>
+        <w:pStyle w:val="FirstParagraph"/>
+        <w:ind w:left="720" w:hanging="720"/>
+      </w:pPr>
+      <w:r>
+        <w:rPr>
+          <w:b/>
+          <w:bCs/>
+          <w:color w:val="0070C0"/>
+        </w:rPr>
+        <w:t>Note:</w:t>
+      </w:r>
+      <w:r>
+        <w:rPr>
+          <w:b/>
+          <w:bCs/>
+          <w:color w:val="0070C0"/>
+        </w:rPr>
+        <w:tab/>
+      </w:r>
+      <w:r>
+        <w:t xml:space="preserve">There are no process requirements for which the </w:t>
+      </w:r>
+      <w:r>
+        <w:t>legal</w:t>
+      </w:r>
+      <w:r>
+        <w:t xml:space="preserve"> group has primary responsibility.</w:t>
+      </w:r>
+    </w:p>
+    <w:p>
+      <w:r>
+        <w:br w:type="page"/>
+      </w:r>
+    </w:p>
+    <w:p>
+      <w:pPr>
+        <w:pStyle w:val="Heading1"/>
+      </w:pPr>
+      <w:bookmarkStart w:id="342" w:name="_15.1_Overall_Cybersecurity"/>
+      <w:bookmarkStart w:id="343" w:name="_15.11_Distributed_Cybersecurity"/>
+      <w:bookmarkStart w:id="344" w:name="avcdl-reference-documents"/>
+      <w:bookmarkStart w:id="345" w:name="_Toc233889014"/>
+      <w:bookmarkEnd w:id="342"/>
+      <w:bookmarkEnd w:id="343"/>
       <w:r>
         <w:lastRenderedPageBreak/>
         <w:t>1</w:t>
@@ -55530,8 +57324,8 @@
       <w:r>
         <w:t>. Reference Documents</w:t>
       </w:r>
-      <w:bookmarkEnd w:id="342"/>
-      <w:bookmarkEnd w:id="343"/>
+      <w:bookmarkEnd w:id="344"/>
+      <w:bookmarkEnd w:id="345"/>
     </w:p>
     <w:p>
       <w:pPr>
@@ -55568,7 +57362,7 @@
         <w:pStyle w:val="Heading2"/>
         <w:spacing w:after="240"/>
       </w:pPr>
-      <w:bookmarkStart w:id="344" w:name="standards"/>
+      <w:bookmarkStart w:id="346" w:name="standards"/>
       <w:r>
         <w:t>1</w:t>
       </w:r>
@@ -55581,7 +57375,7 @@
       <w:r>
         <w:t>Standards</w:t>
       </w:r>
-      <w:bookmarkEnd w:id="344"/>
+      <w:bookmarkEnd w:id="346"/>
     </w:p>
     <w:p>
       <w:pPr>
@@ -56159,7 +57953,7 @@
           <w:t>https://unece.org/DAM/trans/doc/2019/wp29grva/ECE-TRANS-WP29-GRVA-2019-02e.pdf</w:t>
         </w:r>
       </w:hyperlink>
-      <w:bookmarkStart w:id="345" w:name="secondary-documents"/>
+      <w:bookmarkStart w:id="347" w:name="secondary-documents"/>
     </w:p>
     <w:p>
       <w:pPr>
@@ -56448,7 +58242,7 @@
       <w:r>
         <w:t>Secondary Documents</w:t>
       </w:r>
-      <w:bookmarkEnd w:id="345"/>
+      <w:bookmarkEnd w:id="347"/>
     </w:p>
     <w:p>
       <w:pPr>
@@ -56524,9 +58318,9 @@
           <w:bCs/>
         </w:rPr>
       </w:pPr>
-      <w:bookmarkStart w:id="346" w:name="ref_ranked_risked_threat_report"/>
-      <w:bookmarkStart w:id="347" w:name="ref_threat_report"/>
-      <w:bookmarkStart w:id="348" w:name="understandingthephaseproductdependencies"/>
+      <w:bookmarkStart w:id="348" w:name="ref_ranked_risked_threat_report"/>
+      <w:bookmarkStart w:id="349" w:name="ref_threat_report"/>
+      <w:bookmarkStart w:id="350" w:name="understandingthephaseproductdependencies"/>
       <w:r>
         <w:rPr>
           <w:bCs/>
@@ -56615,7 +58409,7 @@
       <w:r>
         <w:t>Ranked / Risked Threat Report</w:t>
       </w:r>
-      <w:bookmarkEnd w:id="346"/>
+      <w:bookmarkEnd w:id="348"/>
       <w:r>
         <w:tab/>
       </w:r>
@@ -56644,7 +58438,7 @@
       <w:r>
         <w:t>Threat Report</w:t>
       </w:r>
-      <w:bookmarkEnd w:id="347"/>
+      <w:bookmarkEnd w:id="349"/>
       <w:r>
         <w:tab/>
       </w:r>
@@ -56669,7 +58463,7 @@
       <w:r>
         <w:t>Understanding the Phase Product Dependencies Graph</w:t>
       </w:r>
-      <w:bookmarkEnd w:id="348"/>
+      <w:bookmarkEnd w:id="350"/>
       <w:r>
         <w:tab/>
       </w:r>
@@ -56706,7 +58500,7 @@
         </w:r>
       </w:hyperlink>
     </w:p>
-    <w:bookmarkStart w:id="349" w:name="foundation-phase"/>
+    <w:bookmarkStart w:id="351" w:name="foundation-phase"/>
     <w:p>
       <w:pPr>
         <w:pStyle w:val="Heading3"/>
@@ -56732,7 +58526,7 @@
         </w:rPr>
         <w:t>Foundation Phase</w:t>
       </w:r>
-      <w:bookmarkEnd w:id="349"/>
+      <w:bookmarkEnd w:id="351"/>
       <w:r>
         <w:fldChar w:fldCharType="end"/>
       </w:r>
@@ -56746,11 +58540,11 @@
         <w:spacing w:before="0" w:after="0" w:line="360" w:lineRule="auto"/>
         <w:ind w:right="-540"/>
       </w:pPr>
-      <w:bookmarkStart w:id="350" w:name="ref_code_protection_plan"/>
+      <w:bookmarkStart w:id="352" w:name="ref_code_protection_plan"/>
       <w:r>
         <w:t>Code Protection Plan</w:t>
       </w:r>
-      <w:bookmarkEnd w:id="350"/>
+      <w:bookmarkEnd w:id="352"/>
       <w:r>
         <w:tab/>
       </w:r>
@@ -56772,11 +58566,11 @@
         <w:spacing w:before="0" w:after="0" w:line="360" w:lineRule="auto"/>
         <w:ind w:right="-540"/>
       </w:pPr>
-      <w:bookmarkStart w:id="351" w:name="ref_cybersecurity_monitoring_plan"/>
+      <w:bookmarkStart w:id="353" w:name="ref_cybersecurity_monitoring_plan"/>
       <w:r>
         <w:t>Cybersecurity Monitoring Plan</w:t>
       </w:r>
-      <w:bookmarkEnd w:id="351"/>
+      <w:bookmarkEnd w:id="353"/>
       <w:r>
         <w:tab/>
       </w:r>
@@ -56798,11 +58592,11 @@
         <w:spacing w:before="0" w:after="0" w:line="360" w:lineRule="auto"/>
         <w:ind w:right="-540"/>
       </w:pPr>
-      <w:bookmarkStart w:id="352" w:name="ref_cybersecurity_requirements_catalog"/>
+      <w:bookmarkStart w:id="354" w:name="ref_cybersecurity_requirements_catalog"/>
       <w:r>
         <w:t>Cybersecurity Requirements Catalog</w:t>
       </w:r>
-      <w:bookmarkEnd w:id="352"/>
+      <w:bookmarkEnd w:id="354"/>
       <w:r>
         <w:tab/>
       </w:r>
@@ -56824,11 +58618,11 @@
         <w:spacing w:before="0" w:after="0" w:line="360" w:lineRule="auto"/>
         <w:ind w:right="-540"/>
       </w:pPr>
-      <w:bookmarkStart w:id="353" w:name="ref_decommissioning_plan"/>
+      <w:bookmarkStart w:id="355" w:name="ref_decommissioning_plan"/>
       <w:r>
         <w:t>Decommissioning Plan</w:t>
       </w:r>
-      <w:bookmarkEnd w:id="353"/>
+      <w:bookmarkEnd w:id="355"/>
       <w:r>
         <w:tab/>
       </w:r>
@@ -56854,11 +58648,11 @@
           <w:color w:val="auto"/>
         </w:rPr>
       </w:pPr>
-      <w:bookmarkStart w:id="354" w:name="ref_deployment_plan"/>
+      <w:bookmarkStart w:id="356" w:name="ref_deployment_plan"/>
       <w:r>
         <w:t>Deployment Plan</w:t>
       </w:r>
-      <w:bookmarkEnd w:id="354"/>
+      <w:bookmarkEnd w:id="356"/>
       <w:r>
         <w:tab/>
       </w:r>
@@ -56880,11 +58674,11 @@
         <w:spacing w:before="0" w:after="0" w:line="360" w:lineRule="auto"/>
         <w:ind w:right="-540"/>
       </w:pPr>
-      <w:bookmarkStart w:id="355" w:name="ref_global_security_goals"/>
+      <w:bookmarkStart w:id="357" w:name="ref_global_security_goals"/>
       <w:r>
         <w:t>Global Security Goals</w:t>
       </w:r>
-      <w:bookmarkEnd w:id="355"/>
+      <w:bookmarkEnd w:id="357"/>
       <w:r>
         <w:tab/>
       </w:r>
@@ -56906,11 +58700,11 @@
         <w:spacing w:before="0" w:after="0" w:line="360" w:lineRule="auto"/>
         <w:ind w:right="-540"/>
       </w:pPr>
-      <w:bookmarkStart w:id="356" w:name="ref_global_security_requirements"/>
+      <w:bookmarkStart w:id="358" w:name="ref_global_security_requirements"/>
       <w:r>
         <w:t>Global Security Requirements</w:t>
       </w:r>
-      <w:bookmarkEnd w:id="356"/>
+      <w:bookmarkEnd w:id="358"/>
       <w:r>
         <w:tab/>
       </w:r>
@@ -56932,11 +58726,11 @@
         <w:spacing w:before="0" w:after="0" w:line="360" w:lineRule="auto"/>
         <w:ind w:right="-540"/>
       </w:pPr>
-      <w:bookmarkStart w:id="357" w:name="ref_incident_response_plan"/>
+      <w:bookmarkStart w:id="359" w:name="ref_incident_response_plan"/>
       <w:r>
         <w:t>Incident Response Plan</w:t>
       </w:r>
-      <w:bookmarkEnd w:id="357"/>
+      <w:bookmarkEnd w:id="359"/>
       <w:r>
         <w:tab/>
       </w:r>
@@ -56958,14 +58752,14 @@
         <w:spacing w:before="0" w:after="0" w:line="360" w:lineRule="auto"/>
         <w:ind w:right="-540"/>
       </w:pPr>
-      <w:bookmarkStart w:id="358" w:name="ref_list_of_approved_tools"/>
+      <w:bookmarkStart w:id="360" w:name="ref_list_of_approved_tools"/>
       <w:r>
         <w:t>List of Approved Tools</w:t>
       </w:r>
       <w:r>
         <w:t xml:space="preserve"> and Components</w:t>
       </w:r>
-      <w:bookmarkEnd w:id="358"/>
+      <w:bookmarkEnd w:id="360"/>
       <w:r>
         <w:tab/>
       </w:r>
@@ -56987,11 +58781,11 @@
         <w:spacing w:before="0" w:after="0" w:line="360" w:lineRule="auto"/>
         <w:ind w:right="-540"/>
       </w:pPr>
-      <w:bookmarkStart w:id="359" w:name="ref_release_integrity_plan"/>
+      <w:bookmarkStart w:id="361" w:name="ref_release_integrity_plan"/>
       <w:r>
         <w:t>Release Integrity Plan</w:t>
       </w:r>
-      <w:bookmarkEnd w:id="359"/>
+      <w:bookmarkEnd w:id="361"/>
       <w:r>
         <w:tab/>
       </w:r>
@@ -57013,11 +58807,11 @@
         <w:spacing w:before="0" w:after="0" w:line="360" w:lineRule="auto"/>
         <w:ind w:right="-540"/>
       </w:pPr>
-      <w:bookmarkStart w:id="360" w:name="ref_security_requirements_taxonomy"/>
+      <w:bookmarkStart w:id="362" w:name="ref_security_requirements_taxonomy"/>
       <w:r>
         <w:t>Security Requirements Taxonomy</w:t>
       </w:r>
-      <w:bookmarkEnd w:id="360"/>
+      <w:bookmarkEnd w:id="362"/>
       <w:r>
         <w:tab/>
       </w:r>
@@ -57039,11 +58833,11 @@
         <w:spacing w:before="0" w:after="0" w:line="360" w:lineRule="auto"/>
         <w:ind w:right="-540"/>
       </w:pPr>
-      <w:bookmarkStart w:id="361" w:name="ref_system_to_track_training_participati"/>
+      <w:bookmarkStart w:id="363" w:name="ref_system_to_track_training_participati"/>
       <w:r>
         <w:t>System to Track Training Participation</w:t>
       </w:r>
-      <w:bookmarkEnd w:id="361"/>
+      <w:bookmarkEnd w:id="363"/>
       <w:r>
         <w:tab/>
       </w:r>
@@ -57065,11 +58859,11 @@
         <w:spacing w:before="0" w:after="0" w:line="360" w:lineRule="auto"/>
         <w:ind w:right="-540"/>
       </w:pPr>
-      <w:bookmarkStart w:id="362" w:name="ref_threat_prioritization_plan"/>
+      <w:bookmarkStart w:id="364" w:name="ref_threat_prioritization_plan"/>
       <w:r>
         <w:t>Threat Prioritization Plan</w:t>
       </w:r>
-      <w:bookmarkEnd w:id="362"/>
+      <w:bookmarkEnd w:id="364"/>
       <w:r>
         <w:tab/>
       </w:r>
@@ -57091,11 +58885,11 @@
         <w:spacing w:before="0" w:after="0" w:line="360" w:lineRule="auto"/>
         <w:ind w:right="-540"/>
       </w:pPr>
-      <w:bookmarkStart w:id="363" w:name="ref_training_catalog"/>
+      <w:bookmarkStart w:id="365" w:name="ref_training_catalog"/>
       <w:r>
         <w:t>Training Catalog</w:t>
       </w:r>
-      <w:bookmarkEnd w:id="363"/>
+      <w:bookmarkEnd w:id="365"/>
       <w:r>
         <w:tab/>
       </w:r>
@@ -57108,7 +58902,7 @@
         </w:r>
       </w:hyperlink>
     </w:p>
-    <w:bookmarkStart w:id="364" w:name="requirements-phase"/>
+    <w:bookmarkStart w:id="366" w:name="requirements-phase"/>
     <w:p>
       <w:pPr>
         <w:pStyle w:val="Heading3"/>
@@ -57134,7 +58928,7 @@
         </w:rPr>
         <w:t>Requirements Phase</w:t>
       </w:r>
-      <w:bookmarkEnd w:id="364"/>
+      <w:bookmarkEnd w:id="366"/>
       <w:r>
         <w:fldChar w:fldCharType="end"/>
       </w:r>
@@ -57148,14 +58942,14 @@
         <w:spacing w:before="0" w:after="0" w:line="360" w:lineRule="auto"/>
         <w:ind w:right="-540"/>
       </w:pPr>
-      <w:bookmarkStart w:id="365" w:name="ref_product_level_security_goals"/>
+      <w:bookmarkStart w:id="367" w:name="ref_product_level_security_goals"/>
       <w:r>
         <w:t>Element-level</w:t>
       </w:r>
       <w:r>
         <w:t xml:space="preserve"> Security Goals</w:t>
       </w:r>
-      <w:bookmarkEnd w:id="365"/>
+      <w:bookmarkEnd w:id="367"/>
       <w:r>
         <w:tab/>
       </w:r>
@@ -57177,14 +58971,14 @@
         <w:spacing w:before="0" w:after="0" w:line="360" w:lineRule="auto"/>
         <w:ind w:right="-540"/>
       </w:pPr>
-      <w:bookmarkStart w:id="366" w:name="ref_product_level_security_requirements"/>
+      <w:bookmarkStart w:id="368" w:name="ref_product_level_security_requirements"/>
       <w:r>
         <w:t>Element-level</w:t>
       </w:r>
       <w:r>
         <w:t xml:space="preserve"> Security Requirements</w:t>
       </w:r>
-      <w:bookmarkEnd w:id="366"/>
+      <w:bookmarkEnd w:id="368"/>
       <w:r>
         <w:tab/>
       </w:r>
@@ -57206,11 +59000,11 @@
         <w:spacing w:before="0" w:after="0" w:line="360" w:lineRule="auto"/>
         <w:ind w:right="-540"/>
       </w:pPr>
-      <w:bookmarkStart w:id="367" w:name="ref_requirements_phase_gate"/>
+      <w:bookmarkStart w:id="369" w:name="ref_requirements_phase_gate"/>
       <w:r>
         <w:t>Requirements Phase Gate</w:t>
       </w:r>
-      <w:bookmarkEnd w:id="367"/>
+      <w:bookmarkEnd w:id="369"/>
       <w:r>
         <w:tab/>
       </w:r>
@@ -57223,7 +59017,7 @@
         </w:r>
       </w:hyperlink>
     </w:p>
-    <w:bookmarkStart w:id="368" w:name="design-phase"/>
+    <w:bookmarkStart w:id="370" w:name="design-phase"/>
     <w:p>
       <w:pPr>
         <w:pStyle w:val="Heading3"/>
@@ -57250,7 +59044,7 @@
         </w:rPr>
         <w:t>Design Phase</w:t>
       </w:r>
-      <w:bookmarkEnd w:id="368"/>
+      <w:bookmarkEnd w:id="370"/>
       <w:r>
         <w:fldChar w:fldCharType="end"/>
       </w:r>
@@ -57264,11 +59058,11 @@
         <w:spacing w:before="0" w:after="0" w:line="360" w:lineRule="auto"/>
         <w:ind w:right="-540"/>
       </w:pPr>
-      <w:bookmarkStart w:id="369" w:name="ref_attack_surface_analysis_report"/>
+      <w:bookmarkStart w:id="371" w:name="ref_attack_surface_analysis_report"/>
       <w:r>
         <w:t>Attack Surface Analysis Report</w:t>
       </w:r>
-      <w:bookmarkEnd w:id="369"/>
+      <w:bookmarkEnd w:id="371"/>
       <w:r>
         <w:tab/>
       </w:r>
@@ -57290,11 +59084,11 @@
         <w:spacing w:before="0" w:after="0" w:line="360" w:lineRule="auto"/>
         <w:ind w:right="-540"/>
       </w:pPr>
-      <w:bookmarkStart w:id="370" w:name="ref_design_phase_gate"/>
+      <w:bookmarkStart w:id="372" w:name="ref_design_phase_gate"/>
       <w:r>
         <w:t>Design Phase Gate</w:t>
       </w:r>
-      <w:bookmarkEnd w:id="370"/>
+      <w:bookmarkEnd w:id="372"/>
       <w:r>
         <w:tab/>
       </w:r>
@@ -57316,11 +59110,11 @@
         <w:spacing w:before="0" w:after="0" w:line="360" w:lineRule="auto"/>
         <w:ind w:right="-540"/>
       </w:pPr>
-      <w:bookmarkStart w:id="371" w:name="ref_design_showing_security_consideratio"/>
+      <w:bookmarkStart w:id="373" w:name="ref_design_showing_security_consideratio"/>
       <w:r>
         <w:t>Design Showing Security Considerations</w:t>
       </w:r>
-      <w:bookmarkEnd w:id="371"/>
+      <w:bookmarkEnd w:id="373"/>
       <w:r>
         <w:tab/>
       </w:r>
@@ -57342,11 +59136,11 @@
         <w:spacing w:before="0" w:after="0" w:line="360" w:lineRule="auto"/>
         <w:ind w:right="-540"/>
       </w:pPr>
-      <w:bookmarkStart w:id="372" w:name="ref_security_design_review_report"/>
+      <w:bookmarkStart w:id="374" w:name="ref_security_design_review_report"/>
       <w:r>
         <w:t>Security Design Review Report</w:t>
       </w:r>
-      <w:bookmarkEnd w:id="372"/>
+      <w:bookmarkEnd w:id="374"/>
       <w:r>
         <w:tab/>
       </w:r>
@@ -57368,11 +59162,11 @@
         <w:spacing w:before="0" w:after="0" w:line="360" w:lineRule="auto"/>
         <w:ind w:right="-540"/>
       </w:pPr>
-      <w:bookmarkStart w:id="373" w:name="ref_threat_modeling_report"/>
+      <w:bookmarkStart w:id="375" w:name="ref_threat_modeling_report"/>
       <w:r>
         <w:t>Threat Modeling Report</w:t>
       </w:r>
-      <w:bookmarkEnd w:id="373"/>
+      <w:bookmarkEnd w:id="375"/>
       <w:r>
         <w:tab/>
       </w:r>
@@ -57385,7 +59179,7 @@
         </w:r>
       </w:hyperlink>
     </w:p>
-    <w:bookmarkStart w:id="374" w:name="implementation-phase"/>
+    <w:bookmarkStart w:id="376" w:name="implementation-phase"/>
     <w:p>
       <w:pPr>
         <w:pStyle w:val="Heading3"/>
@@ -57411,7 +59205,7 @@
         </w:rPr>
         <w:t>Implementation Phase</w:t>
       </w:r>
-      <w:bookmarkEnd w:id="374"/>
+      <w:bookmarkEnd w:id="376"/>
       <w:r>
         <w:fldChar w:fldCharType="end"/>
       </w:r>
@@ -57425,11 +59219,11 @@
         <w:spacing w:before="0" w:after="0" w:line="360" w:lineRule="auto"/>
         <w:ind w:right="-540"/>
       </w:pPr>
-      <w:bookmarkStart w:id="375" w:name="ref_build_process_documentation"/>
+      <w:bookmarkStart w:id="377" w:name="ref_build_process_documentation"/>
       <w:r>
         <w:t>Build Process Documentation</w:t>
       </w:r>
-      <w:bookmarkEnd w:id="375"/>
+      <w:bookmarkEnd w:id="377"/>
       <w:r>
         <w:tab/>
       </w:r>
@@ -57451,11 +59245,11 @@
         <w:spacing w:before="0" w:after="0" w:line="360" w:lineRule="auto"/>
         <w:ind w:right="-540"/>
       </w:pPr>
-      <w:bookmarkStart w:id="376" w:name="ref_component_version_product_version"/>
+      <w:bookmarkStart w:id="378" w:name="ref_component_version_product_version"/>
       <w:r>
         <w:t>Component / Version - Product / Version Cross-reference Document</w:t>
       </w:r>
-      <w:bookmarkEnd w:id="376"/>
+      <w:bookmarkEnd w:id="378"/>
       <w:r>
         <w:tab/>
       </w:r>
@@ -57477,11 +59271,11 @@
         <w:spacing w:before="0" w:after="0" w:line="360" w:lineRule="auto"/>
         <w:ind w:right="-540"/>
       </w:pPr>
-      <w:bookmarkStart w:id="377" w:name="ref_currently_used_deprecated_functions_"/>
+      <w:bookmarkStart w:id="379" w:name="ref_currently_used_deprecated_functions_"/>
       <w:r>
         <w:t>Currently Used Deprecated Functions Document</w:t>
       </w:r>
-      <w:bookmarkEnd w:id="377"/>
+      <w:bookmarkEnd w:id="379"/>
       <w:r>
         <w:tab/>
       </w:r>
@@ -57503,11 +59297,11 @@
         <w:spacing w:before="0" w:after="0" w:line="360" w:lineRule="auto"/>
         <w:ind w:right="-540"/>
       </w:pPr>
-      <w:bookmarkStart w:id="378" w:name="ref_dynamic_analysis_report"/>
+      <w:bookmarkStart w:id="380" w:name="ref_dynamic_analysis_report"/>
       <w:r>
         <w:t>Dynamic Analysis Report</w:t>
       </w:r>
-      <w:bookmarkEnd w:id="378"/>
+      <w:bookmarkEnd w:id="380"/>
       <w:r>
         <w:tab/>
       </w:r>
@@ -57529,12 +59323,12 @@
         <w:spacing w:before="0" w:after="0" w:line="360" w:lineRule="auto"/>
         <w:ind w:right="-540"/>
       </w:pPr>
-      <w:bookmarkStart w:id="379" w:name="ref_fuzz_testing_report"/>
-      <w:bookmarkStart w:id="380" w:name="ref_implementation_phase_gate"/>
+      <w:bookmarkStart w:id="381" w:name="ref_fuzz_testing_report"/>
+      <w:bookmarkStart w:id="382" w:name="ref_implementation_phase_gate"/>
       <w:r>
         <w:t>Fuzz Testing Report</w:t>
       </w:r>
-      <w:bookmarkEnd w:id="379"/>
+      <w:bookmarkEnd w:id="381"/>
       <w:r>
         <w:tab/>
       </w:r>
@@ -57559,7 +59353,7 @@
       <w:r>
         <w:t>Implementation Phase Gate</w:t>
       </w:r>
-      <w:bookmarkEnd w:id="380"/>
+      <w:bookmarkEnd w:id="382"/>
       <w:r>
         <w:tab/>
       </w:r>
@@ -57581,7 +59375,7 @@
         <w:spacing w:before="0" w:after="0" w:line="360" w:lineRule="auto"/>
         <w:ind w:right="-540"/>
       </w:pPr>
-      <w:bookmarkStart w:id="381" w:name="ref_list_of_tools_used"/>
+      <w:bookmarkStart w:id="383" w:name="ref_list_of_tools_used"/>
       <w:r>
         <w:t xml:space="preserve">List of Tools </w:t>
       </w:r>
@@ -57591,7 +59385,7 @@
       <w:r>
         <w:t>Used</w:t>
       </w:r>
-      <w:bookmarkEnd w:id="381"/>
+      <w:bookmarkEnd w:id="383"/>
       <w:r>
         <w:tab/>
       </w:r>
@@ -57613,11 +59407,11 @@
         <w:spacing w:before="0" w:after="0" w:line="360" w:lineRule="auto"/>
         <w:ind w:right="-540"/>
       </w:pPr>
-      <w:bookmarkStart w:id="382" w:name="ref_secure_code_review_summary"/>
+      <w:bookmarkStart w:id="384" w:name="ref_secure_code_review_summary"/>
       <w:r>
         <w:t>Secure Code Review Summary</w:t>
       </w:r>
-      <w:bookmarkEnd w:id="382"/>
+      <w:bookmarkEnd w:id="384"/>
       <w:r>
         <w:tab/>
       </w:r>
@@ -57639,12 +59433,12 @@
         <w:spacing w:before="0" w:after="0" w:line="360" w:lineRule="auto"/>
         <w:ind w:right="-540"/>
       </w:pPr>
-      <w:bookmarkStart w:id="383" w:name="ref_fulfillment_of_associated_security_r"/>
-      <w:bookmarkStart w:id="384" w:name="ref_secure_settings_document"/>
+      <w:bookmarkStart w:id="385" w:name="ref_fulfillment_of_associated_security_r"/>
+      <w:bookmarkStart w:id="386" w:name="ref_secure_settings_document"/>
       <w:r>
         <w:t>Secure Development</w:t>
       </w:r>
-      <w:bookmarkEnd w:id="383"/>
+      <w:bookmarkEnd w:id="385"/>
       <w:r>
         <w:tab/>
       </w:r>
@@ -57669,7 +59463,7 @@
       <w:r>
         <w:t>Secure Settings Document</w:t>
       </w:r>
-      <w:bookmarkEnd w:id="384"/>
+      <w:bookmarkEnd w:id="386"/>
       <w:r>
         <w:tab/>
       </w:r>
@@ -57695,11 +59489,11 @@
           <w:color w:val="auto"/>
         </w:rPr>
       </w:pPr>
-      <w:bookmarkStart w:id="385" w:name="ref_static_analysis_report"/>
+      <w:bookmarkStart w:id="387" w:name="ref_static_analysis_report"/>
       <w:r>
         <w:t>Static Analysis Report</w:t>
       </w:r>
-      <w:bookmarkEnd w:id="385"/>
+      <w:bookmarkEnd w:id="387"/>
       <w:r>
         <w:tab/>
       </w:r>
@@ -57712,7 +59506,7 @@
         </w:r>
       </w:hyperlink>
     </w:p>
-    <w:bookmarkStart w:id="386" w:name="verification-phase"/>
+    <w:bookmarkStart w:id="388" w:name="verification-phase"/>
     <w:p>
       <w:pPr>
         <w:pStyle w:val="Heading3"/>
@@ -57738,7 +59532,7 @@
         </w:rPr>
         <w:t>Verification Phase</w:t>
       </w:r>
-      <w:bookmarkEnd w:id="386"/>
+      <w:bookmarkEnd w:id="388"/>
       <w:r>
         <w:fldChar w:fldCharType="end"/>
       </w:r>
@@ -57752,11 +59546,11 @@
         <w:spacing w:before="0" w:after="0" w:line="360" w:lineRule="auto"/>
         <w:ind w:right="-540"/>
       </w:pPr>
-      <w:bookmarkStart w:id="387" w:name="ref_penetration_testing_report"/>
+      <w:bookmarkStart w:id="389" w:name="ref_penetration_testing_report"/>
       <w:r>
         <w:t>Penetration Testing Report</w:t>
       </w:r>
-      <w:bookmarkEnd w:id="387"/>
+      <w:bookmarkEnd w:id="389"/>
       <w:r>
         <w:tab/>
       </w:r>
@@ -57778,11 +59572,11 @@
         <w:spacing w:before="0" w:after="0" w:line="360" w:lineRule="auto"/>
         <w:ind w:right="-540"/>
       </w:pPr>
-      <w:bookmarkStart w:id="388" w:name="ref_updated_attack_surface_analysis"/>
+      <w:bookmarkStart w:id="390" w:name="ref_updated_attack_surface_analysis"/>
       <w:r>
         <w:t>Updated Attack Surface Analysis</w:t>
       </w:r>
-      <w:bookmarkEnd w:id="388"/>
+      <w:bookmarkEnd w:id="390"/>
       <w:r>
         <w:tab/>
       </w:r>
@@ -57804,11 +59598,11 @@
         <w:spacing w:before="0" w:after="0" w:line="360" w:lineRule="auto"/>
         <w:ind w:right="-540"/>
       </w:pPr>
-      <w:bookmarkStart w:id="389" w:name="ref_updated_threat_model"/>
+      <w:bookmarkStart w:id="391" w:name="ref_updated_threat_model"/>
       <w:r>
         <w:t>Updated Threat Model</w:t>
       </w:r>
-      <w:bookmarkEnd w:id="389"/>
+      <w:bookmarkEnd w:id="391"/>
       <w:r>
         <w:tab/>
       </w:r>
@@ -57830,11 +59624,11 @@
         <w:spacing w:before="0" w:after="0" w:line="360" w:lineRule="auto"/>
         <w:ind w:right="-540"/>
       </w:pPr>
-      <w:bookmarkStart w:id="390" w:name="ref_verification_phase_gate"/>
+      <w:bookmarkStart w:id="392" w:name="ref_verification_phase_gate"/>
       <w:r>
         <w:t>Verification Phase Gate</w:t>
       </w:r>
-      <w:bookmarkEnd w:id="390"/>
+      <w:bookmarkEnd w:id="392"/>
       <w:r>
         <w:tab/>
       </w:r>
@@ -57847,7 +59641,7 @@
         </w:r>
       </w:hyperlink>
     </w:p>
-    <w:bookmarkStart w:id="391" w:name="release-phase"/>
+    <w:bookmarkStart w:id="393" w:name="release-phase"/>
     <w:p>
       <w:pPr>
         <w:pStyle w:val="Heading3"/>
@@ -57873,7 +59667,7 @@
         </w:rPr>
         <w:t>Release Phase</w:t>
       </w:r>
-      <w:bookmarkEnd w:id="391"/>
+      <w:bookmarkEnd w:id="393"/>
       <w:r>
         <w:fldChar w:fldCharType="end"/>
       </w:r>
@@ -57887,11 +59681,11 @@
         <w:spacing w:before="0" w:after="0" w:line="360" w:lineRule="auto"/>
         <w:ind w:right="-540"/>
       </w:pPr>
-      <w:bookmarkStart w:id="392" w:name="ref_archive_manifest"/>
+      <w:bookmarkStart w:id="394" w:name="ref_archive_manifest"/>
       <w:r>
         <w:t>Archive Manifest</w:t>
       </w:r>
-      <w:bookmarkEnd w:id="392"/>
+      <w:bookmarkEnd w:id="394"/>
       <w:r>
         <w:tab/>
       </w:r>
@@ -57913,11 +59707,11 @@
         <w:spacing w:before="0" w:after="0" w:line="360" w:lineRule="auto"/>
         <w:ind w:right="-540"/>
       </w:pPr>
-      <w:bookmarkStart w:id="393" w:name="ref_final_security_review_report"/>
+      <w:bookmarkStart w:id="395" w:name="ref_final_security_review_report"/>
       <w:r>
         <w:t>Final Security Review Report</w:t>
       </w:r>
-      <w:bookmarkEnd w:id="393"/>
+      <w:bookmarkEnd w:id="395"/>
       <w:r>
         <w:tab/>
       </w:r>
@@ -57939,11 +59733,11 @@
         <w:spacing w:before="0" w:after="0" w:line="360" w:lineRule="auto"/>
         <w:ind w:right="-540"/>
       </w:pPr>
-      <w:bookmarkStart w:id="394" w:name="ref_release_phase_gate"/>
+      <w:bookmarkStart w:id="396" w:name="ref_release_phase_gate"/>
       <w:r>
         <w:t>Release Phase Gate</w:t>
       </w:r>
-      <w:bookmarkEnd w:id="394"/>
+      <w:bookmarkEnd w:id="396"/>
       <w:r>
         <w:tab/>
       </w:r>
@@ -57956,7 +59750,7 @@
         </w:r>
       </w:hyperlink>
     </w:p>
-    <w:bookmarkStart w:id="395" w:name="operation-phase"/>
+    <w:bookmarkStart w:id="397" w:name="operation-phase"/>
     <w:p>
       <w:pPr>
         <w:pStyle w:val="Heading3"/>
@@ -57982,7 +59776,7 @@
         </w:rPr>
         <w:t>Operation Phase</w:t>
       </w:r>
-      <w:bookmarkEnd w:id="395"/>
+      <w:bookmarkEnd w:id="397"/>
       <w:r>
         <w:fldChar w:fldCharType="end"/>
       </w:r>
@@ -57996,11 +59790,11 @@
         <w:spacing w:before="0" w:after="0" w:line="360" w:lineRule="auto"/>
         <w:ind w:right="-540"/>
       </w:pPr>
-      <w:bookmarkStart w:id="396" w:name="ref_cybersecurity_incident_report"/>
+      <w:bookmarkStart w:id="398" w:name="ref_cybersecurity_incident_report"/>
       <w:r>
         <w:t>Cybersecurity Incident Report</w:t>
       </w:r>
-      <w:bookmarkEnd w:id="396"/>
+      <w:bookmarkEnd w:id="398"/>
       <w:r>
         <w:tab/>
       </w:r>
@@ -58022,11 +59816,11 @@
         <w:spacing w:before="0" w:after="0" w:line="360" w:lineRule="auto"/>
         <w:ind w:right="-540"/>
       </w:pPr>
-      <w:bookmarkStart w:id="397" w:name="ref_software_deployment_report"/>
+      <w:bookmarkStart w:id="399" w:name="ref_software_deployment_report"/>
       <w:r>
         <w:t>Software Deployment Report</w:t>
       </w:r>
-      <w:bookmarkEnd w:id="397"/>
+      <w:bookmarkEnd w:id="399"/>
       <w:r>
         <w:tab/>
       </w:r>
@@ -58039,7 +59833,7 @@
         </w:r>
       </w:hyperlink>
     </w:p>
-    <w:bookmarkStart w:id="398" w:name="decommissioning-phase"/>
+    <w:bookmarkStart w:id="400" w:name="decommissioning-phase"/>
     <w:p>
       <w:pPr>
         <w:pStyle w:val="Heading3"/>
@@ -58066,7 +59860,7 @@
         </w:rPr>
         <w:t>Decommissioning Phase</w:t>
       </w:r>
-      <w:bookmarkEnd w:id="398"/>
+      <w:bookmarkEnd w:id="400"/>
       <w:r>
         <w:fldChar w:fldCharType="end"/>
       </w:r>
@@ -58080,11 +59874,11 @@
         <w:spacing w:before="0" w:after="0" w:line="360" w:lineRule="auto"/>
         <w:ind w:right="-540"/>
       </w:pPr>
-      <w:bookmarkStart w:id="399" w:name="ref_decommissioning_report"/>
+      <w:bookmarkStart w:id="401" w:name="ref_decommissioning_report"/>
       <w:r>
         <w:t>Decommissioning Report</w:t>
       </w:r>
-      <w:bookmarkEnd w:id="399"/>
+      <w:bookmarkEnd w:id="401"/>
       <w:r>
         <w:tab/>
       </w:r>
@@ -58097,7 +59891,7 @@
         </w:r>
       </w:hyperlink>
     </w:p>
-    <w:bookmarkStart w:id="400" w:name="working-material"/>
+    <w:bookmarkStart w:id="402" w:name="working-material"/>
     <w:p>
       <w:pPr>
         <w:pStyle w:val="Heading3"/>
@@ -58143,11 +59937,11 @@
         <w:spacing w:before="0" w:after="0" w:line="360" w:lineRule="auto"/>
         <w:ind w:right="-540"/>
       </w:pPr>
-      <w:bookmarkStart w:id="401" w:name="avcdl_AVCMDS"/>
+      <w:bookmarkStart w:id="403" w:name="avcdl_AVCMDS"/>
       <w:r>
         <w:t>Autonomous Vehicle Cybersecurity Manufacturer Disclosure Statement</w:t>
       </w:r>
-      <w:bookmarkEnd w:id="401"/>
+      <w:bookmarkEnd w:id="403"/>
       <w:r>
         <w:tab/>
       </w:r>
@@ -58169,14 +59963,14 @@
         <w:spacing w:before="0" w:after="0" w:line="360" w:lineRule="auto"/>
         <w:ind w:right="-540"/>
       </w:pPr>
-      <w:bookmarkStart w:id="402" w:name="avcdl_supplier_self_reported_assessment"/>
+      <w:bookmarkStart w:id="404" w:name="avcdl_supplier_self_reported_assessment"/>
       <w:r>
         <w:t>Supplier Self-reported Maturity</w:t>
       </w:r>
       <w:r>
         <w:t xml:space="preserve"> Assessment</w:t>
       </w:r>
-      <w:bookmarkEnd w:id="402"/>
+      <w:bookmarkEnd w:id="404"/>
       <w:r>
         <w:tab/>
       </w:r>
@@ -58198,11 +59992,11 @@
         <w:spacing w:before="0" w:after="0" w:line="360" w:lineRule="auto"/>
         <w:ind w:right="-540"/>
       </w:pPr>
-      <w:bookmarkStart w:id="403" w:name="avcdl_CIA"/>
+      <w:bookmarkStart w:id="405" w:name="avcdl_CIA"/>
       <w:r>
         <w:t>Cybersecurity Interface Agreement</w:t>
       </w:r>
-      <w:bookmarkEnd w:id="403"/>
+      <w:bookmarkEnd w:id="405"/>
       <w:r>
         <w:tab/>
       </w:r>
@@ -58231,7 +60025,7 @@
       <w:r>
         <w:t>Working Material</w:t>
       </w:r>
-      <w:bookmarkEnd w:id="400"/>
+      <w:bookmarkEnd w:id="402"/>
     </w:p>
     <w:p>
       <w:pPr>
@@ -58352,14 +60146,14 @@
           <w:color w:val="auto"/>
         </w:rPr>
       </w:pPr>
-      <w:bookmarkStart w:id="404" w:name="ref_roles_and_responsibilities"/>
+      <w:bookmarkStart w:id="406" w:name="ref_roles_and_responsibilities"/>
       <w:r>
         <w:t xml:space="preserve">AVCDL </w:t>
       </w:r>
       <w:r>
         <w:t>roles and responsibilities</w:t>
       </w:r>
-      <w:bookmarkEnd w:id="404"/>
+      <w:bookmarkEnd w:id="406"/>
       <w:r>
         <w:tab/>
       </w:r>
@@ -58587,10 +60381,10 @@
       <w:pPr>
         <w:pStyle w:val="Heading1"/>
       </w:pPr>
-      <w:bookmarkStart w:id="405" w:name="_17._Continuous_Improvement_1"/>
-      <w:bookmarkStart w:id="406" w:name="avcdl-continuous-improvement-progress"/>
-      <w:bookmarkStart w:id="407" w:name="_Toc229046622"/>
-      <w:bookmarkEnd w:id="405"/>
+      <w:bookmarkStart w:id="407" w:name="_17._Continuous_Improvement_1"/>
+      <w:bookmarkStart w:id="408" w:name="avcdl-continuous-improvement-progress"/>
+      <w:bookmarkStart w:id="409" w:name="_Toc233889015"/>
+      <w:bookmarkEnd w:id="407"/>
       <w:r>
         <w:lastRenderedPageBreak/>
         <w:t>1</w:t>
@@ -58601,11 +60395,11 @@
       <w:r>
         <w:t>. Continuous Improvement Progress</w:t>
       </w:r>
-      <w:bookmarkEnd w:id="406"/>
+      <w:bookmarkEnd w:id="408"/>
       <w:r>
         <w:t xml:space="preserve"> Summary Example</w:t>
       </w:r>
-      <w:bookmarkEnd w:id="407"/>
+      <w:bookmarkEnd w:id="409"/>
     </w:p>
     <w:p>
       <w:pPr>
@@ -58675,8 +60469,8 @@
       <w:pPr>
         <w:pStyle w:val="Caption"/>
       </w:pPr>
-      <w:bookmarkStart w:id="408" w:name="_Toc52456295"/>
-      <w:bookmarkStart w:id="409" w:name="_Toc229046629"/>
+      <w:bookmarkStart w:id="410" w:name="_Toc52456295"/>
+      <w:bookmarkStart w:id="411" w:name="_Toc229046629"/>
       <w:r>
         <w:t xml:space="preserve">Table </w:t>
       </w:r>
@@ -58709,12 +60503,12 @@
       <w:r>
         <w:t>xample</w:t>
       </w:r>
-      <w:bookmarkStart w:id="410" w:name="_18._AVCDL_Product"/>
-      <w:bookmarkStart w:id="411" w:name="_19._AVCDL_Training"/>
-      <w:bookmarkEnd w:id="408"/>
-      <w:bookmarkEnd w:id="409"/>
+      <w:bookmarkStart w:id="412" w:name="_18._AVCDL_Product"/>
+      <w:bookmarkStart w:id="413" w:name="_19._AVCDL_Training"/>
       <w:bookmarkEnd w:id="410"/>
       <w:bookmarkEnd w:id="411"/>
+      <w:bookmarkEnd w:id="412"/>
+      <w:bookmarkEnd w:id="413"/>
     </w:p>
     <w:sectPr>
       <w:headerReference w:type="default" r:id="rId100"/>
